--- a/Vize - Proje 2 Veritabanı Güvenliği ve Erişim Kontrolü/Proje 3 Raporu.docx
+++ b/Vize - Proje 2 Veritabanı Güvenliği ve Erişim Kontrolü/Proje 3 Raporu.docx
@@ -263,51 +263,74 @@
         </w:rPr>
         <w:t>Vize 2. Proje</w:t>
       </w:r>
+    </w:p>
+    <w:p>
+      <w:pPr>
+        <w:spacing w:after="360"/>
+        <w:jc w:val="center"/>
+        <w:rPr>
+          <w:rFonts w:ascii="Tahoma-Bold" w:hAnsi="Tahoma-Bold" w:cs="Tahoma-Bold"/>
+          <w:b/>
+          <w:bCs/>
+          <w:sz w:val="27"/>
+          <w:szCs w:val="27"/>
+        </w:rPr>
+      </w:pPr>
+      <w:r>
+        <w:rPr>
+          <w:rFonts w:ascii="Tahoma-Bold" w:hAnsi="Tahoma-Bold" w:cs="Tahoma-Bold"/>
+          <w:b/>
+          <w:bCs/>
+          <w:sz w:val="27"/>
+          <w:szCs w:val="27"/>
+        </w:rPr>
+        <w:t xml:space="preserve"> Veri</w:t>
+      </w:r>
+      <w:r>
+        <w:rPr>
+          <w:rFonts w:ascii="Tahoma-Bold" w:hAnsi="Tahoma-Bold" w:cs="Tahoma-Bold"/>
+          <w:b/>
+          <w:bCs/>
+          <w:sz w:val="27"/>
+          <w:szCs w:val="27"/>
+        </w:rPr>
+        <w:t xml:space="preserve"> T</w:t>
+      </w:r>
+      <w:r>
+        <w:rPr>
+          <w:rFonts w:ascii="Tahoma-Bold" w:hAnsi="Tahoma-Bold" w:cs="Tahoma-Bold"/>
+          <w:b/>
+          <w:bCs/>
+          <w:sz w:val="27"/>
+          <w:szCs w:val="27"/>
+        </w:rPr>
+        <w:t>abanı Güvenliği ve Erişim Kontrolü</w:t>
+      </w:r>
+    </w:p>
+    <w:p>
+      <w:pPr>
+        <w:spacing w:after="360"/>
+        <w:jc w:val="center"/>
+        <w:rPr>
+          <w:rFonts w:ascii="Tahoma-Bold" w:hAnsi="Tahoma-Bold" w:cs="Tahoma-Bold"/>
+          <w:b/>
+          <w:bCs/>
+          <w:sz w:val="27"/>
+          <w:szCs w:val="27"/>
+        </w:rPr>
+      </w:pPr>
+      <w:r>
+        <w:rPr>
+          <w:rFonts w:ascii="Tahoma-Bold" w:hAnsi="Tahoma-Bold" w:cs="Tahoma-Bold"/>
+          <w:b/>
+          <w:bCs/>
+          <w:sz w:val="27"/>
+          <w:szCs w:val="27"/>
+        </w:rPr>
+        <w:t>https://github.com/zeyneph61/Ag-Tabanli-Paralel-Dagitim-Sistemleri-Projeleri</w:t>
+      </w:r>
       <w:bookmarkStart w:id="0" w:name="_GoBack"/>
       <w:bookmarkEnd w:id="0"/>
-    </w:p>
-    <w:p>
-      <w:pPr>
-        <w:spacing w:after="360"/>
-        <w:jc w:val="center"/>
-        <w:rPr>
-          <w:rFonts w:ascii="Tahoma-Bold" w:hAnsi="Tahoma-Bold" w:cs="Tahoma-Bold"/>
-          <w:b/>
-          <w:bCs/>
-          <w:sz w:val="27"/>
-          <w:szCs w:val="27"/>
-        </w:rPr>
-      </w:pPr>
-      <w:r>
-        <w:rPr>
-          <w:rFonts w:ascii="Tahoma-Bold" w:hAnsi="Tahoma-Bold" w:cs="Tahoma-Bold"/>
-          <w:b/>
-          <w:bCs/>
-          <w:sz w:val="27"/>
-          <w:szCs w:val="27"/>
-        </w:rPr>
-        <w:t xml:space="preserve"> Veri</w:t>
-      </w:r>
-      <w:r>
-        <w:rPr>
-          <w:rFonts w:ascii="Tahoma-Bold" w:hAnsi="Tahoma-Bold" w:cs="Tahoma-Bold"/>
-          <w:b/>
-          <w:bCs/>
-          <w:sz w:val="27"/>
-          <w:szCs w:val="27"/>
-        </w:rPr>
-        <w:t xml:space="preserve"> T</w:t>
-      </w:r>
-      <w:r>
-        <w:rPr>
-          <w:rFonts w:ascii="Tahoma-Bold" w:hAnsi="Tahoma-Bold" w:cs="Tahoma-Bold"/>
-          <w:b/>
-          <w:bCs/>
-          <w:sz w:val="27"/>
-          <w:szCs w:val="27"/>
-        </w:rPr>
-        <w:t>abanı Güvenliği ve Erişim Kontrolü</w:t>
-      </w:r>
     </w:p>
     <w:p>
       <w:pPr>
@@ -2743,23 +2766,7 @@
     </w:p>
     <w:p>
       <w:r>
-        <w:t xml:space="preserve">Bu proje Microsoft SQL Server 2022 üzerinde çalışan </w:t>
-      </w:r>
-      <w:proofErr w:type="spellStart"/>
-      <w:r>
-        <w:t>Northwind</w:t>
-      </w:r>
-      <w:proofErr w:type="spellEnd"/>
-      <w:r>
-        <w:t xml:space="preserve"> </w:t>
-      </w:r>
-      <w:proofErr w:type="spellStart"/>
-      <w:r>
-        <w:t>veritabanı</w:t>
-      </w:r>
-      <w:proofErr w:type="spellEnd"/>
-      <w:r>
-        <w:t xml:space="preserve"> üzerinde kapsamlı bir güvenlik altyapısının tasarlanması ve</w:t>
+        <w:t>Bu proje Microsoft SQL Server 2022 üzerinde çalışan Northwind veritabanı üzerinde kapsamlı bir güvenlik altyapısının tasarlanması ve</w:t>
       </w:r>
       <w:r>
         <w:t xml:space="preserve"> uygulanmasını konu almaktadır.</w:t>
@@ -2768,31 +2775,7 @@
     <w:p/>
     <w:p>
       <w:r>
-        <w:t xml:space="preserve">Proje kapsamında dört temel güvenlik konusu ele alınmıştır: kullanıcı erişim yönetimi, veri şifreleme (TDE), SQL </w:t>
-      </w:r>
-      <w:proofErr w:type="spellStart"/>
-      <w:r>
-        <w:t>Injection</w:t>
-      </w:r>
-      <w:proofErr w:type="spellEnd"/>
-      <w:r>
-        <w:t xml:space="preserve"> saldırılarına karşı koruma ve </w:t>
-      </w:r>
-      <w:proofErr w:type="spellStart"/>
-      <w:r>
-        <w:t>audit</w:t>
-      </w:r>
-      <w:proofErr w:type="spellEnd"/>
-      <w:r>
-        <w:t xml:space="preserve"> </w:t>
-      </w:r>
-      <w:proofErr w:type="spellStart"/>
-      <w:r>
-        <w:t>logları</w:t>
-      </w:r>
-      <w:proofErr w:type="spellEnd"/>
-      <w:r>
-        <w:t xml:space="preserve"> ile kullanıcı aktiviteler</w:t>
+        <w:t>Proje kapsamında dört temel güvenlik konusu ele alınmıştır: kullanıcı erişim yönetimi, veri şifreleme (TDE), SQL Injection saldırılarına karşı koruma ve audit logları ile kullanıcı aktiviteler</w:t>
       </w:r>
       <w:r>
         <w:t>inin izlenmesi.</w:t>
@@ -2811,45 +2794,19 @@
     </w:p>
     <w:p/>
     <w:p>
-      <w:proofErr w:type="spellStart"/>
-      <w:r>
-        <w:t>Veritabanı</w:t>
-      </w:r>
-      <w:proofErr w:type="spellEnd"/>
-      <w:r>
-        <w:t xml:space="preserve"> Sistemi: Microsoft SQL Server 2022 Developer Edition, Sürüm 16.0.1000.6</w:t>
-      </w:r>
-    </w:p>
-    <w:p>
-      <w:r>
-        <w:t xml:space="preserve">Yönetim Aracı: SQL Server Management </w:t>
-      </w:r>
-      <w:proofErr w:type="spellStart"/>
-      <w:r>
-        <w:t>Studio</w:t>
-      </w:r>
-      <w:proofErr w:type="spellEnd"/>
-      <w:r>
-        <w:t xml:space="preserve"> (SSMS)</w:t>
-      </w:r>
-    </w:p>
-    <w:p>
-      <w:r>
-        <w:t xml:space="preserve">Örnek </w:t>
-      </w:r>
-      <w:proofErr w:type="spellStart"/>
-      <w:r>
-        <w:t>Veritabanı</w:t>
-      </w:r>
-      <w:proofErr w:type="spellEnd"/>
-      <w:r>
-        <w:t xml:space="preserve">: </w:t>
-      </w:r>
-      <w:proofErr w:type="spellStart"/>
-      <w:r>
-        <w:t>Northwind</w:t>
-      </w:r>
-      <w:proofErr w:type="spellEnd"/>
+      <w:r>
+        <w:t>Veritabanı Sistemi: Microsoft SQL Server 2022 Developer Edition, Sürüm 16.0.1000.6</w:t>
+      </w:r>
+    </w:p>
+    <w:p>
+      <w:r>
+        <w:t>Yönetim Aracı: SQL Server Management Studio (SSMS)</w:t>
+      </w:r>
+    </w:p>
+    <w:p>
+      <w:r>
+        <w:t>Örnek Veritabanı: Northwind</w:t>
+      </w:r>
     </w:p>
     <w:p/>
     <w:p/>
@@ -2899,77 +2856,7 @@
         <w:rPr>
           <w:lang w:eastAsia="tr-TR"/>
         </w:rPr>
-        <w:t xml:space="preserve">Bu projenin amacı, Microsoft SQL Server üzerinde gerçek bir </w:t>
-      </w:r>
-      <w:proofErr w:type="spellStart"/>
-      <w:r>
-        <w:rPr>
-          <w:lang w:eastAsia="tr-TR"/>
-        </w:rPr>
-        <w:t>veritabanı</w:t>
-      </w:r>
-      <w:proofErr w:type="spellEnd"/>
-      <w:r>
-        <w:rPr>
-          <w:lang w:eastAsia="tr-TR"/>
-        </w:rPr>
-        <w:t xml:space="preserve"> güvenlik altyapısı tasarlamak ve uygulamalı olarak test etmektir. Proje kapsamında ele alınan güvenlik konuları — erişim yönetimi, veri şifreleme, SQL </w:t>
-      </w:r>
-      <w:proofErr w:type="spellStart"/>
-      <w:r>
-        <w:rPr>
-          <w:lang w:eastAsia="tr-TR"/>
-        </w:rPr>
-        <w:t>Injection</w:t>
-      </w:r>
-      <w:proofErr w:type="spellEnd"/>
-      <w:r>
-        <w:rPr>
-          <w:lang w:eastAsia="tr-TR"/>
-        </w:rPr>
-        <w:t xml:space="preserve"> koruması, </w:t>
-      </w:r>
-      <w:proofErr w:type="spellStart"/>
-      <w:r>
-        <w:rPr>
-          <w:lang w:eastAsia="tr-TR"/>
-        </w:rPr>
-        <w:t>audit</w:t>
-      </w:r>
-      <w:proofErr w:type="spellEnd"/>
-      <w:r>
-        <w:rPr>
-          <w:lang w:eastAsia="tr-TR"/>
-        </w:rPr>
-        <w:t xml:space="preserve"> </w:t>
-      </w:r>
-      <w:proofErr w:type="spellStart"/>
-      <w:r>
-        <w:rPr>
-          <w:lang w:eastAsia="tr-TR"/>
-        </w:rPr>
-        <w:t>logları</w:t>
-      </w:r>
-      <w:proofErr w:type="spellEnd"/>
-      <w:r>
-        <w:rPr>
-          <w:lang w:eastAsia="tr-TR"/>
-        </w:rPr>
-        <w:t xml:space="preserve"> ve güvenlik duvarı yönetimi — modern </w:t>
-      </w:r>
-      <w:proofErr w:type="spellStart"/>
-      <w:r>
-        <w:rPr>
-          <w:lang w:eastAsia="tr-TR"/>
-        </w:rPr>
-        <w:t>veritabanı</w:t>
-      </w:r>
-      <w:proofErr w:type="spellEnd"/>
-      <w:r>
-        <w:rPr>
-          <w:lang w:eastAsia="tr-TR"/>
-        </w:rPr>
-        <w:t xml:space="preserve"> sistemlerinde karşılaşılan başlıca güvenlik tehditlerini yansıtmaktadır. Her konu teorik anlatımla sınırlı kalmayıp SQL sorguları ve sistem yapılandırmaları ile uygulanmış, sonuçlar ekran çıktıları ile doğrulanmıştır.</w:t>
+        <w:t>Bu projenin amacı, Microsoft SQL Server üzerinde gerçek bir veritabanı güvenlik altyapısı tasarlamak ve uygulamalı olarak test etmektir. Proje kapsamında ele alınan güvenlik konuları — erişim yönetimi, veri şifreleme, SQL Injection koruması, audit logları ve güvenlik duvarı yönetimi — modern veritabanı sistemlerinde karşılaşılan başlıca güvenlik tehditlerini yansıtmaktadır. Her konu teorik anlatımla sınırlı kalmayıp SQL sorguları ve sistem yapılandırmaları ile uygulanmış, sonuçlar ekran çıktıları ile doğrulanmıştır.</w:t>
       </w:r>
     </w:p>
     <w:p>
@@ -3109,193 +2996,49 @@
         <w:rPr>
           <w:lang w:eastAsia="tr-TR"/>
         </w:rPr>
-        <w:t xml:space="preserve"> </w:t>
-      </w:r>
-      <w:proofErr w:type="spellStart"/>
-      <w:r>
-        <w:rPr>
-          <w:lang w:eastAsia="tr-TR"/>
-        </w:rPr>
-        <w:t>Veritabanı</w:t>
-      </w:r>
-      <w:proofErr w:type="spellEnd"/>
-      <w:r>
-        <w:rPr>
-          <w:lang w:eastAsia="tr-TR"/>
-        </w:rPr>
-        <w:t xml:space="preserve"> dosyaları </w:t>
-      </w:r>
-      <w:proofErr w:type="spellStart"/>
-      <w:r>
-        <w:rPr>
-          <w:lang w:eastAsia="tr-TR"/>
-        </w:rPr>
-        <w:t>Transparent</w:t>
-      </w:r>
-      <w:proofErr w:type="spellEnd"/>
-      <w:r>
-        <w:rPr>
-          <w:lang w:eastAsia="tr-TR"/>
-        </w:rPr>
-        <w:t xml:space="preserve"> Data </w:t>
-      </w:r>
-      <w:proofErr w:type="spellStart"/>
-      <w:r>
-        <w:rPr>
-          <w:lang w:eastAsia="tr-TR"/>
-        </w:rPr>
-        <w:t>Encryption</w:t>
-      </w:r>
-      <w:proofErr w:type="spellEnd"/>
-      <w:r>
-        <w:rPr>
-          <w:lang w:eastAsia="tr-TR"/>
-        </w:rPr>
-        <w:t xml:space="preserve"> ile disk üzerinde şifrelenmiştir.</w:t>
-      </w:r>
-    </w:p>
-    <w:p>
-      <w:pPr>
-        <w:rPr>
-          <w:lang w:eastAsia="tr-TR"/>
-        </w:rPr>
-      </w:pPr>
-      <w:r>
-        <w:rPr>
-          <w:b/>
-          <w:bCs/>
-          <w:lang w:eastAsia="tr-TR"/>
-        </w:rPr>
-        <w:t xml:space="preserve">SQL </w:t>
-      </w:r>
-      <w:proofErr w:type="spellStart"/>
-      <w:r>
-        <w:rPr>
-          <w:b/>
-          <w:bCs/>
-          <w:lang w:eastAsia="tr-TR"/>
-        </w:rPr>
-        <w:t>Injection</w:t>
-      </w:r>
-      <w:proofErr w:type="spellEnd"/>
-      <w:r>
-        <w:rPr>
-          <w:b/>
-          <w:bCs/>
-          <w:lang w:eastAsia="tr-TR"/>
-        </w:rPr>
-        <w:t xml:space="preserve"> Testleri:</w:t>
-      </w:r>
-      <w:r>
-        <w:rPr>
-          <w:lang w:eastAsia="tr-TR"/>
-        </w:rPr>
-        <w:t xml:space="preserve"> Savunmasız ve güvenli </w:t>
-      </w:r>
-      <w:proofErr w:type="spellStart"/>
-      <w:r>
-        <w:rPr>
-          <w:lang w:eastAsia="tr-TR"/>
-        </w:rPr>
-        <w:t>stored</w:t>
-      </w:r>
-      <w:proofErr w:type="spellEnd"/>
-      <w:r>
-        <w:rPr>
-          <w:lang w:eastAsia="tr-TR"/>
-        </w:rPr>
-        <w:t xml:space="preserve"> </w:t>
-      </w:r>
-      <w:proofErr w:type="spellStart"/>
-      <w:r>
-        <w:rPr>
-          <w:lang w:eastAsia="tr-TR"/>
-        </w:rPr>
-        <w:t>procedure'lar</w:t>
-      </w:r>
-      <w:proofErr w:type="spellEnd"/>
-      <w:r>
-        <w:rPr>
-          <w:lang w:eastAsia="tr-TR"/>
-        </w:rPr>
-        <w:t xml:space="preserve"> karşılaştırılmış, kalıcı koruma önlemleri uygulanmıştır.</w:t>
-      </w:r>
-    </w:p>
-    <w:p>
-      <w:pPr>
-        <w:rPr>
-          <w:lang w:eastAsia="tr-TR"/>
-        </w:rPr>
-      </w:pPr>
-      <w:proofErr w:type="spellStart"/>
-      <w:r>
-        <w:rPr>
-          <w:b/>
-          <w:bCs/>
-          <w:lang w:eastAsia="tr-TR"/>
-        </w:rPr>
-        <w:t>Audit</w:t>
-      </w:r>
-      <w:proofErr w:type="spellEnd"/>
-      <w:r>
-        <w:rPr>
-          <w:b/>
-          <w:bCs/>
-          <w:lang w:eastAsia="tr-TR"/>
-        </w:rPr>
-        <w:t xml:space="preserve"> </w:t>
-      </w:r>
-      <w:proofErr w:type="spellStart"/>
-      <w:r>
-        <w:rPr>
-          <w:b/>
-          <w:bCs/>
-          <w:lang w:eastAsia="tr-TR"/>
-        </w:rPr>
-        <w:t>Logları</w:t>
-      </w:r>
-      <w:proofErr w:type="spellEnd"/>
-      <w:r>
-        <w:rPr>
-          <w:b/>
-          <w:bCs/>
-          <w:lang w:eastAsia="tr-TR"/>
-        </w:rPr>
-        <w:t>:</w:t>
-      </w:r>
-      <w:r>
-        <w:rPr>
-          <w:lang w:eastAsia="tr-TR"/>
-        </w:rPr>
-        <w:t xml:space="preserve"> Kullanıcı aktiviteleri SQL Server </w:t>
-      </w:r>
-      <w:proofErr w:type="spellStart"/>
-      <w:r>
-        <w:rPr>
-          <w:lang w:eastAsia="tr-TR"/>
-        </w:rPr>
-        <w:t>Audit</w:t>
-      </w:r>
-      <w:proofErr w:type="spellEnd"/>
-      <w:r>
-        <w:rPr>
-          <w:lang w:eastAsia="tr-TR"/>
-        </w:rPr>
-        <w:t xml:space="preserve"> ile izlenmiş ve </w:t>
-      </w:r>
-      <w:proofErr w:type="spellStart"/>
-      <w:r>
-        <w:rPr>
-          <w:lang w:eastAsia="tr-TR"/>
-        </w:rPr>
-        <w:t>loglar</w:t>
-      </w:r>
-      <w:proofErr w:type="spellEnd"/>
-      <w:r>
-        <w:rPr>
-          <w:lang w:eastAsia="tr-TR"/>
-        </w:rPr>
-        <w:t xml:space="preserve"> sorgulanmıştır.</w:t>
+        <w:t xml:space="preserve"> Veritabanı dosyaları Transparent Data Encryption ile disk üzerinde şifrelenmiştir.</w:t>
+      </w:r>
+    </w:p>
+    <w:p>
+      <w:pPr>
+        <w:rPr>
+          <w:lang w:eastAsia="tr-TR"/>
+        </w:rPr>
+      </w:pPr>
+      <w:r>
+        <w:rPr>
+          <w:b/>
+          <w:bCs/>
+          <w:lang w:eastAsia="tr-TR"/>
+        </w:rPr>
+        <w:t>SQL Injection Testleri:</w:t>
+      </w:r>
+      <w:r>
+        <w:rPr>
+          <w:lang w:eastAsia="tr-TR"/>
+        </w:rPr>
+        <w:t xml:space="preserve"> Savunmasız ve güvenli stored procedure'lar karşılaştırılmış, kalıcı koruma önlemleri uygulanmıştır.</w:t>
+      </w:r>
+    </w:p>
+    <w:p>
+      <w:pPr>
+        <w:rPr>
+          <w:lang w:eastAsia="tr-TR"/>
+        </w:rPr>
+      </w:pPr>
+      <w:r>
+        <w:rPr>
+          <w:b/>
+          <w:bCs/>
+          <w:lang w:eastAsia="tr-TR"/>
+        </w:rPr>
+        <w:t>Audit Logları:</w:t>
+      </w:r>
+      <w:r>
+        <w:rPr>
+          <w:lang w:eastAsia="tr-TR"/>
+        </w:rPr>
+        <w:t xml:space="preserve"> Kullanıcı aktiviteleri SQL Server Audit ile izlenmiş ve loglar sorgulanmıştır.</w:t>
       </w:r>
     </w:p>
     <w:p>
@@ -3316,21 +3059,7 @@
         <w:rPr>
           <w:lang w:eastAsia="tr-TR"/>
         </w:rPr>
-        <w:t xml:space="preserve"> SQL </w:t>
-      </w:r>
-      <w:proofErr w:type="spellStart"/>
-      <w:r>
-        <w:rPr>
-          <w:lang w:eastAsia="tr-TR"/>
-        </w:rPr>
-        <w:t>Server'ın</w:t>
-      </w:r>
-      <w:proofErr w:type="spellEnd"/>
-      <w:r>
-        <w:rPr>
-          <w:lang w:eastAsia="tr-TR"/>
-        </w:rPr>
-        <w:t xml:space="preserve"> dinlediği TCP 1433 portu güvenlik duvarı kurallarıyla kısıtlanmıştır.</w:t>
+        <w:t xml:space="preserve"> SQL Server'ın dinlediği TCP 1433 portu güvenlik duvarı kurallarıyla kısıtlanmıştır.</w:t>
       </w:r>
     </w:p>
     <w:p/>
@@ -3349,15 +3078,7 @@
     </w:p>
     <w:p>
       <w:r>
-        <w:t xml:space="preserve">Projeye başlamadan önce sistemdeki mevcut </w:t>
-      </w:r>
-      <w:proofErr w:type="spellStart"/>
-      <w:r>
-        <w:t>login'ler</w:t>
-      </w:r>
-      <w:proofErr w:type="spellEnd"/>
-      <w:r>
-        <w:t xml:space="preserve"> sorgulanmıştır:</w:t>
+        <w:t>Projeye başlamadan önce sistemdeki mevcut login'ler sorgulanmıştır:</w:t>
       </w:r>
     </w:p>
     <w:p>
@@ -3380,20 +3101,8 @@
           <w:szCs w:val="21"/>
           <w:lang w:eastAsia="tr-TR"/>
         </w:rPr>
-        <w:t>```</w:t>
-      </w:r>
-      <w:proofErr w:type="spellStart"/>
-      <w:r>
-        <w:rPr>
-          <w:rFonts w:ascii="Consolas" w:eastAsia="Times New Roman" w:hAnsi="Consolas" w:cs="Times New Roman"/>
-          <w:color w:val="F09483"/>
-          <w:sz w:val="21"/>
-          <w:szCs w:val="21"/>
-          <w:lang w:eastAsia="tr-TR"/>
-        </w:rPr>
-        <w:t>sql</w:t>
-      </w:r>
-      <w:proofErr w:type="spellEnd"/>
+        <w:t>```sql</w:t>
+      </w:r>
     </w:p>
     <w:p>
       <w:pPr>
@@ -3451,7 +3160,6 @@
         </w:rPr>
         <w:t xml:space="preserve">, </w:t>
       </w:r>
-      <w:proofErr w:type="spellStart"/>
       <w:r>
         <w:rPr>
           <w:rFonts w:ascii="Consolas" w:eastAsia="Times New Roman" w:hAnsi="Consolas" w:cs="Times New Roman"/>
@@ -3464,29 +3172,16 @@
         </w:rPr>
         <w:t>type_desc</w:t>
       </w:r>
-      <w:proofErr w:type="spellEnd"/>
-      <w:r>
-        <w:rPr>
-          <w:rFonts w:ascii="Consolas" w:eastAsia="Times New Roman" w:hAnsi="Consolas" w:cs="Times New Roman"/>
-          <w:color w:val="F09483"/>
-          <w:sz w:val="21"/>
-          <w:szCs w:val="21"/>
-          <w:lang w:eastAsia="tr-TR"/>
-        </w:rPr>
-        <w:t xml:space="preserve">, </w:t>
-      </w:r>
-      <w:proofErr w:type="spellStart"/>
-      <w:r>
-        <w:rPr>
-          <w:rFonts w:ascii="Consolas" w:eastAsia="Times New Roman" w:hAnsi="Consolas" w:cs="Times New Roman"/>
-          <w:color w:val="F09483"/>
-          <w:sz w:val="21"/>
-          <w:szCs w:val="21"/>
-          <w:lang w:eastAsia="tr-TR"/>
-        </w:rPr>
-        <w:t>is_disabled</w:t>
-      </w:r>
-      <w:proofErr w:type="spellEnd"/>
+      <w:r>
+        <w:rPr>
+          <w:rFonts w:ascii="Consolas" w:eastAsia="Times New Roman" w:hAnsi="Consolas" w:cs="Times New Roman"/>
+          <w:color w:val="F09483"/>
+          <w:sz w:val="21"/>
+          <w:szCs w:val="21"/>
+          <w:lang w:eastAsia="tr-TR"/>
+        </w:rPr>
+        <w:t>, is_disabled</w:t>
+      </w:r>
     </w:p>
     <w:p>
       <w:pPr>
@@ -3520,32 +3215,8 @@
           <w:szCs w:val="21"/>
           <w:lang w:eastAsia="tr-TR"/>
         </w:rPr>
-        <w:t xml:space="preserve"> </w:t>
-      </w:r>
-      <w:proofErr w:type="spellStart"/>
-      <w:proofErr w:type="gramStart"/>
-      <w:r>
-        <w:rPr>
-          <w:rFonts w:ascii="Consolas" w:eastAsia="Times New Roman" w:hAnsi="Consolas" w:cs="Times New Roman"/>
-          <w:color w:val="F09483"/>
-          <w:sz w:val="21"/>
-          <w:szCs w:val="21"/>
-          <w:lang w:eastAsia="tr-TR"/>
-        </w:rPr>
-        <w:t>sys.server</w:t>
-      </w:r>
-      <w:proofErr w:type="gramEnd"/>
-      <w:r>
-        <w:rPr>
-          <w:rFonts w:ascii="Consolas" w:eastAsia="Times New Roman" w:hAnsi="Consolas" w:cs="Times New Roman"/>
-          <w:color w:val="F09483"/>
-          <w:sz w:val="21"/>
-          <w:szCs w:val="21"/>
-          <w:lang w:eastAsia="tr-TR"/>
-        </w:rPr>
-        <w:t>_principals</w:t>
-      </w:r>
-      <w:proofErr w:type="spellEnd"/>
+        <w:t xml:space="preserve"> sys.server_principals</w:t>
+      </w:r>
     </w:p>
     <w:p>
       <w:pPr>
@@ -3581,7 +3252,6 @@
         </w:rPr>
         <w:t xml:space="preserve"> </w:t>
       </w:r>
-      <w:proofErr w:type="spellStart"/>
       <w:r>
         <w:rPr>
           <w:rFonts w:ascii="Consolas" w:eastAsia="Times New Roman" w:hAnsi="Consolas" w:cs="Times New Roman"/>
@@ -3594,7 +3264,6 @@
         </w:rPr>
         <w:t>type</w:t>
       </w:r>
-      <w:proofErr w:type="spellEnd"/>
       <w:r>
         <w:rPr>
           <w:rFonts w:ascii="Consolas" w:eastAsia="Times New Roman" w:hAnsi="Consolas" w:cs="Times New Roman"/>
@@ -3762,26 +3431,10 @@
     </w:p>
     <w:p>
       <w:r>
-        <w:t xml:space="preserve">Sorgu çıktısında 2 SQL </w:t>
-      </w:r>
-      <w:proofErr w:type="spellStart"/>
-      <w:r>
-        <w:t>Login</w:t>
-      </w:r>
-      <w:proofErr w:type="spellEnd"/>
-      <w:r>
-        <w:t xml:space="preserve"> ve 7 Windows </w:t>
-      </w:r>
-      <w:proofErr w:type="spellStart"/>
-      <w:r>
-        <w:t>Login'</w:t>
-      </w:r>
-      <w:r>
-        <w:t>in</w:t>
-      </w:r>
-      <w:proofErr w:type="spellEnd"/>
-      <w:r>
-        <w:t xml:space="preserve"> tanımlı olduğu görülmüştür. </w:t>
+        <w:t>Sorgu çıktısında 2 SQL Login ve 7 Windows Login'</w:t>
+      </w:r>
+      <w:r>
+        <w:t xml:space="preserve">in tanımlı olduğu görülmüştür. </w:t>
       </w:r>
     </w:p>
     <w:p/>
@@ -3877,42 +3530,16 @@
         <w:pStyle w:val="Balk2"/>
       </w:pPr>
       <w:bookmarkStart w:id="7" w:name="_Toc226638045"/>
-      <w:proofErr w:type="spellStart"/>
       <w:r>
         <w:lastRenderedPageBreak/>
-        <w:t>Authentication</w:t>
-      </w:r>
-      <w:proofErr w:type="spellEnd"/>
-      <w:r>
-        <w:t xml:space="preserve"> </w:t>
-      </w:r>
-      <w:proofErr w:type="spellStart"/>
-      <w:r>
-        <w:t>Modu</w:t>
+        <w:t>Authentication Modu</w:t>
       </w:r>
       <w:bookmarkEnd w:id="7"/>
-      <w:proofErr w:type="spellEnd"/>
     </w:p>
     <w:p/>
     <w:p>
       <w:r>
-        <w:t xml:space="preserve">SQL </w:t>
-      </w:r>
-      <w:proofErr w:type="spellStart"/>
-      <w:r>
-        <w:t>Server'ın</w:t>
-      </w:r>
-      <w:proofErr w:type="spellEnd"/>
-      <w:r>
-        <w:t xml:space="preserve"> hangi kimlik doğrulama </w:t>
-      </w:r>
-      <w:proofErr w:type="spellStart"/>
-      <w:r>
-        <w:t>modunda</w:t>
-      </w:r>
-      <w:proofErr w:type="spellEnd"/>
-      <w:r>
-        <w:t xml:space="preserve"> çalıştığı aşağıdaki sorgu ile kontrol edilmiştir:</w:t>
+        <w:t>SQL Server'ın hangi kimlik doğrulama modunda çalıştığı aşağıdaki sorgu ile kontrol edilmiştir:</w:t>
       </w:r>
     </w:p>
     <w:p>
@@ -3935,20 +3562,8 @@
           <w:szCs w:val="21"/>
           <w:lang w:eastAsia="tr-TR"/>
         </w:rPr>
-        <w:t>```</w:t>
-      </w:r>
-      <w:proofErr w:type="spellStart"/>
-      <w:r>
-        <w:rPr>
-          <w:rFonts w:ascii="Consolas" w:eastAsia="Times New Roman" w:hAnsi="Consolas" w:cs="Times New Roman"/>
-          <w:color w:val="F09483"/>
-          <w:sz w:val="21"/>
-          <w:szCs w:val="21"/>
-          <w:lang w:eastAsia="tr-TR"/>
-        </w:rPr>
-        <w:t>sql</w:t>
-      </w:r>
-      <w:proofErr w:type="spellEnd"/>
+        <w:t>```sql</w:t>
+      </w:r>
     </w:p>
     <w:p>
       <w:pPr>
@@ -3982,29 +3597,7 @@
           <w:szCs w:val="21"/>
           <w:lang w:eastAsia="tr-TR"/>
         </w:rPr>
-        <w:t xml:space="preserve"> </w:t>
-      </w:r>
-      <w:proofErr w:type="spellStart"/>
-      <w:r>
-        <w:rPr>
-          <w:rFonts w:ascii="Consolas" w:eastAsia="Times New Roman" w:hAnsi="Consolas" w:cs="Times New Roman"/>
-          <w:color w:val="F09483"/>
-          <w:sz w:val="21"/>
-          <w:szCs w:val="21"/>
-          <w:lang w:eastAsia="tr-TR"/>
-        </w:rPr>
-        <w:t>xp_loginconfig</w:t>
-      </w:r>
-      <w:proofErr w:type="spellEnd"/>
-      <w:r>
-        <w:rPr>
-          <w:rFonts w:ascii="Consolas" w:eastAsia="Times New Roman" w:hAnsi="Consolas" w:cs="Times New Roman"/>
-          <w:color w:val="F09483"/>
-          <w:sz w:val="21"/>
-          <w:szCs w:val="21"/>
-          <w:lang w:eastAsia="tr-TR"/>
-        </w:rPr>
-        <w:t xml:space="preserve"> </w:t>
+        <w:t xml:space="preserve"> xp_loginconfig </w:t>
       </w:r>
       <w:r>
         <w:rPr>
@@ -4014,51 +3607,7 @@
           <w:szCs w:val="21"/>
           <w:lang w:eastAsia="tr-TR"/>
         </w:rPr>
-        <w:t>'</w:t>
-      </w:r>
-      <w:proofErr w:type="spellStart"/>
-      <w:r>
-        <w:rPr>
-          <w:rFonts w:ascii="Consolas" w:eastAsia="Times New Roman" w:hAnsi="Consolas" w:cs="Times New Roman"/>
-          <w:color w:val="FAB795"/>
-          <w:sz w:val="21"/>
-          <w:szCs w:val="21"/>
-          <w:lang w:eastAsia="tr-TR"/>
-        </w:rPr>
-        <w:t>login</w:t>
-      </w:r>
-      <w:proofErr w:type="spellEnd"/>
-      <w:r>
-        <w:rPr>
-          <w:rFonts w:ascii="Consolas" w:eastAsia="Times New Roman" w:hAnsi="Consolas" w:cs="Times New Roman"/>
-          <w:color w:val="FAB795"/>
-          <w:sz w:val="21"/>
-          <w:szCs w:val="21"/>
-          <w:lang w:eastAsia="tr-TR"/>
-        </w:rPr>
-        <w:t xml:space="preserve"> </w:t>
-      </w:r>
-      <w:proofErr w:type="spellStart"/>
-      <w:r>
-        <w:rPr>
-          <w:rFonts w:ascii="Consolas" w:eastAsia="Times New Roman" w:hAnsi="Consolas" w:cs="Times New Roman"/>
-          <w:color w:val="FAB795"/>
-          <w:sz w:val="21"/>
-          <w:szCs w:val="21"/>
-          <w:lang w:eastAsia="tr-TR"/>
-        </w:rPr>
-        <w:t>mode</w:t>
-      </w:r>
-      <w:proofErr w:type="spellEnd"/>
-      <w:r>
-        <w:rPr>
-          <w:rFonts w:ascii="Consolas" w:eastAsia="Times New Roman" w:hAnsi="Consolas" w:cs="Times New Roman"/>
-          <w:color w:val="FAB795"/>
-          <w:sz w:val="21"/>
-          <w:szCs w:val="21"/>
-          <w:lang w:eastAsia="tr-TR"/>
-        </w:rPr>
-        <w:t>'</w:t>
+        <w:t>'login mode'</w:t>
       </w:r>
       <w:r>
         <w:rPr>
@@ -4101,47 +3650,7 @@
     </w:p>
     <w:p>
       <w:r>
-        <w:t xml:space="preserve">Sonuç: </w:t>
-      </w:r>
-      <w:proofErr w:type="spellStart"/>
-      <w:r>
-        <w:t>Login</w:t>
-      </w:r>
-      <w:proofErr w:type="spellEnd"/>
-      <w:r>
-        <w:t xml:space="preserve"> </w:t>
-      </w:r>
-      <w:proofErr w:type="spellStart"/>
-      <w:r>
-        <w:t>mode</w:t>
-      </w:r>
-      <w:proofErr w:type="spellEnd"/>
-      <w:r>
-        <w:t xml:space="preserve"> Mixed olarak yapılandırılmıştır. Bu </w:t>
-      </w:r>
-      <w:proofErr w:type="spellStart"/>
-      <w:r>
-        <w:t>mod</w:t>
-      </w:r>
-      <w:proofErr w:type="spellEnd"/>
-      <w:r>
-        <w:t xml:space="preserve"> hem SQL Server </w:t>
-      </w:r>
-      <w:proofErr w:type="spellStart"/>
-      <w:r>
-        <w:t>Authentication</w:t>
-      </w:r>
-      <w:proofErr w:type="spellEnd"/>
-      <w:r>
-        <w:t xml:space="preserve"> hem de Windows </w:t>
-      </w:r>
-      <w:proofErr w:type="spellStart"/>
-      <w:r>
-        <w:t>Authentication</w:t>
-      </w:r>
-      <w:proofErr w:type="spellEnd"/>
-      <w:r>
-        <w:t xml:space="preserve"> kullanımına izin vermektedir.</w:t>
+        <w:t>Sonuç: Login mode Mixed olarak yapılandırılmıştır. Bu mod hem SQL Server Authentication hem de Windows Authentication kullanımına izin vermektedir.</w:t>
       </w:r>
     </w:p>
     <w:p>
@@ -4296,21 +3805,12 @@
         </w:rPr>
       </w:pPr>
       <w:bookmarkStart w:id="9" w:name="_Toc226638047"/>
-      <w:proofErr w:type="spellStart"/>
       <w:r>
         <w:rPr>
           <w:rFonts w:eastAsia="Times New Roman"/>
           <w:lang w:eastAsia="tr-TR"/>
         </w:rPr>
-        <w:t>Login</w:t>
-      </w:r>
-      <w:proofErr w:type="spellEnd"/>
-      <w:r>
-        <w:rPr>
-          <w:rFonts w:eastAsia="Times New Roman"/>
-          <w:lang w:eastAsia="tr-TR"/>
-        </w:rPr>
-        <w:t xml:space="preserve"> Oluşturma</w:t>
+        <w:t>Login Oluşturma</w:t>
       </w:r>
       <w:bookmarkEnd w:id="9"/>
     </w:p>
@@ -4326,55 +3826,7 @@
           <w:color w:val="000000" w:themeColor="text1"/>
           <w:lang w:eastAsia="tr-TR"/>
         </w:rPr>
-        <w:t xml:space="preserve">Üç farklı yetki seviyesini temsil eden kullanıcı oluşturulmuştur: </w:t>
-      </w:r>
-      <w:proofErr w:type="spellStart"/>
-      <w:r>
-        <w:rPr>
-          <w:color w:val="000000" w:themeColor="text1"/>
-          <w:lang w:eastAsia="tr-TR"/>
-        </w:rPr>
-        <w:t>db_admin</w:t>
-      </w:r>
-      <w:proofErr w:type="spellEnd"/>
-      <w:r>
-        <w:rPr>
-          <w:color w:val="000000" w:themeColor="text1"/>
-          <w:lang w:eastAsia="tr-TR"/>
-        </w:rPr>
-        <w:t xml:space="preserve"> tam yetkili yönetici, </w:t>
-      </w:r>
-      <w:proofErr w:type="spellStart"/>
-      <w:r>
-        <w:rPr>
-          <w:color w:val="000000" w:themeColor="text1"/>
-          <w:lang w:eastAsia="tr-TR"/>
-        </w:rPr>
-        <w:t>db_readonly</w:t>
-      </w:r>
-      <w:proofErr w:type="spellEnd"/>
-      <w:r>
-        <w:rPr>
-          <w:color w:val="000000" w:themeColor="text1"/>
-          <w:lang w:eastAsia="tr-TR"/>
-        </w:rPr>
-        <w:t xml:space="preserve"> yalnızca okuma yapabilen kullanıcı, </w:t>
-      </w:r>
-      <w:proofErr w:type="spellStart"/>
-      <w:r>
-        <w:rPr>
-          <w:color w:val="000000" w:themeColor="text1"/>
-          <w:lang w:eastAsia="tr-TR"/>
-        </w:rPr>
-        <w:t>db_dataentry</w:t>
-      </w:r>
-      <w:proofErr w:type="spellEnd"/>
-      <w:r>
-        <w:rPr>
-          <w:color w:val="000000" w:themeColor="text1"/>
-          <w:lang w:eastAsia="tr-TR"/>
-        </w:rPr>
-        <w:t xml:space="preserve"> ise veri okuma ve ekleme yetkisine sahip kullanıcıdır.</w:t>
+        <w:t>Üç farklı yetki seviyesini temsil eden kullanıcı oluşturulmuştur: db_admin tam yetkili yönetici, db_readonly yalnızca okuma yapabilen kullanıcı, db_dataentry ise veri okuma ve ekleme yetkisine sahip kullanıcıdır.</w:t>
       </w:r>
     </w:p>
     <w:p>
@@ -4411,7 +3863,6 @@
         </w:rPr>
         <w:t xml:space="preserve"> </w:t>
       </w:r>
-      <w:proofErr w:type="spellStart"/>
       <w:r>
         <w:rPr>
           <w:rFonts w:ascii="Consolas" w:eastAsia="Times New Roman" w:hAnsi="Consolas" w:cs="Times New Roman"/>
@@ -4424,7 +3875,6 @@
         </w:rPr>
         <w:t>master</w:t>
       </w:r>
-      <w:proofErr w:type="spellEnd"/>
       <w:r>
         <w:rPr>
           <w:rFonts w:ascii="Consolas" w:eastAsia="Times New Roman" w:hAnsi="Consolas" w:cs="Times New Roman"/>
@@ -4490,29 +3940,7 @@
           <w:szCs w:val="21"/>
           <w:lang w:eastAsia="tr-TR"/>
         </w:rPr>
-        <w:t xml:space="preserve"> </w:t>
-      </w:r>
-      <w:proofErr w:type="spellStart"/>
-      <w:r>
-        <w:rPr>
-          <w:rFonts w:ascii="Consolas" w:eastAsia="Times New Roman" w:hAnsi="Consolas" w:cs="Times New Roman"/>
-          <w:color w:val="F09483"/>
-          <w:sz w:val="21"/>
-          <w:szCs w:val="21"/>
-          <w:lang w:eastAsia="tr-TR"/>
-        </w:rPr>
-        <w:t>db_admin</w:t>
-      </w:r>
-      <w:proofErr w:type="spellEnd"/>
-      <w:r>
-        <w:rPr>
-          <w:rFonts w:ascii="Consolas" w:eastAsia="Times New Roman" w:hAnsi="Consolas" w:cs="Times New Roman"/>
-          <w:color w:val="F09483"/>
-          <w:sz w:val="21"/>
-          <w:szCs w:val="21"/>
-          <w:lang w:eastAsia="tr-TR"/>
-        </w:rPr>
-        <w:t xml:space="preserve"> </w:t>
+        <w:t xml:space="preserve"> db_admin </w:t>
       </w:r>
       <w:r>
         <w:rPr>
@@ -4655,29 +4083,7 @@
           <w:szCs w:val="21"/>
           <w:lang w:eastAsia="tr-TR"/>
         </w:rPr>
-        <w:t xml:space="preserve"> </w:t>
-      </w:r>
-      <w:proofErr w:type="spellStart"/>
-      <w:r>
-        <w:rPr>
-          <w:rFonts w:ascii="Consolas" w:eastAsia="Times New Roman" w:hAnsi="Consolas" w:cs="Times New Roman"/>
-          <w:color w:val="F09483"/>
-          <w:sz w:val="21"/>
-          <w:szCs w:val="21"/>
-          <w:lang w:eastAsia="tr-TR"/>
-        </w:rPr>
-        <w:t>db_readonly</w:t>
-      </w:r>
-      <w:proofErr w:type="spellEnd"/>
-      <w:r>
-        <w:rPr>
-          <w:rFonts w:ascii="Consolas" w:eastAsia="Times New Roman" w:hAnsi="Consolas" w:cs="Times New Roman"/>
-          <w:color w:val="F09483"/>
-          <w:sz w:val="21"/>
-          <w:szCs w:val="21"/>
-          <w:lang w:eastAsia="tr-TR"/>
-        </w:rPr>
-        <w:t xml:space="preserve"> </w:t>
+        <w:t xml:space="preserve"> db_readonly </w:t>
       </w:r>
       <w:r>
         <w:rPr>
@@ -4820,20 +4226,42 @@
           <w:szCs w:val="21"/>
           <w:lang w:eastAsia="tr-TR"/>
         </w:rPr>
+        <w:t xml:space="preserve"> db_dataentry </w:t>
+      </w:r>
+      <w:r>
+        <w:rPr>
+          <w:rFonts w:ascii="Consolas" w:eastAsia="Times New Roman" w:hAnsi="Consolas" w:cs="Times New Roman"/>
+          <w:b/>
+          <w:bCs/>
+          <w:color w:val="B877DB"/>
+          <w:sz w:val="21"/>
+          <w:szCs w:val="21"/>
+          <w:lang w:eastAsia="tr-TR"/>
+        </w:rPr>
+        <w:t>WITH</w:t>
+      </w:r>
+      <w:r>
+        <w:rPr>
+          <w:rFonts w:ascii="Consolas" w:eastAsia="Times New Roman" w:hAnsi="Consolas" w:cs="Times New Roman"/>
+          <w:color w:val="F09483"/>
+          <w:sz w:val="21"/>
+          <w:szCs w:val="21"/>
+          <w:lang w:eastAsia="tr-TR"/>
+        </w:rPr>
         <w:t xml:space="preserve"> </w:t>
       </w:r>
-      <w:proofErr w:type="spellStart"/>
-      <w:r>
-        <w:rPr>
-          <w:rFonts w:ascii="Consolas" w:eastAsia="Times New Roman" w:hAnsi="Consolas" w:cs="Times New Roman"/>
-          <w:color w:val="F09483"/>
-          <w:sz w:val="21"/>
-          <w:szCs w:val="21"/>
-          <w:lang w:eastAsia="tr-TR"/>
-        </w:rPr>
-        <w:t>db_dataentry</w:t>
-      </w:r>
-      <w:proofErr w:type="spellEnd"/>
+      <w:r>
+        <w:rPr>
+          <w:rFonts w:ascii="Consolas" w:eastAsia="Times New Roman" w:hAnsi="Consolas" w:cs="Times New Roman"/>
+          <w:b/>
+          <w:bCs/>
+          <w:color w:val="B877DB"/>
+          <w:sz w:val="21"/>
+          <w:szCs w:val="21"/>
+          <w:lang w:eastAsia="tr-TR"/>
+        </w:rPr>
+        <w:t>PASSWORD</w:t>
+      </w:r>
       <w:r>
         <w:rPr>
           <w:rFonts w:ascii="Consolas" w:eastAsia="Times New Roman" w:hAnsi="Consolas" w:cs="Times New Roman"/>
@@ -4849,12 +4277,12 @@
           <w:rFonts w:ascii="Consolas" w:eastAsia="Times New Roman" w:hAnsi="Consolas" w:cs="Times New Roman"/>
           <w:b/>
           <w:bCs/>
-          <w:color w:val="B877DB"/>
-          <w:sz w:val="21"/>
-          <w:szCs w:val="21"/>
-          <w:lang w:eastAsia="tr-TR"/>
-        </w:rPr>
-        <w:t>WITH</w:t>
+          <w:color w:val="BBBBBB"/>
+          <w:sz w:val="21"/>
+          <w:szCs w:val="21"/>
+          <w:lang w:eastAsia="tr-TR"/>
+        </w:rPr>
+        <w:t>=</w:t>
       </w:r>
       <w:r>
         <w:rPr>
@@ -4869,50 +4297,6 @@
       <w:r>
         <w:rPr>
           <w:rFonts w:ascii="Consolas" w:eastAsia="Times New Roman" w:hAnsi="Consolas" w:cs="Times New Roman"/>
-          <w:b/>
-          <w:bCs/>
-          <w:color w:val="B877DB"/>
-          <w:sz w:val="21"/>
-          <w:szCs w:val="21"/>
-          <w:lang w:eastAsia="tr-TR"/>
-        </w:rPr>
-        <w:t>PASSWORD</w:t>
-      </w:r>
-      <w:r>
-        <w:rPr>
-          <w:rFonts w:ascii="Consolas" w:eastAsia="Times New Roman" w:hAnsi="Consolas" w:cs="Times New Roman"/>
-          <w:color w:val="F09483"/>
-          <w:sz w:val="21"/>
-          <w:szCs w:val="21"/>
-          <w:lang w:eastAsia="tr-TR"/>
-        </w:rPr>
-        <w:t xml:space="preserve"> </w:t>
-      </w:r>
-      <w:r>
-        <w:rPr>
-          <w:rFonts w:ascii="Consolas" w:eastAsia="Times New Roman" w:hAnsi="Consolas" w:cs="Times New Roman"/>
-          <w:b/>
-          <w:bCs/>
-          <w:color w:val="BBBBBB"/>
-          <w:sz w:val="21"/>
-          <w:szCs w:val="21"/>
-          <w:lang w:eastAsia="tr-TR"/>
-        </w:rPr>
-        <w:t>=</w:t>
-      </w:r>
-      <w:r>
-        <w:rPr>
-          <w:rFonts w:ascii="Consolas" w:eastAsia="Times New Roman" w:hAnsi="Consolas" w:cs="Times New Roman"/>
-          <w:color w:val="F09483"/>
-          <w:sz w:val="21"/>
-          <w:szCs w:val="21"/>
-          <w:lang w:eastAsia="tr-TR"/>
-        </w:rPr>
-        <w:t xml:space="preserve"> </w:t>
-      </w:r>
-      <w:r>
-        <w:rPr>
-          <w:rFonts w:ascii="Consolas" w:eastAsia="Times New Roman" w:hAnsi="Consolas" w:cs="Times New Roman"/>
           <w:color w:val="FAB795"/>
           <w:sz w:val="21"/>
           <w:szCs w:val="21"/>
@@ -4992,47 +4376,11 @@
           <w:lang w:eastAsia="tr-TR"/>
         </w:rPr>
       </w:pPr>
-      <w:proofErr w:type="spellStart"/>
-      <w:r>
-        <w:rPr>
-          <w:lang w:eastAsia="tr-TR"/>
-        </w:rPr>
-        <w:t>Login'ler</w:t>
-      </w:r>
-      <w:proofErr w:type="spellEnd"/>
-      <w:r>
-        <w:rPr>
-          <w:lang w:eastAsia="tr-TR"/>
-        </w:rPr>
-        <w:t xml:space="preserve"> </w:t>
-      </w:r>
-      <w:proofErr w:type="spellStart"/>
-      <w:r>
-        <w:rPr>
-          <w:lang w:eastAsia="tr-TR"/>
-        </w:rPr>
-        <w:t>Northwind</w:t>
-      </w:r>
-      <w:proofErr w:type="spellEnd"/>
-      <w:r>
-        <w:rPr>
-          <w:lang w:eastAsia="tr-TR"/>
-        </w:rPr>
-        <w:t xml:space="preserve"> </w:t>
-      </w:r>
-      <w:proofErr w:type="spellStart"/>
-      <w:r>
-        <w:rPr>
-          <w:lang w:eastAsia="tr-TR"/>
-        </w:rPr>
-        <w:t>veritabanına</w:t>
-      </w:r>
-      <w:proofErr w:type="spellEnd"/>
-      <w:r>
-        <w:rPr>
-          <w:lang w:eastAsia="tr-TR"/>
-        </w:rPr>
-        <w:t xml:space="preserve"> kullanıcı olarak eklenmiş ve uygun roller atanmıştır:</w:t>
+      <w:r>
+        <w:rPr>
+          <w:lang w:eastAsia="tr-TR"/>
+        </w:rPr>
+        <w:t>Login'ler Northwind veritabanına kullanıcı olarak eklenmiş ve uygun roller atanmıştır:</w:t>
       </w:r>
     </w:p>
     <w:p>
@@ -5067,29 +4415,7 @@
           <w:szCs w:val="21"/>
           <w:lang w:eastAsia="tr-TR"/>
         </w:rPr>
-        <w:t xml:space="preserve"> </w:t>
-      </w:r>
-      <w:proofErr w:type="spellStart"/>
-      <w:r>
-        <w:rPr>
-          <w:rFonts w:ascii="Consolas" w:eastAsia="Times New Roman" w:hAnsi="Consolas" w:cs="Times New Roman"/>
-          <w:color w:val="F09483"/>
-          <w:sz w:val="21"/>
-          <w:szCs w:val="21"/>
-          <w:lang w:eastAsia="tr-TR"/>
-        </w:rPr>
-        <w:t>Northwind</w:t>
-      </w:r>
-      <w:proofErr w:type="spellEnd"/>
-      <w:r>
-        <w:rPr>
-          <w:rFonts w:ascii="Consolas" w:eastAsia="Times New Roman" w:hAnsi="Consolas" w:cs="Times New Roman"/>
-          <w:color w:val="F09483"/>
-          <w:sz w:val="21"/>
-          <w:szCs w:val="21"/>
-          <w:lang w:eastAsia="tr-TR"/>
-        </w:rPr>
-        <w:t>;</w:t>
+        <w:t xml:space="preserve"> Northwind;</w:t>
       </w:r>
     </w:p>
     <w:p>
@@ -5148,7 +4474,6 @@
         </w:rPr>
         <w:t xml:space="preserve"> </w:t>
       </w:r>
-      <w:proofErr w:type="spellStart"/>
       <w:r>
         <w:rPr>
           <w:rFonts w:ascii="Consolas" w:eastAsia="Times New Roman" w:hAnsi="Consolas" w:cs="Times New Roman"/>
@@ -5159,7 +4484,6 @@
         </w:rPr>
         <w:t>db_admin</w:t>
       </w:r>
-      <w:proofErr w:type="spellEnd"/>
       <w:r>
         <w:rPr>
           <w:rFonts w:ascii="Consolas" w:eastAsia="Times New Roman" w:hAnsi="Consolas" w:cs="Times New Roman"/>
@@ -5212,29 +4536,7 @@
           <w:szCs w:val="21"/>
           <w:lang w:eastAsia="tr-TR"/>
         </w:rPr>
-        <w:t xml:space="preserve"> </w:t>
-      </w:r>
-      <w:proofErr w:type="spellStart"/>
-      <w:r>
-        <w:rPr>
-          <w:rFonts w:ascii="Consolas" w:eastAsia="Times New Roman" w:hAnsi="Consolas" w:cs="Times New Roman"/>
-          <w:color w:val="F09483"/>
-          <w:sz w:val="21"/>
-          <w:szCs w:val="21"/>
-          <w:lang w:eastAsia="tr-TR"/>
-        </w:rPr>
-        <w:t>db_admin</w:t>
-      </w:r>
-      <w:proofErr w:type="spellEnd"/>
-      <w:r>
-        <w:rPr>
-          <w:rFonts w:ascii="Consolas" w:eastAsia="Times New Roman" w:hAnsi="Consolas" w:cs="Times New Roman"/>
-          <w:color w:val="F09483"/>
-          <w:sz w:val="21"/>
-          <w:szCs w:val="21"/>
-          <w:lang w:eastAsia="tr-TR"/>
-        </w:rPr>
-        <w:t>;</w:t>
+        <w:t xml:space="preserve"> db_admin;</w:t>
       </w:r>
     </w:p>
     <w:p>
@@ -5293,7 +4595,6 @@
         </w:rPr>
         <w:t xml:space="preserve"> </w:t>
       </w:r>
-      <w:proofErr w:type="spellStart"/>
       <w:r>
         <w:rPr>
           <w:rFonts w:ascii="Consolas" w:eastAsia="Times New Roman" w:hAnsi="Consolas" w:cs="Times New Roman"/>
@@ -5304,7 +4605,6 @@
         </w:rPr>
         <w:t>db_readonly</w:t>
       </w:r>
-      <w:proofErr w:type="spellEnd"/>
       <w:r>
         <w:rPr>
           <w:rFonts w:ascii="Consolas" w:eastAsia="Times New Roman" w:hAnsi="Consolas" w:cs="Times New Roman"/>
@@ -5357,29 +4657,7 @@
           <w:szCs w:val="21"/>
           <w:lang w:eastAsia="tr-TR"/>
         </w:rPr>
-        <w:t xml:space="preserve"> </w:t>
-      </w:r>
-      <w:proofErr w:type="spellStart"/>
-      <w:r>
-        <w:rPr>
-          <w:rFonts w:ascii="Consolas" w:eastAsia="Times New Roman" w:hAnsi="Consolas" w:cs="Times New Roman"/>
-          <w:color w:val="F09483"/>
-          <w:sz w:val="21"/>
-          <w:szCs w:val="21"/>
-          <w:lang w:eastAsia="tr-TR"/>
-        </w:rPr>
-        <w:t>db_readonly</w:t>
-      </w:r>
-      <w:proofErr w:type="spellEnd"/>
-      <w:r>
-        <w:rPr>
-          <w:rFonts w:ascii="Consolas" w:eastAsia="Times New Roman" w:hAnsi="Consolas" w:cs="Times New Roman"/>
-          <w:color w:val="F09483"/>
-          <w:sz w:val="21"/>
-          <w:szCs w:val="21"/>
-          <w:lang w:eastAsia="tr-TR"/>
-        </w:rPr>
-        <w:t>;</w:t>
+        <w:t xml:space="preserve"> db_readonly;</w:t>
       </w:r>
     </w:p>
     <w:p>
@@ -5438,7 +4716,6 @@
         </w:rPr>
         <w:t xml:space="preserve"> </w:t>
       </w:r>
-      <w:proofErr w:type="spellStart"/>
       <w:r>
         <w:rPr>
           <w:rFonts w:ascii="Consolas" w:eastAsia="Times New Roman" w:hAnsi="Consolas" w:cs="Times New Roman"/>
@@ -5449,7 +4726,6 @@
         </w:rPr>
         <w:t>db_dataentry</w:t>
       </w:r>
-      <w:proofErr w:type="spellEnd"/>
       <w:r>
         <w:rPr>
           <w:rFonts w:ascii="Consolas" w:eastAsia="Times New Roman" w:hAnsi="Consolas" w:cs="Times New Roman"/>
@@ -5502,29 +4778,7 @@
           <w:szCs w:val="21"/>
           <w:lang w:eastAsia="tr-TR"/>
         </w:rPr>
-        <w:t xml:space="preserve"> </w:t>
-      </w:r>
-      <w:proofErr w:type="spellStart"/>
-      <w:r>
-        <w:rPr>
-          <w:rFonts w:ascii="Consolas" w:eastAsia="Times New Roman" w:hAnsi="Consolas" w:cs="Times New Roman"/>
-          <w:color w:val="F09483"/>
-          <w:sz w:val="21"/>
-          <w:szCs w:val="21"/>
-          <w:lang w:eastAsia="tr-TR"/>
-        </w:rPr>
-        <w:t>db_dataentry</w:t>
-      </w:r>
-      <w:proofErr w:type="spellEnd"/>
-      <w:r>
-        <w:rPr>
-          <w:rFonts w:ascii="Consolas" w:eastAsia="Times New Roman" w:hAnsi="Consolas" w:cs="Times New Roman"/>
-          <w:color w:val="F09483"/>
-          <w:sz w:val="21"/>
-          <w:szCs w:val="21"/>
-          <w:lang w:eastAsia="tr-TR"/>
-        </w:rPr>
-        <w:t>;</w:t>
+        <w:t xml:space="preserve"> db_dataentry;</w:t>
       </w:r>
     </w:p>
     <w:p>
@@ -5594,29 +4848,7 @@
           <w:szCs w:val="21"/>
           <w:lang w:eastAsia="tr-TR"/>
         </w:rPr>
-        <w:t xml:space="preserve"> </w:t>
-      </w:r>
-      <w:proofErr w:type="spellStart"/>
-      <w:r>
-        <w:rPr>
-          <w:rFonts w:ascii="Consolas" w:eastAsia="Times New Roman" w:hAnsi="Consolas" w:cs="Times New Roman"/>
-          <w:color w:val="F09483"/>
-          <w:sz w:val="21"/>
-          <w:szCs w:val="21"/>
-          <w:lang w:eastAsia="tr-TR"/>
-        </w:rPr>
-        <w:t>db_owner</w:t>
-      </w:r>
-      <w:proofErr w:type="spellEnd"/>
-      <w:r>
-        <w:rPr>
-          <w:rFonts w:ascii="Consolas" w:eastAsia="Times New Roman" w:hAnsi="Consolas" w:cs="Times New Roman"/>
-          <w:color w:val="F09483"/>
-          <w:sz w:val="21"/>
-          <w:szCs w:val="21"/>
-          <w:lang w:eastAsia="tr-TR"/>
-        </w:rPr>
-        <w:t xml:space="preserve"> </w:t>
+        <w:t xml:space="preserve"> db_owner </w:t>
       </w:r>
       <w:r>
         <w:rPr>
@@ -5638,29 +4870,7 @@
           <w:szCs w:val="21"/>
           <w:lang w:eastAsia="tr-TR"/>
         </w:rPr>
-        <w:t xml:space="preserve"> MEMBER </w:t>
-      </w:r>
-      <w:proofErr w:type="spellStart"/>
-      <w:r>
-        <w:rPr>
-          <w:rFonts w:ascii="Consolas" w:eastAsia="Times New Roman" w:hAnsi="Consolas" w:cs="Times New Roman"/>
-          <w:color w:val="F09483"/>
-          <w:sz w:val="21"/>
-          <w:szCs w:val="21"/>
-          <w:lang w:eastAsia="tr-TR"/>
-        </w:rPr>
-        <w:t>db_admin</w:t>
-      </w:r>
-      <w:proofErr w:type="spellEnd"/>
-      <w:r>
-        <w:rPr>
-          <w:rFonts w:ascii="Consolas" w:eastAsia="Times New Roman" w:hAnsi="Consolas" w:cs="Times New Roman"/>
-          <w:color w:val="F09483"/>
-          <w:sz w:val="21"/>
-          <w:szCs w:val="21"/>
-          <w:lang w:eastAsia="tr-TR"/>
-        </w:rPr>
-        <w:t>;</w:t>
+        <w:t xml:space="preserve"> MEMBER db_admin;</w:t>
       </w:r>
     </w:p>
     <w:p>
@@ -5717,29 +4927,7 @@
           <w:szCs w:val="21"/>
           <w:lang w:eastAsia="tr-TR"/>
         </w:rPr>
-        <w:t xml:space="preserve"> </w:t>
-      </w:r>
-      <w:proofErr w:type="spellStart"/>
-      <w:r>
-        <w:rPr>
-          <w:rFonts w:ascii="Consolas" w:eastAsia="Times New Roman" w:hAnsi="Consolas" w:cs="Times New Roman"/>
-          <w:color w:val="F09483"/>
-          <w:sz w:val="21"/>
-          <w:szCs w:val="21"/>
-          <w:lang w:eastAsia="tr-TR"/>
-        </w:rPr>
-        <w:t>db_datareader</w:t>
-      </w:r>
-      <w:proofErr w:type="spellEnd"/>
-      <w:r>
-        <w:rPr>
-          <w:rFonts w:ascii="Consolas" w:eastAsia="Times New Roman" w:hAnsi="Consolas" w:cs="Times New Roman"/>
-          <w:color w:val="F09483"/>
-          <w:sz w:val="21"/>
-          <w:szCs w:val="21"/>
-          <w:lang w:eastAsia="tr-TR"/>
-        </w:rPr>
-        <w:t xml:space="preserve"> </w:t>
+        <w:t xml:space="preserve"> db_datareader </w:t>
       </w:r>
       <w:r>
         <w:rPr>
@@ -5761,29 +4949,7 @@
           <w:szCs w:val="21"/>
           <w:lang w:eastAsia="tr-TR"/>
         </w:rPr>
-        <w:t xml:space="preserve"> MEMBER </w:t>
-      </w:r>
-      <w:proofErr w:type="spellStart"/>
-      <w:r>
-        <w:rPr>
-          <w:rFonts w:ascii="Consolas" w:eastAsia="Times New Roman" w:hAnsi="Consolas" w:cs="Times New Roman"/>
-          <w:color w:val="F09483"/>
-          <w:sz w:val="21"/>
-          <w:szCs w:val="21"/>
-          <w:lang w:eastAsia="tr-TR"/>
-        </w:rPr>
-        <w:t>db_readonly</w:t>
-      </w:r>
-      <w:proofErr w:type="spellEnd"/>
-      <w:r>
-        <w:rPr>
-          <w:rFonts w:ascii="Consolas" w:eastAsia="Times New Roman" w:hAnsi="Consolas" w:cs="Times New Roman"/>
-          <w:color w:val="F09483"/>
-          <w:sz w:val="21"/>
-          <w:szCs w:val="21"/>
-          <w:lang w:eastAsia="tr-TR"/>
-        </w:rPr>
-        <w:t>;</w:t>
+        <w:t xml:space="preserve"> MEMBER db_readonly;</w:t>
       </w:r>
     </w:p>
     <w:p>
@@ -5840,29 +5006,7 @@
           <w:szCs w:val="21"/>
           <w:lang w:eastAsia="tr-TR"/>
         </w:rPr>
-        <w:t xml:space="preserve"> </w:t>
-      </w:r>
-      <w:proofErr w:type="spellStart"/>
-      <w:r>
-        <w:rPr>
-          <w:rFonts w:ascii="Consolas" w:eastAsia="Times New Roman" w:hAnsi="Consolas" w:cs="Times New Roman"/>
-          <w:color w:val="F09483"/>
-          <w:sz w:val="21"/>
-          <w:szCs w:val="21"/>
-          <w:lang w:eastAsia="tr-TR"/>
-        </w:rPr>
-        <w:t>db_datareader</w:t>
-      </w:r>
-      <w:proofErr w:type="spellEnd"/>
-      <w:r>
-        <w:rPr>
-          <w:rFonts w:ascii="Consolas" w:eastAsia="Times New Roman" w:hAnsi="Consolas" w:cs="Times New Roman"/>
-          <w:color w:val="F09483"/>
-          <w:sz w:val="21"/>
-          <w:szCs w:val="21"/>
-          <w:lang w:eastAsia="tr-TR"/>
-        </w:rPr>
-        <w:t xml:space="preserve"> </w:t>
+        <w:t xml:space="preserve"> db_datareader </w:t>
       </w:r>
       <w:r>
         <w:rPr>
@@ -5884,29 +5028,7 @@
           <w:szCs w:val="21"/>
           <w:lang w:eastAsia="tr-TR"/>
         </w:rPr>
-        <w:t xml:space="preserve"> MEMBER </w:t>
-      </w:r>
-      <w:proofErr w:type="spellStart"/>
-      <w:r>
-        <w:rPr>
-          <w:rFonts w:ascii="Consolas" w:eastAsia="Times New Roman" w:hAnsi="Consolas" w:cs="Times New Roman"/>
-          <w:color w:val="F09483"/>
-          <w:sz w:val="21"/>
-          <w:szCs w:val="21"/>
-          <w:lang w:eastAsia="tr-TR"/>
-        </w:rPr>
-        <w:t>db_dataentry</w:t>
-      </w:r>
-      <w:proofErr w:type="spellEnd"/>
-      <w:r>
-        <w:rPr>
-          <w:rFonts w:ascii="Consolas" w:eastAsia="Times New Roman" w:hAnsi="Consolas" w:cs="Times New Roman"/>
-          <w:color w:val="F09483"/>
-          <w:sz w:val="21"/>
-          <w:szCs w:val="21"/>
-          <w:lang w:eastAsia="tr-TR"/>
-        </w:rPr>
-        <w:t>;</w:t>
+        <w:t xml:space="preserve"> MEMBER db_dataentry;</w:t>
       </w:r>
     </w:p>
     <w:p>
@@ -5963,29 +5085,7 @@
           <w:szCs w:val="21"/>
           <w:lang w:eastAsia="tr-TR"/>
         </w:rPr>
-        <w:t xml:space="preserve"> </w:t>
-      </w:r>
-      <w:proofErr w:type="spellStart"/>
-      <w:r>
-        <w:rPr>
-          <w:rFonts w:ascii="Consolas" w:eastAsia="Times New Roman" w:hAnsi="Consolas" w:cs="Times New Roman"/>
-          <w:color w:val="F09483"/>
-          <w:sz w:val="21"/>
-          <w:szCs w:val="21"/>
-          <w:lang w:eastAsia="tr-TR"/>
-        </w:rPr>
-        <w:t>db_datawriter</w:t>
-      </w:r>
-      <w:proofErr w:type="spellEnd"/>
-      <w:r>
-        <w:rPr>
-          <w:rFonts w:ascii="Consolas" w:eastAsia="Times New Roman" w:hAnsi="Consolas" w:cs="Times New Roman"/>
-          <w:color w:val="F09483"/>
-          <w:sz w:val="21"/>
-          <w:szCs w:val="21"/>
-          <w:lang w:eastAsia="tr-TR"/>
-        </w:rPr>
-        <w:t xml:space="preserve"> </w:t>
+        <w:t xml:space="preserve"> db_datawriter </w:t>
       </w:r>
       <w:r>
         <w:rPr>
@@ -6007,29 +5107,7 @@
           <w:szCs w:val="21"/>
           <w:lang w:eastAsia="tr-TR"/>
         </w:rPr>
-        <w:t xml:space="preserve"> MEMBER </w:t>
-      </w:r>
-      <w:proofErr w:type="spellStart"/>
-      <w:r>
-        <w:rPr>
-          <w:rFonts w:ascii="Consolas" w:eastAsia="Times New Roman" w:hAnsi="Consolas" w:cs="Times New Roman"/>
-          <w:color w:val="F09483"/>
-          <w:sz w:val="21"/>
-          <w:szCs w:val="21"/>
-          <w:lang w:eastAsia="tr-TR"/>
-        </w:rPr>
-        <w:t>db_dataentry</w:t>
-      </w:r>
-      <w:proofErr w:type="spellEnd"/>
-      <w:r>
-        <w:rPr>
-          <w:rFonts w:ascii="Consolas" w:eastAsia="Times New Roman" w:hAnsi="Consolas" w:cs="Times New Roman"/>
-          <w:color w:val="F09483"/>
-          <w:sz w:val="21"/>
-          <w:szCs w:val="21"/>
-          <w:lang w:eastAsia="tr-TR"/>
-        </w:rPr>
-        <w:t>;</w:t>
+        <w:t xml:space="preserve"> MEMBER db_dataentry;</w:t>
       </w:r>
     </w:p>
     <w:p>
@@ -6125,105 +5203,7 @@
           <w:lang w:eastAsia="tr-TR"/>
         </w:rPr>
         <w:lastRenderedPageBreak/>
-        <w:t xml:space="preserve">Sorgu çıktısı, her kullanıcının yalnızca kendisine atanan rolle eşleştiğini doğrulamaktadır. </w:t>
-      </w:r>
-      <w:proofErr w:type="spellStart"/>
-      <w:r>
-        <w:rPr>
-          <w:lang w:eastAsia="tr-TR"/>
-        </w:rPr>
-        <w:t>db_admin</w:t>
-      </w:r>
-      <w:proofErr w:type="spellEnd"/>
-      <w:r>
-        <w:rPr>
-          <w:lang w:eastAsia="tr-TR"/>
-        </w:rPr>
-        <w:t xml:space="preserve"> → </w:t>
-      </w:r>
-      <w:proofErr w:type="spellStart"/>
-      <w:r>
-        <w:rPr>
-          <w:lang w:eastAsia="tr-TR"/>
-        </w:rPr>
-        <w:t>db_owner</w:t>
-      </w:r>
-      <w:proofErr w:type="spellEnd"/>
-      <w:r>
-        <w:rPr>
-          <w:lang w:eastAsia="tr-TR"/>
-        </w:rPr>
-        <w:t xml:space="preserve">, </w:t>
-      </w:r>
-      <w:proofErr w:type="spellStart"/>
-      <w:r>
-        <w:rPr>
-          <w:lang w:eastAsia="tr-TR"/>
-        </w:rPr>
-        <w:t>db_dataentry</w:t>
-      </w:r>
-      <w:proofErr w:type="spellEnd"/>
-      <w:r>
-        <w:rPr>
-          <w:lang w:eastAsia="tr-TR"/>
-        </w:rPr>
-        <w:t xml:space="preserve"> → </w:t>
-      </w:r>
-      <w:proofErr w:type="spellStart"/>
-      <w:r>
-        <w:rPr>
-          <w:lang w:eastAsia="tr-TR"/>
-        </w:rPr>
-        <w:t>db_datareader</w:t>
-      </w:r>
-      <w:proofErr w:type="spellEnd"/>
-      <w:r>
-        <w:rPr>
-          <w:lang w:eastAsia="tr-TR"/>
-        </w:rPr>
-        <w:t xml:space="preserve"> ve </w:t>
-      </w:r>
-      <w:proofErr w:type="spellStart"/>
-      <w:r>
-        <w:rPr>
-          <w:lang w:eastAsia="tr-TR"/>
-        </w:rPr>
-        <w:t>db_datawriter</w:t>
-      </w:r>
-      <w:proofErr w:type="spellEnd"/>
-      <w:r>
-        <w:rPr>
-          <w:lang w:eastAsia="tr-TR"/>
-        </w:rPr>
-        <w:t xml:space="preserve">, </w:t>
-      </w:r>
-      <w:proofErr w:type="spellStart"/>
-      <w:r>
-        <w:rPr>
-          <w:lang w:eastAsia="tr-TR"/>
-        </w:rPr>
-        <w:t>db_readonly</w:t>
-      </w:r>
-      <w:proofErr w:type="spellEnd"/>
-      <w:r>
-        <w:rPr>
-          <w:lang w:eastAsia="tr-TR"/>
-        </w:rPr>
-        <w:t xml:space="preserve"> → </w:t>
-      </w:r>
-      <w:proofErr w:type="spellStart"/>
-      <w:r>
-        <w:rPr>
-          <w:lang w:eastAsia="tr-TR"/>
-        </w:rPr>
-        <w:t>db_datareader</w:t>
-      </w:r>
-      <w:proofErr w:type="spellEnd"/>
-      <w:r>
-        <w:rPr>
-          <w:lang w:eastAsia="tr-TR"/>
-        </w:rPr>
-        <w:t>.</w:t>
+        <w:t>Sorgu çıktısı, her kullanıcının yalnızca kendisine atanan rolle eşleştiğini doğrulamaktadır. db_admin → db_owner, db_dataentry → db_datareader ve db_datawriter, db_readonly → db_datareader.</w:t>
       </w:r>
       <w:r>
         <w:rPr>
@@ -6264,29 +5244,7 @@
           <w:szCs w:val="21"/>
           <w:lang w:eastAsia="tr-TR"/>
         </w:rPr>
-        <w:t xml:space="preserve"> </w:t>
-      </w:r>
-      <w:proofErr w:type="spellStart"/>
-      <w:r>
-        <w:rPr>
-          <w:rFonts w:ascii="Consolas" w:eastAsia="Times New Roman" w:hAnsi="Consolas" w:cs="Times New Roman"/>
-          <w:color w:val="F09483"/>
-          <w:sz w:val="21"/>
-          <w:szCs w:val="21"/>
-          <w:lang w:eastAsia="tr-TR"/>
-        </w:rPr>
-        <w:t>Northwind</w:t>
-      </w:r>
-      <w:proofErr w:type="spellEnd"/>
-      <w:r>
-        <w:rPr>
-          <w:rFonts w:ascii="Consolas" w:eastAsia="Times New Roman" w:hAnsi="Consolas" w:cs="Times New Roman"/>
-          <w:color w:val="F09483"/>
-          <w:sz w:val="21"/>
-          <w:szCs w:val="21"/>
-          <w:lang w:eastAsia="tr-TR"/>
-        </w:rPr>
-        <w:t>;</w:t>
+        <w:t xml:space="preserve"> Northwind;</w:t>
       </w:r>
     </w:p>
     <w:p>
@@ -6344,29 +5302,7 @@
           <w:szCs w:val="21"/>
           <w:lang w:eastAsia="tr-TR"/>
         </w:rPr>
-        <w:t xml:space="preserve">    </w:t>
-      </w:r>
-      <w:proofErr w:type="gramStart"/>
-      <w:r>
-        <w:rPr>
-          <w:rFonts w:ascii="Consolas" w:eastAsia="Times New Roman" w:hAnsi="Consolas" w:cs="Times New Roman"/>
-          <w:color w:val="F09483"/>
-          <w:sz w:val="21"/>
-          <w:szCs w:val="21"/>
-          <w:lang w:eastAsia="tr-TR"/>
-        </w:rPr>
-        <w:t>dp.name</w:t>
-      </w:r>
-      <w:proofErr w:type="gramEnd"/>
-      <w:r>
-        <w:rPr>
-          <w:rFonts w:ascii="Consolas" w:eastAsia="Times New Roman" w:hAnsi="Consolas" w:cs="Times New Roman"/>
-          <w:color w:val="F09483"/>
-          <w:sz w:val="21"/>
-          <w:szCs w:val="21"/>
-          <w:lang w:eastAsia="tr-TR"/>
-        </w:rPr>
-        <w:t xml:space="preserve"> </w:t>
+        <w:t xml:space="preserve">    dp.name </w:t>
       </w:r>
       <w:r>
         <w:rPr>
@@ -6388,29 +5324,7 @@
           <w:szCs w:val="21"/>
           <w:lang w:eastAsia="tr-TR"/>
         </w:rPr>
-        <w:t xml:space="preserve"> </w:t>
-      </w:r>
-      <w:proofErr w:type="spellStart"/>
-      <w:r>
-        <w:rPr>
-          <w:rFonts w:ascii="Consolas" w:eastAsia="Times New Roman" w:hAnsi="Consolas" w:cs="Times New Roman"/>
-          <w:color w:val="F09483"/>
-          <w:sz w:val="21"/>
-          <w:szCs w:val="21"/>
-          <w:lang w:eastAsia="tr-TR"/>
-        </w:rPr>
-        <w:t>kullanici</w:t>
-      </w:r>
-      <w:proofErr w:type="spellEnd"/>
-      <w:r>
-        <w:rPr>
-          <w:rFonts w:ascii="Consolas" w:eastAsia="Times New Roman" w:hAnsi="Consolas" w:cs="Times New Roman"/>
-          <w:color w:val="F09483"/>
-          <w:sz w:val="21"/>
-          <w:szCs w:val="21"/>
-          <w:lang w:eastAsia="tr-TR"/>
-        </w:rPr>
-        <w:t>,</w:t>
+        <w:t xml:space="preserve"> kullanici,</w:t>
       </w:r>
     </w:p>
     <w:p>
@@ -6433,29 +5347,7 @@
           <w:szCs w:val="21"/>
           <w:lang w:eastAsia="tr-TR"/>
         </w:rPr>
-        <w:t xml:space="preserve">    </w:t>
-      </w:r>
-      <w:proofErr w:type="gramStart"/>
-      <w:r>
-        <w:rPr>
-          <w:rFonts w:ascii="Consolas" w:eastAsia="Times New Roman" w:hAnsi="Consolas" w:cs="Times New Roman"/>
-          <w:color w:val="F09483"/>
-          <w:sz w:val="21"/>
-          <w:szCs w:val="21"/>
-          <w:lang w:eastAsia="tr-TR"/>
-        </w:rPr>
-        <w:t>rol.name</w:t>
-      </w:r>
-      <w:proofErr w:type="gramEnd"/>
-      <w:r>
-        <w:rPr>
-          <w:rFonts w:ascii="Consolas" w:eastAsia="Times New Roman" w:hAnsi="Consolas" w:cs="Times New Roman"/>
-          <w:color w:val="F09483"/>
-          <w:sz w:val="21"/>
-          <w:szCs w:val="21"/>
-          <w:lang w:eastAsia="tr-TR"/>
-        </w:rPr>
-        <w:t xml:space="preserve"> </w:t>
+        <w:t xml:space="preserve">    rol.name </w:t>
       </w:r>
       <w:r>
         <w:rPr>
@@ -6512,54 +5404,8 @@
           <w:szCs w:val="21"/>
           <w:lang w:eastAsia="tr-TR"/>
         </w:rPr>
-        <w:t xml:space="preserve"> </w:t>
-      </w:r>
-      <w:proofErr w:type="spellStart"/>
-      <w:proofErr w:type="gramStart"/>
-      <w:r>
-        <w:rPr>
-          <w:rFonts w:ascii="Consolas" w:eastAsia="Times New Roman" w:hAnsi="Consolas" w:cs="Times New Roman"/>
-          <w:color w:val="F09483"/>
-          <w:sz w:val="21"/>
-          <w:szCs w:val="21"/>
-          <w:lang w:eastAsia="tr-TR"/>
-        </w:rPr>
-        <w:t>sys.database</w:t>
-      </w:r>
-      <w:proofErr w:type="gramEnd"/>
-      <w:r>
-        <w:rPr>
-          <w:rFonts w:ascii="Consolas" w:eastAsia="Times New Roman" w:hAnsi="Consolas" w:cs="Times New Roman"/>
-          <w:color w:val="F09483"/>
-          <w:sz w:val="21"/>
-          <w:szCs w:val="21"/>
-          <w:lang w:eastAsia="tr-TR"/>
-        </w:rPr>
-        <w:t>_role_members</w:t>
-      </w:r>
-      <w:proofErr w:type="spellEnd"/>
-      <w:r>
-        <w:rPr>
-          <w:rFonts w:ascii="Consolas" w:eastAsia="Times New Roman" w:hAnsi="Consolas" w:cs="Times New Roman"/>
-          <w:color w:val="F09483"/>
-          <w:sz w:val="21"/>
-          <w:szCs w:val="21"/>
-          <w:lang w:eastAsia="tr-TR"/>
-        </w:rPr>
-        <w:t xml:space="preserve"> </w:t>
-      </w:r>
-      <w:proofErr w:type="spellStart"/>
-      <w:r>
-        <w:rPr>
-          <w:rFonts w:ascii="Consolas" w:eastAsia="Times New Roman" w:hAnsi="Consolas" w:cs="Times New Roman"/>
-          <w:color w:val="F09483"/>
-          <w:sz w:val="21"/>
-          <w:szCs w:val="21"/>
-          <w:lang w:eastAsia="tr-TR"/>
-        </w:rPr>
-        <w:t>rm</w:t>
-      </w:r>
-      <w:proofErr w:type="spellEnd"/>
+        <w:t xml:space="preserve"> sys.database_role_members rm</w:t>
+      </w:r>
     </w:p>
     <w:p>
       <w:pPr>
@@ -6593,63 +5439,7 @@
           <w:szCs w:val="21"/>
           <w:lang w:eastAsia="tr-TR"/>
         </w:rPr>
-        <w:t xml:space="preserve"> </w:t>
-      </w:r>
-      <w:proofErr w:type="spellStart"/>
-      <w:proofErr w:type="gramStart"/>
-      <w:r>
-        <w:rPr>
-          <w:rFonts w:ascii="Consolas" w:eastAsia="Times New Roman" w:hAnsi="Consolas" w:cs="Times New Roman"/>
-          <w:color w:val="F09483"/>
-          <w:sz w:val="21"/>
-          <w:szCs w:val="21"/>
-          <w:lang w:eastAsia="tr-TR"/>
-        </w:rPr>
-        <w:t>sys.database</w:t>
-      </w:r>
-      <w:proofErr w:type="gramEnd"/>
-      <w:r>
-        <w:rPr>
-          <w:rFonts w:ascii="Consolas" w:eastAsia="Times New Roman" w:hAnsi="Consolas" w:cs="Times New Roman"/>
-          <w:color w:val="F09483"/>
-          <w:sz w:val="21"/>
-          <w:szCs w:val="21"/>
-          <w:lang w:eastAsia="tr-TR"/>
-        </w:rPr>
-        <w:t>_principals</w:t>
-      </w:r>
-      <w:proofErr w:type="spellEnd"/>
-      <w:r>
-        <w:rPr>
-          <w:rFonts w:ascii="Consolas" w:eastAsia="Times New Roman" w:hAnsi="Consolas" w:cs="Times New Roman"/>
-          <w:color w:val="F09483"/>
-          <w:sz w:val="21"/>
-          <w:szCs w:val="21"/>
-          <w:lang w:eastAsia="tr-TR"/>
-        </w:rPr>
-        <w:t xml:space="preserve"> </w:t>
-      </w:r>
-      <w:proofErr w:type="spellStart"/>
-      <w:r>
-        <w:rPr>
-          <w:rFonts w:ascii="Consolas" w:eastAsia="Times New Roman" w:hAnsi="Consolas" w:cs="Times New Roman"/>
-          <w:color w:val="F09483"/>
-          <w:sz w:val="21"/>
-          <w:szCs w:val="21"/>
-          <w:lang w:eastAsia="tr-TR"/>
-        </w:rPr>
-        <w:t>dp</w:t>
-      </w:r>
-      <w:proofErr w:type="spellEnd"/>
-      <w:r>
-        <w:rPr>
-          <w:rFonts w:ascii="Consolas" w:eastAsia="Times New Roman" w:hAnsi="Consolas" w:cs="Times New Roman"/>
-          <w:color w:val="F09483"/>
-          <w:sz w:val="21"/>
-          <w:szCs w:val="21"/>
-          <w:lang w:eastAsia="tr-TR"/>
-        </w:rPr>
-        <w:t xml:space="preserve"> </w:t>
+        <w:t xml:space="preserve"> sys.database_principals dp </w:t>
       </w:r>
       <w:r>
         <w:rPr>
@@ -6671,29 +5461,7 @@
           <w:szCs w:val="21"/>
           <w:lang w:eastAsia="tr-TR"/>
         </w:rPr>
-        <w:t xml:space="preserve"> </w:t>
-      </w:r>
-      <w:proofErr w:type="spellStart"/>
-      <w:r>
-        <w:rPr>
-          <w:rFonts w:ascii="Consolas" w:eastAsia="Times New Roman" w:hAnsi="Consolas" w:cs="Times New Roman"/>
-          <w:color w:val="F09483"/>
-          <w:sz w:val="21"/>
-          <w:szCs w:val="21"/>
-          <w:lang w:eastAsia="tr-TR"/>
-        </w:rPr>
-        <w:t>rm.member_principal_id</w:t>
-      </w:r>
-      <w:proofErr w:type="spellEnd"/>
-      <w:r>
-        <w:rPr>
-          <w:rFonts w:ascii="Consolas" w:eastAsia="Times New Roman" w:hAnsi="Consolas" w:cs="Times New Roman"/>
-          <w:color w:val="F09483"/>
-          <w:sz w:val="21"/>
-          <w:szCs w:val="21"/>
-          <w:lang w:eastAsia="tr-TR"/>
-        </w:rPr>
-        <w:t xml:space="preserve"> </w:t>
+        <w:t xml:space="preserve"> rm.member_principal_id </w:t>
       </w:r>
       <w:r>
         <w:rPr>
@@ -6715,20 +5483,8 @@
           <w:szCs w:val="21"/>
           <w:lang w:eastAsia="tr-TR"/>
         </w:rPr>
-        <w:t xml:space="preserve"> </w:t>
-      </w:r>
-      <w:proofErr w:type="spellStart"/>
-      <w:r>
-        <w:rPr>
-          <w:rFonts w:ascii="Consolas" w:eastAsia="Times New Roman" w:hAnsi="Consolas" w:cs="Times New Roman"/>
-          <w:color w:val="F09483"/>
-          <w:sz w:val="21"/>
-          <w:szCs w:val="21"/>
-          <w:lang w:eastAsia="tr-TR"/>
-        </w:rPr>
-        <w:t>dp.principal_id</w:t>
-      </w:r>
-      <w:proofErr w:type="spellEnd"/>
+        <w:t xml:space="preserve"> dp.principal_id</w:t>
+      </w:r>
     </w:p>
     <w:p>
       <w:pPr>
@@ -6762,41 +5518,7 @@
           <w:szCs w:val="21"/>
           <w:lang w:eastAsia="tr-TR"/>
         </w:rPr>
-        <w:t xml:space="preserve"> </w:t>
-      </w:r>
-      <w:proofErr w:type="spellStart"/>
-      <w:proofErr w:type="gramStart"/>
-      <w:r>
-        <w:rPr>
-          <w:rFonts w:ascii="Consolas" w:eastAsia="Times New Roman" w:hAnsi="Consolas" w:cs="Times New Roman"/>
-          <w:color w:val="F09483"/>
-          <w:sz w:val="21"/>
-          <w:szCs w:val="21"/>
-          <w:lang w:eastAsia="tr-TR"/>
-        </w:rPr>
-        <w:t>sys.database</w:t>
-      </w:r>
-      <w:proofErr w:type="gramEnd"/>
-      <w:r>
-        <w:rPr>
-          <w:rFonts w:ascii="Consolas" w:eastAsia="Times New Roman" w:hAnsi="Consolas" w:cs="Times New Roman"/>
-          <w:color w:val="F09483"/>
-          <w:sz w:val="21"/>
-          <w:szCs w:val="21"/>
-          <w:lang w:eastAsia="tr-TR"/>
-        </w:rPr>
-        <w:t>_principals</w:t>
-      </w:r>
-      <w:proofErr w:type="spellEnd"/>
-      <w:r>
-        <w:rPr>
-          <w:rFonts w:ascii="Consolas" w:eastAsia="Times New Roman" w:hAnsi="Consolas" w:cs="Times New Roman"/>
-          <w:color w:val="F09483"/>
-          <w:sz w:val="21"/>
-          <w:szCs w:val="21"/>
-          <w:lang w:eastAsia="tr-TR"/>
-        </w:rPr>
-        <w:t xml:space="preserve"> rol </w:t>
+        <w:t xml:space="preserve"> sys.database_principals rol </w:t>
       </w:r>
       <w:r>
         <w:rPr>
@@ -6818,29 +5540,7 @@
           <w:szCs w:val="21"/>
           <w:lang w:eastAsia="tr-TR"/>
         </w:rPr>
-        <w:t xml:space="preserve"> </w:t>
-      </w:r>
-      <w:proofErr w:type="spellStart"/>
-      <w:r>
-        <w:rPr>
-          <w:rFonts w:ascii="Consolas" w:eastAsia="Times New Roman" w:hAnsi="Consolas" w:cs="Times New Roman"/>
-          <w:color w:val="F09483"/>
-          <w:sz w:val="21"/>
-          <w:szCs w:val="21"/>
-          <w:lang w:eastAsia="tr-TR"/>
-        </w:rPr>
-        <w:t>rm.role_principal_id</w:t>
-      </w:r>
-      <w:proofErr w:type="spellEnd"/>
-      <w:r>
-        <w:rPr>
-          <w:rFonts w:ascii="Consolas" w:eastAsia="Times New Roman" w:hAnsi="Consolas" w:cs="Times New Roman"/>
-          <w:color w:val="F09483"/>
-          <w:sz w:val="21"/>
-          <w:szCs w:val="21"/>
-          <w:lang w:eastAsia="tr-TR"/>
-        </w:rPr>
-        <w:t xml:space="preserve"> </w:t>
+        <w:t xml:space="preserve"> rm.role_principal_id </w:t>
       </w:r>
       <w:r>
         <w:rPr>
@@ -6862,20 +5562,8 @@
           <w:szCs w:val="21"/>
           <w:lang w:eastAsia="tr-TR"/>
         </w:rPr>
-        <w:t xml:space="preserve"> </w:t>
-      </w:r>
-      <w:proofErr w:type="spellStart"/>
-      <w:r>
-        <w:rPr>
-          <w:rFonts w:ascii="Consolas" w:eastAsia="Times New Roman" w:hAnsi="Consolas" w:cs="Times New Roman"/>
-          <w:color w:val="F09483"/>
-          <w:sz w:val="21"/>
-          <w:szCs w:val="21"/>
-          <w:lang w:eastAsia="tr-TR"/>
-        </w:rPr>
-        <w:t>rol.principal_id</w:t>
-      </w:r>
-      <w:proofErr w:type="spellEnd"/>
+        <w:t xml:space="preserve"> rol.principal_id</w:t>
+      </w:r>
     </w:p>
     <w:p>
       <w:pPr>
@@ -6909,29 +5597,7 @@
           <w:szCs w:val="21"/>
           <w:lang w:eastAsia="tr-TR"/>
         </w:rPr>
-        <w:t xml:space="preserve"> </w:t>
-      </w:r>
-      <w:proofErr w:type="gramStart"/>
-      <w:r>
-        <w:rPr>
-          <w:rFonts w:ascii="Consolas" w:eastAsia="Times New Roman" w:hAnsi="Consolas" w:cs="Times New Roman"/>
-          <w:color w:val="F09483"/>
-          <w:sz w:val="21"/>
-          <w:szCs w:val="21"/>
-          <w:lang w:eastAsia="tr-TR"/>
-        </w:rPr>
-        <w:t>dp.name</w:t>
-      </w:r>
-      <w:proofErr w:type="gramEnd"/>
-      <w:r>
-        <w:rPr>
-          <w:rFonts w:ascii="Consolas" w:eastAsia="Times New Roman" w:hAnsi="Consolas" w:cs="Times New Roman"/>
-          <w:color w:val="F09483"/>
-          <w:sz w:val="21"/>
-          <w:szCs w:val="21"/>
-          <w:lang w:eastAsia="tr-TR"/>
-        </w:rPr>
-        <w:t xml:space="preserve"> </w:t>
+        <w:t xml:space="preserve"> dp.name </w:t>
       </w:r>
       <w:r>
         <w:rPr>
@@ -6963,9 +5629,18 @@
           <w:szCs w:val="21"/>
           <w:lang w:eastAsia="tr-TR"/>
         </w:rPr>
-        <w:t>'</w:t>
-      </w:r>
-      <w:proofErr w:type="spellStart"/>
+        <w:t>'db_admin'</w:t>
+      </w:r>
+      <w:r>
+        <w:rPr>
+          <w:rFonts w:ascii="Consolas" w:eastAsia="Times New Roman" w:hAnsi="Consolas" w:cs="Times New Roman"/>
+          <w:color w:val="F09483"/>
+          <w:sz w:val="21"/>
+          <w:szCs w:val="21"/>
+          <w:lang w:eastAsia="tr-TR"/>
+        </w:rPr>
+        <w:t xml:space="preserve">, </w:t>
+      </w:r>
       <w:r>
         <w:rPr>
           <w:rFonts w:ascii="Consolas" w:eastAsia="Times New Roman" w:hAnsi="Consolas" w:cs="Times New Roman"/>
@@ -6974,9 +5649,18 @@
           <w:szCs w:val="21"/>
           <w:lang w:eastAsia="tr-TR"/>
         </w:rPr>
-        <w:t>db_admin</w:t>
-      </w:r>
-      <w:proofErr w:type="spellEnd"/>
+        <w:t>'db_readonly'</w:t>
+      </w:r>
+      <w:r>
+        <w:rPr>
+          <w:rFonts w:ascii="Consolas" w:eastAsia="Times New Roman" w:hAnsi="Consolas" w:cs="Times New Roman"/>
+          <w:color w:val="F09483"/>
+          <w:sz w:val="21"/>
+          <w:szCs w:val="21"/>
+          <w:lang w:eastAsia="tr-TR"/>
+        </w:rPr>
+        <w:t xml:space="preserve">, </w:t>
+      </w:r>
       <w:r>
         <w:rPr>
           <w:rFonts w:ascii="Consolas" w:eastAsia="Times New Roman" w:hAnsi="Consolas" w:cs="Times New Roman"/>
@@ -6985,91 +5669,7 @@
           <w:szCs w:val="21"/>
           <w:lang w:eastAsia="tr-TR"/>
         </w:rPr>
-        <w:t>'</w:t>
-      </w:r>
-      <w:r>
-        <w:rPr>
-          <w:rFonts w:ascii="Consolas" w:eastAsia="Times New Roman" w:hAnsi="Consolas" w:cs="Times New Roman"/>
-          <w:color w:val="F09483"/>
-          <w:sz w:val="21"/>
-          <w:szCs w:val="21"/>
-          <w:lang w:eastAsia="tr-TR"/>
-        </w:rPr>
-        <w:t xml:space="preserve">, </w:t>
-      </w:r>
-      <w:r>
-        <w:rPr>
-          <w:rFonts w:ascii="Consolas" w:eastAsia="Times New Roman" w:hAnsi="Consolas" w:cs="Times New Roman"/>
-          <w:color w:val="FAB795"/>
-          <w:sz w:val="21"/>
-          <w:szCs w:val="21"/>
-          <w:lang w:eastAsia="tr-TR"/>
-        </w:rPr>
-        <w:t>'</w:t>
-      </w:r>
-      <w:proofErr w:type="spellStart"/>
-      <w:r>
-        <w:rPr>
-          <w:rFonts w:ascii="Consolas" w:eastAsia="Times New Roman" w:hAnsi="Consolas" w:cs="Times New Roman"/>
-          <w:color w:val="FAB795"/>
-          <w:sz w:val="21"/>
-          <w:szCs w:val="21"/>
-          <w:lang w:eastAsia="tr-TR"/>
-        </w:rPr>
-        <w:t>db_readonly</w:t>
-      </w:r>
-      <w:proofErr w:type="spellEnd"/>
-      <w:r>
-        <w:rPr>
-          <w:rFonts w:ascii="Consolas" w:eastAsia="Times New Roman" w:hAnsi="Consolas" w:cs="Times New Roman"/>
-          <w:color w:val="FAB795"/>
-          <w:sz w:val="21"/>
-          <w:szCs w:val="21"/>
-          <w:lang w:eastAsia="tr-TR"/>
-        </w:rPr>
-        <w:t>'</w:t>
-      </w:r>
-      <w:r>
-        <w:rPr>
-          <w:rFonts w:ascii="Consolas" w:eastAsia="Times New Roman" w:hAnsi="Consolas" w:cs="Times New Roman"/>
-          <w:color w:val="F09483"/>
-          <w:sz w:val="21"/>
-          <w:szCs w:val="21"/>
-          <w:lang w:eastAsia="tr-TR"/>
-        </w:rPr>
-        <w:t xml:space="preserve">, </w:t>
-      </w:r>
-      <w:r>
-        <w:rPr>
-          <w:rFonts w:ascii="Consolas" w:eastAsia="Times New Roman" w:hAnsi="Consolas" w:cs="Times New Roman"/>
-          <w:color w:val="FAB795"/>
-          <w:sz w:val="21"/>
-          <w:szCs w:val="21"/>
-          <w:lang w:eastAsia="tr-TR"/>
-        </w:rPr>
-        <w:t>'</w:t>
-      </w:r>
-      <w:proofErr w:type="spellStart"/>
-      <w:r>
-        <w:rPr>
-          <w:rFonts w:ascii="Consolas" w:eastAsia="Times New Roman" w:hAnsi="Consolas" w:cs="Times New Roman"/>
-          <w:color w:val="FAB795"/>
-          <w:sz w:val="21"/>
-          <w:szCs w:val="21"/>
-          <w:lang w:eastAsia="tr-TR"/>
-        </w:rPr>
-        <w:t>db_dataentry</w:t>
-      </w:r>
-      <w:proofErr w:type="spellEnd"/>
-      <w:r>
-        <w:rPr>
-          <w:rFonts w:ascii="Consolas" w:eastAsia="Times New Roman" w:hAnsi="Consolas" w:cs="Times New Roman"/>
-          <w:color w:val="FAB795"/>
-          <w:sz w:val="21"/>
-          <w:szCs w:val="21"/>
-          <w:lang w:eastAsia="tr-TR"/>
-        </w:rPr>
-        <w:t>'</w:t>
+        <w:t>'db_dataentry'</w:t>
       </w:r>
       <w:r>
         <w:rPr>
@@ -7114,29 +5714,7 @@
           <w:szCs w:val="21"/>
           <w:lang w:eastAsia="tr-TR"/>
         </w:rPr>
-        <w:t xml:space="preserve"> </w:t>
-      </w:r>
-      <w:proofErr w:type="gramStart"/>
-      <w:r>
-        <w:rPr>
-          <w:rFonts w:ascii="Consolas" w:eastAsia="Times New Roman" w:hAnsi="Consolas" w:cs="Times New Roman"/>
-          <w:color w:val="F09483"/>
-          <w:sz w:val="21"/>
-          <w:szCs w:val="21"/>
-          <w:lang w:eastAsia="tr-TR"/>
-        </w:rPr>
-        <w:t>dp.name</w:t>
-      </w:r>
-      <w:proofErr w:type="gramEnd"/>
-      <w:r>
-        <w:rPr>
-          <w:rFonts w:ascii="Consolas" w:eastAsia="Times New Roman" w:hAnsi="Consolas" w:cs="Times New Roman"/>
-          <w:color w:val="F09483"/>
-          <w:sz w:val="21"/>
-          <w:szCs w:val="21"/>
-          <w:lang w:eastAsia="tr-TR"/>
-        </w:rPr>
-        <w:t>;</w:t>
+        <w:t xml:space="preserve"> dp.name;</w:t>
       </w:r>
     </w:p>
     <w:p>
@@ -7263,18 +5841,9 @@
           <w:lang w:eastAsia="tr-TR"/>
         </w:rPr>
         <w:lastRenderedPageBreak/>
-        <w:t xml:space="preserve">Yetki Testi - </w:t>
-      </w:r>
-      <w:proofErr w:type="spellStart"/>
-      <w:r>
-        <w:rPr>
-          <w:rFonts w:eastAsia="Times New Roman"/>
-          <w:lang w:eastAsia="tr-TR"/>
-        </w:rPr>
-        <w:t>db_readonly</w:t>
+        <w:t>Yetki Testi - db_readonly</w:t>
       </w:r>
       <w:bookmarkEnd w:id="11"/>
-      <w:proofErr w:type="spellEnd"/>
     </w:p>
     <w:p>
       <w:pPr>
@@ -7298,35 +5867,7 @@
         <w:rPr>
           <w:lang w:eastAsia="tr-TR"/>
         </w:rPr>
-        <w:t xml:space="preserve">Yetki testleri için </w:t>
-      </w:r>
-      <w:proofErr w:type="spellStart"/>
-      <w:r>
-        <w:rPr>
-          <w:lang w:eastAsia="tr-TR"/>
-        </w:rPr>
-        <w:t>SSMS'de</w:t>
-      </w:r>
-      <w:proofErr w:type="spellEnd"/>
-      <w:r>
-        <w:rPr>
-          <w:lang w:eastAsia="tr-TR"/>
-        </w:rPr>
-        <w:t xml:space="preserve"> yeni bir bağlantı açılmış ve SQL Server </w:t>
-      </w:r>
-      <w:proofErr w:type="spellStart"/>
-      <w:r>
-        <w:rPr>
-          <w:lang w:eastAsia="tr-TR"/>
-        </w:rPr>
-        <w:t>Authentication</w:t>
-      </w:r>
-      <w:proofErr w:type="spellEnd"/>
-      <w:r>
-        <w:rPr>
-          <w:lang w:eastAsia="tr-TR"/>
-        </w:rPr>
-        <w:t xml:space="preserve"> seçilmiştir. </w:t>
+        <w:t xml:space="preserve">Yetki testleri için SSMS'de yeni bir bağlantı açılmış ve SQL Server Authentication seçilmiştir. </w:t>
       </w:r>
     </w:p>
     <w:p>
@@ -7391,33 +5932,11 @@
           <w:lang w:eastAsia="tr-TR"/>
         </w:rPr>
       </w:pPr>
-      <w:proofErr w:type="spellStart"/>
-      <w:r>
-        <w:rPr>
-          <w:lang w:eastAsia="tr-TR"/>
-        </w:rPr>
-        <w:t>db_readonly</w:t>
-      </w:r>
-      <w:proofErr w:type="spellEnd"/>
-      <w:r>
-        <w:rPr>
-          <w:lang w:eastAsia="tr-TR"/>
-        </w:rPr>
-        <w:t xml:space="preserve"> kullanıcısı ile DESKTOP-DLHAT6J\DB sunucusuna başarıyla bağlanılmıştır. Sol panelde bağlantının "</w:t>
-      </w:r>
-      <w:proofErr w:type="spellStart"/>
-      <w:r>
-        <w:rPr>
-          <w:lang w:eastAsia="tr-TR"/>
-        </w:rPr>
-        <w:t>db_readonly</w:t>
-      </w:r>
-      <w:proofErr w:type="spellEnd"/>
-      <w:r>
-        <w:rPr>
-          <w:lang w:eastAsia="tr-TR"/>
-        </w:rPr>
-        <w:t>" kimliğiyle açıldığı görülmektedir.</w:t>
+      <w:r>
+        <w:rPr>
+          <w:lang w:eastAsia="tr-TR"/>
+        </w:rPr>
+        <w:t>db_readonly kullanıcısı ile DESKTOP-DLHAT6J\DB sunucusuna başarıyla bağlanılmıştır. Sol panelde bağlantının "db_readonly" kimliğiyle açıldığı görülmektedir.</w:t>
       </w:r>
     </w:p>
     <w:p>
@@ -7528,35 +6047,7 @@
           <w:lang w:eastAsia="tr-TR"/>
         </w:rPr>
         <w:lastRenderedPageBreak/>
-        <w:t xml:space="preserve">Okuma testi (SELECT): </w:t>
-      </w:r>
-      <w:proofErr w:type="spellStart"/>
-      <w:r>
-        <w:rPr>
-          <w:lang w:eastAsia="tr-TR"/>
-        </w:rPr>
-        <w:t>Customers</w:t>
-      </w:r>
-      <w:proofErr w:type="spellEnd"/>
-      <w:r>
-        <w:rPr>
-          <w:lang w:eastAsia="tr-TR"/>
-        </w:rPr>
-        <w:t xml:space="preserve"> tablosundan veri sorgulanmış ve 5 kayıt başarıyla listelenmiştir. Bu, </w:t>
-      </w:r>
-      <w:proofErr w:type="spellStart"/>
-      <w:r>
-        <w:rPr>
-          <w:lang w:eastAsia="tr-TR"/>
-        </w:rPr>
-        <w:t>db_readonly</w:t>
-      </w:r>
-      <w:proofErr w:type="spellEnd"/>
-      <w:r>
-        <w:rPr>
-          <w:lang w:eastAsia="tr-TR"/>
-        </w:rPr>
-        <w:t xml:space="preserve"> kullanıcısının okuma yetkisine sahip olduğunu doğrulamaktadır. </w:t>
+        <w:t xml:space="preserve">Okuma testi (SELECT): Customers tablosundan veri sorgulanmış ve 5 kayıt başarıyla listelenmiştir. Bu, db_readonly kullanıcısının okuma yetkisine sahip olduğunu doğrulamaktadır. </w:t>
       </w:r>
     </w:p>
     <w:p>
@@ -7586,20 +6077,8 @@
           <w:szCs w:val="21"/>
           <w:lang w:eastAsia="tr-TR"/>
         </w:rPr>
-        <w:t xml:space="preserve">``` </w:t>
-      </w:r>
-      <w:proofErr w:type="spellStart"/>
-      <w:r>
-        <w:rPr>
-          <w:rFonts w:ascii="Consolas" w:eastAsia="Times New Roman" w:hAnsi="Consolas" w:cs="Times New Roman"/>
-          <w:color w:val="F09483"/>
-          <w:sz w:val="21"/>
-          <w:szCs w:val="21"/>
-          <w:lang w:eastAsia="tr-TR"/>
-        </w:rPr>
-        <w:t>sql</w:t>
-      </w:r>
-      <w:proofErr w:type="spellEnd"/>
+        <w:t>``` sql</w:t>
+      </w:r>
     </w:p>
     <w:p>
       <w:pPr>
@@ -7633,29 +6112,7 @@
           <w:szCs w:val="21"/>
           <w:lang w:eastAsia="tr-TR"/>
         </w:rPr>
-        <w:t xml:space="preserve"> </w:t>
-      </w:r>
-      <w:proofErr w:type="spellStart"/>
-      <w:r>
-        <w:rPr>
-          <w:rFonts w:ascii="Consolas" w:eastAsia="Times New Roman" w:hAnsi="Consolas" w:cs="Times New Roman"/>
-          <w:color w:val="F09483"/>
-          <w:sz w:val="21"/>
-          <w:szCs w:val="21"/>
-          <w:lang w:eastAsia="tr-TR"/>
-        </w:rPr>
-        <w:t>Northwind</w:t>
-      </w:r>
-      <w:proofErr w:type="spellEnd"/>
-      <w:r>
-        <w:rPr>
-          <w:rFonts w:ascii="Consolas" w:eastAsia="Times New Roman" w:hAnsi="Consolas" w:cs="Times New Roman"/>
-          <w:color w:val="F09483"/>
-          <w:sz w:val="21"/>
-          <w:szCs w:val="21"/>
-          <w:lang w:eastAsia="tr-TR"/>
-        </w:rPr>
-        <w:t>;</w:t>
+        <w:t xml:space="preserve"> Northwind;</w:t>
       </w:r>
     </w:p>
     <w:p>
@@ -7756,29 +6213,7 @@
           <w:szCs w:val="21"/>
           <w:lang w:eastAsia="tr-TR"/>
         </w:rPr>
-        <w:t xml:space="preserve"> </w:t>
-      </w:r>
-      <w:proofErr w:type="spellStart"/>
-      <w:r>
-        <w:rPr>
-          <w:rFonts w:ascii="Consolas" w:eastAsia="Times New Roman" w:hAnsi="Consolas" w:cs="Times New Roman"/>
-          <w:color w:val="F09483"/>
-          <w:sz w:val="21"/>
-          <w:szCs w:val="21"/>
-          <w:lang w:eastAsia="tr-TR"/>
-        </w:rPr>
-        <w:t>Customers</w:t>
-      </w:r>
-      <w:proofErr w:type="spellEnd"/>
-      <w:r>
-        <w:rPr>
-          <w:rFonts w:ascii="Consolas" w:eastAsia="Times New Roman" w:hAnsi="Consolas" w:cs="Times New Roman"/>
-          <w:color w:val="F09483"/>
-          <w:sz w:val="21"/>
-          <w:szCs w:val="21"/>
-          <w:lang w:eastAsia="tr-TR"/>
-        </w:rPr>
-        <w:t>;</w:t>
+        <w:t xml:space="preserve"> Customers;</w:t>
       </w:r>
     </w:p>
     <w:p>
@@ -7895,133 +6330,7 @@
         <w:rPr>
           <w:lang w:eastAsia="tr-TR"/>
         </w:rPr>
-        <w:t xml:space="preserve">Yazma testi (INSERT): </w:t>
-      </w:r>
-      <w:proofErr w:type="spellStart"/>
-      <w:r>
-        <w:rPr>
-          <w:lang w:eastAsia="tr-TR"/>
-        </w:rPr>
-        <w:t>Customers</w:t>
-      </w:r>
-      <w:proofErr w:type="spellEnd"/>
-      <w:r>
-        <w:rPr>
-          <w:lang w:eastAsia="tr-TR"/>
-        </w:rPr>
-        <w:t xml:space="preserve"> tablosuna yeni kayıt ekleme denenmiş, ancak "</w:t>
-      </w:r>
-      <w:proofErr w:type="spellStart"/>
-      <w:r>
-        <w:rPr>
-          <w:lang w:eastAsia="tr-TR"/>
-        </w:rPr>
-        <w:t>The</w:t>
-      </w:r>
-      <w:proofErr w:type="spellEnd"/>
-      <w:r>
-        <w:rPr>
-          <w:lang w:eastAsia="tr-TR"/>
-        </w:rPr>
-        <w:t xml:space="preserve"> INSERT </w:t>
-      </w:r>
-      <w:proofErr w:type="spellStart"/>
-      <w:r>
-        <w:rPr>
-          <w:lang w:eastAsia="tr-TR"/>
-        </w:rPr>
-        <w:t>permission</w:t>
-      </w:r>
-      <w:proofErr w:type="spellEnd"/>
-      <w:r>
-        <w:rPr>
-          <w:lang w:eastAsia="tr-TR"/>
-        </w:rPr>
-        <w:t xml:space="preserve"> </w:t>
-      </w:r>
-      <w:proofErr w:type="spellStart"/>
-      <w:r>
-        <w:rPr>
-          <w:lang w:eastAsia="tr-TR"/>
-        </w:rPr>
-        <w:t>was</w:t>
-      </w:r>
-      <w:proofErr w:type="spellEnd"/>
-      <w:r>
-        <w:rPr>
-          <w:lang w:eastAsia="tr-TR"/>
-        </w:rPr>
-        <w:t xml:space="preserve"> </w:t>
-      </w:r>
-      <w:proofErr w:type="spellStart"/>
-      <w:r>
-        <w:rPr>
-          <w:lang w:eastAsia="tr-TR"/>
-        </w:rPr>
-        <w:t>denied</w:t>
-      </w:r>
-      <w:proofErr w:type="spellEnd"/>
-      <w:r>
-        <w:rPr>
-          <w:lang w:eastAsia="tr-TR"/>
-        </w:rPr>
-        <w:t xml:space="preserve"> on </w:t>
-      </w:r>
-      <w:proofErr w:type="spellStart"/>
-      <w:r>
-        <w:rPr>
-          <w:lang w:eastAsia="tr-TR"/>
-        </w:rPr>
-        <w:t>the</w:t>
-      </w:r>
-      <w:proofErr w:type="spellEnd"/>
-      <w:r>
-        <w:rPr>
-          <w:lang w:eastAsia="tr-TR"/>
-        </w:rPr>
-        <w:t xml:space="preserve"> </w:t>
-      </w:r>
-      <w:proofErr w:type="spellStart"/>
-      <w:r>
-        <w:rPr>
-          <w:lang w:eastAsia="tr-TR"/>
-        </w:rPr>
-        <w:t>object</w:t>
-      </w:r>
-      <w:proofErr w:type="spellEnd"/>
-      <w:r>
-        <w:rPr>
-          <w:lang w:eastAsia="tr-TR"/>
-        </w:rPr>
-        <w:t xml:space="preserve"> '</w:t>
-      </w:r>
-      <w:proofErr w:type="spellStart"/>
-      <w:r>
-        <w:rPr>
-          <w:lang w:eastAsia="tr-TR"/>
-        </w:rPr>
-        <w:t>Customers</w:t>
-      </w:r>
-      <w:proofErr w:type="spellEnd"/>
-      <w:r>
-        <w:rPr>
-          <w:lang w:eastAsia="tr-TR"/>
-        </w:rPr>
-        <w:t xml:space="preserve">'" hatası alınmıştır. Bu sonuç, </w:t>
-      </w:r>
-      <w:proofErr w:type="spellStart"/>
-      <w:r>
-        <w:rPr>
-          <w:lang w:eastAsia="tr-TR"/>
-        </w:rPr>
-        <w:t>db_readonly</w:t>
-      </w:r>
-      <w:proofErr w:type="spellEnd"/>
-      <w:r>
-        <w:rPr>
-          <w:lang w:eastAsia="tr-TR"/>
-        </w:rPr>
-        <w:t xml:space="preserve"> kullanıcısının yazma yetkisinin olmadığını doğrulamaktadır. </w:t>
+        <w:t xml:space="preserve">Yazma testi (INSERT): Customers tablosuna yeni kayıt ekleme denenmiş, ancak "The INSERT permission was denied on the object 'Customers'" hatası alınmıştır. Bu sonuç, db_readonly kullanıcısının yazma yetkisinin olmadığını doğrulamaktadır. </w:t>
       </w:r>
     </w:p>
     <w:p>
@@ -8051,20 +6360,8 @@
           <w:szCs w:val="21"/>
           <w:lang w:eastAsia="tr-TR"/>
         </w:rPr>
-        <w:t xml:space="preserve">``` </w:t>
-      </w:r>
-      <w:proofErr w:type="spellStart"/>
-      <w:r>
-        <w:rPr>
-          <w:rFonts w:ascii="Consolas" w:eastAsia="Times New Roman" w:hAnsi="Consolas" w:cs="Times New Roman"/>
-          <w:color w:val="F09483"/>
-          <w:sz w:val="21"/>
-          <w:szCs w:val="21"/>
-          <w:lang w:eastAsia="tr-TR"/>
-        </w:rPr>
-        <w:t>sql</w:t>
-      </w:r>
-      <w:proofErr w:type="spellEnd"/>
+        <w:t>``` sql</w:t>
+      </w:r>
     </w:p>
     <w:p>
       <w:pPr>
@@ -8098,29 +6395,7 @@
           <w:szCs w:val="21"/>
           <w:lang w:eastAsia="tr-TR"/>
         </w:rPr>
-        <w:t xml:space="preserve"> </w:t>
-      </w:r>
-      <w:proofErr w:type="spellStart"/>
-      <w:r>
-        <w:rPr>
-          <w:rFonts w:ascii="Consolas" w:eastAsia="Times New Roman" w:hAnsi="Consolas" w:cs="Times New Roman"/>
-          <w:color w:val="F09483"/>
-          <w:sz w:val="21"/>
-          <w:szCs w:val="21"/>
-          <w:lang w:eastAsia="tr-TR"/>
-        </w:rPr>
-        <w:t>Northwind</w:t>
-      </w:r>
-      <w:proofErr w:type="spellEnd"/>
-      <w:r>
-        <w:rPr>
-          <w:rFonts w:ascii="Consolas" w:eastAsia="Times New Roman" w:hAnsi="Consolas" w:cs="Times New Roman"/>
-          <w:color w:val="F09483"/>
-          <w:sz w:val="21"/>
-          <w:szCs w:val="21"/>
-          <w:lang w:eastAsia="tr-TR"/>
-        </w:rPr>
-        <w:t>;</w:t>
+        <w:t xml:space="preserve"> Northwind;</w:t>
       </w:r>
     </w:p>
     <w:p>
@@ -8155,29 +6430,7 @@
           <w:szCs w:val="21"/>
           <w:lang w:eastAsia="tr-TR"/>
         </w:rPr>
-        <w:t xml:space="preserve"> </w:t>
-      </w:r>
-      <w:proofErr w:type="spellStart"/>
-      <w:r>
-        <w:rPr>
-          <w:rFonts w:ascii="Consolas" w:eastAsia="Times New Roman" w:hAnsi="Consolas" w:cs="Times New Roman"/>
-          <w:color w:val="F09483"/>
-          <w:sz w:val="21"/>
-          <w:szCs w:val="21"/>
-          <w:lang w:eastAsia="tr-TR"/>
-        </w:rPr>
-        <w:t>Customers</w:t>
-      </w:r>
-      <w:proofErr w:type="spellEnd"/>
-      <w:r>
-        <w:rPr>
-          <w:rFonts w:ascii="Consolas" w:eastAsia="Times New Roman" w:hAnsi="Consolas" w:cs="Times New Roman"/>
-          <w:color w:val="F09483"/>
-          <w:sz w:val="21"/>
-          <w:szCs w:val="21"/>
-          <w:lang w:eastAsia="tr-TR"/>
-        </w:rPr>
-        <w:t xml:space="preserve"> </w:t>
+        <w:t xml:space="preserve"> Customers </w:t>
       </w:r>
       <w:r>
         <w:rPr>
@@ -8249,9 +6502,18 @@
           <w:szCs w:val="21"/>
           <w:lang w:eastAsia="tr-TR"/>
         </w:rPr>
-        <w:t>'</w:t>
-      </w:r>
-      <w:proofErr w:type="spellStart"/>
+        <w:t>'Mr'</w:t>
+      </w:r>
+      <w:r>
+        <w:rPr>
+          <w:rFonts w:ascii="Consolas" w:eastAsia="Times New Roman" w:hAnsi="Consolas" w:cs="Times New Roman"/>
+          <w:color w:val="F09483"/>
+          <w:sz w:val="21"/>
+          <w:szCs w:val="21"/>
+          <w:lang w:eastAsia="tr-TR"/>
+        </w:rPr>
+        <w:t xml:space="preserve">, </w:t>
+      </w:r>
       <w:r>
         <w:rPr>
           <w:rFonts w:ascii="Consolas" w:eastAsia="Times New Roman" w:hAnsi="Consolas" w:cs="Times New Roman"/>
@@ -8260,60 +6522,7 @@
           <w:szCs w:val="21"/>
           <w:lang w:eastAsia="tr-TR"/>
         </w:rPr>
-        <w:t>Mr</w:t>
-      </w:r>
-      <w:proofErr w:type="spellEnd"/>
-      <w:r>
-        <w:rPr>
-          <w:rFonts w:ascii="Consolas" w:eastAsia="Times New Roman" w:hAnsi="Consolas" w:cs="Times New Roman"/>
-          <w:color w:val="FAB795"/>
-          <w:sz w:val="21"/>
-          <w:szCs w:val="21"/>
-          <w:lang w:eastAsia="tr-TR"/>
-        </w:rPr>
-        <w:t>'</w:t>
-      </w:r>
-      <w:r>
-        <w:rPr>
-          <w:rFonts w:ascii="Consolas" w:eastAsia="Times New Roman" w:hAnsi="Consolas" w:cs="Times New Roman"/>
-          <w:color w:val="F09483"/>
-          <w:sz w:val="21"/>
-          <w:szCs w:val="21"/>
-          <w:lang w:eastAsia="tr-TR"/>
-        </w:rPr>
-        <w:t xml:space="preserve">, </w:t>
-      </w:r>
-      <w:r>
-        <w:rPr>
-          <w:rFonts w:ascii="Consolas" w:eastAsia="Times New Roman" w:hAnsi="Consolas" w:cs="Times New Roman"/>
-          <w:color w:val="FAB795"/>
-          <w:sz w:val="21"/>
-          <w:szCs w:val="21"/>
-          <w:lang w:eastAsia="tr-TR"/>
-        </w:rPr>
-        <w:t xml:space="preserve">'Test </w:t>
-      </w:r>
-      <w:proofErr w:type="spellStart"/>
-      <w:r>
-        <w:rPr>
-          <w:rFonts w:ascii="Consolas" w:eastAsia="Times New Roman" w:hAnsi="Consolas" w:cs="Times New Roman"/>
-          <w:color w:val="FAB795"/>
-          <w:sz w:val="21"/>
-          <w:szCs w:val="21"/>
-          <w:lang w:eastAsia="tr-TR"/>
-        </w:rPr>
-        <w:t>Co</w:t>
-      </w:r>
-      <w:proofErr w:type="spellEnd"/>
-      <w:r>
-        <w:rPr>
-          <w:rFonts w:ascii="Consolas" w:eastAsia="Times New Roman" w:hAnsi="Consolas" w:cs="Times New Roman"/>
-          <w:color w:val="FAB795"/>
-          <w:sz w:val="21"/>
-          <w:szCs w:val="21"/>
-          <w:lang w:eastAsia="tr-TR"/>
-        </w:rPr>
-        <w:t>'</w:t>
+        <w:t>'Test Co'</w:t>
       </w:r>
       <w:r>
         <w:rPr>
@@ -8598,32 +6807,14 @@
       <w:bookmarkStart w:id="12" w:name="_Toc226638050"/>
       <w:r>
         <w:lastRenderedPageBreak/>
-        <w:t xml:space="preserve">Yetki Testi — </w:t>
-      </w:r>
-      <w:proofErr w:type="spellStart"/>
-      <w:r>
-        <w:t>db_dataentry</w:t>
+        <w:t>Yetki Testi — db_dataentry</w:t>
       </w:r>
       <w:bookmarkEnd w:id="12"/>
-      <w:proofErr w:type="spellEnd"/>
     </w:p>
     <w:p/>
     <w:p>
-      <w:proofErr w:type="spellStart"/>
-      <w:r>
-        <w:t>db_dataentry</w:t>
-      </w:r>
-      <w:proofErr w:type="spellEnd"/>
-      <w:r>
-        <w:t xml:space="preserve"> kullanıcısı ile SQL Server </w:t>
-      </w:r>
-      <w:proofErr w:type="spellStart"/>
-      <w:r>
-        <w:t>Authentication</w:t>
-      </w:r>
-      <w:proofErr w:type="spellEnd"/>
-      <w:r>
-        <w:t xml:space="preserve"> kullanılarak bağlanılmıştır.</w:t>
+      <w:r>
+        <w:t>db_dataentry kullanıcısı ile SQL Server Authentication kullanılarak bağlanılmıştır.</w:t>
       </w:r>
     </w:p>
     <w:p>
@@ -8689,15 +6880,7 @@
     </w:p>
     <w:p>
       <w:r>
-        <w:t>Bağlantının "</w:t>
-      </w:r>
-      <w:proofErr w:type="spellStart"/>
-      <w:r>
-        <w:t>db_dataentry</w:t>
-      </w:r>
-      <w:proofErr w:type="spellEnd"/>
-      <w:r>
-        <w:t>" kimliğiyle açıldığı sol panelden doğrulanmıştır.</w:t>
+        <w:t>Bağlantının "db_dataentry" kimliğiyle açıldığı sol panelden doğrulanmıştır.</w:t>
       </w:r>
     </w:p>
     <w:p>
@@ -8771,15 +6954,7 @@
     <w:p>
       <w:r>
         <w:lastRenderedPageBreak/>
-        <w:t xml:space="preserve">Yazma testi (INSERT): </w:t>
-      </w:r>
-      <w:proofErr w:type="spellStart"/>
-      <w:r>
-        <w:t>Customers</w:t>
-      </w:r>
-      <w:proofErr w:type="spellEnd"/>
-      <w:r>
-        <w:t xml:space="preserve"> tablosuna yeni bir kayıt eklenmiş ve işlem başarıyla tamamlanmıştır. "1 satır etkilendi" mesajı alınmıştır.</w:t>
+        <w:t>Yazma testi (INSERT): Customers tablosuna yeni bir kayıt eklenmiş ve işlem başarıyla tamamlanmıştır. "1 satır etkilendi" mesajı alınmıştır.</w:t>
       </w:r>
     </w:p>
     <w:p>
@@ -8802,20 +6977,8 @@
           <w:szCs w:val="21"/>
           <w:lang w:eastAsia="tr-TR"/>
         </w:rPr>
-        <w:t xml:space="preserve">``` </w:t>
-      </w:r>
-      <w:proofErr w:type="spellStart"/>
-      <w:r>
-        <w:rPr>
-          <w:rFonts w:ascii="Consolas" w:eastAsia="Times New Roman" w:hAnsi="Consolas" w:cs="Times New Roman"/>
-          <w:color w:val="F09483"/>
-          <w:sz w:val="21"/>
-          <w:szCs w:val="21"/>
-          <w:lang w:eastAsia="tr-TR"/>
-        </w:rPr>
-        <w:t>sql</w:t>
-      </w:r>
-      <w:proofErr w:type="spellEnd"/>
+        <w:t>``` sql</w:t>
+      </w:r>
     </w:p>
     <w:p>
       <w:pPr>
@@ -8849,29 +7012,7 @@
           <w:szCs w:val="21"/>
           <w:lang w:eastAsia="tr-TR"/>
         </w:rPr>
-        <w:t xml:space="preserve"> </w:t>
-      </w:r>
-      <w:proofErr w:type="spellStart"/>
-      <w:r>
-        <w:rPr>
-          <w:rFonts w:ascii="Consolas" w:eastAsia="Times New Roman" w:hAnsi="Consolas" w:cs="Times New Roman"/>
-          <w:color w:val="F09483"/>
-          <w:sz w:val="21"/>
-          <w:szCs w:val="21"/>
-          <w:lang w:eastAsia="tr-TR"/>
-        </w:rPr>
-        <w:t>Northwind</w:t>
-      </w:r>
-      <w:proofErr w:type="spellEnd"/>
-      <w:r>
-        <w:rPr>
-          <w:rFonts w:ascii="Consolas" w:eastAsia="Times New Roman" w:hAnsi="Consolas" w:cs="Times New Roman"/>
-          <w:color w:val="F09483"/>
-          <w:sz w:val="21"/>
-          <w:szCs w:val="21"/>
-          <w:lang w:eastAsia="tr-TR"/>
-        </w:rPr>
-        <w:t>;</w:t>
+        <w:t xml:space="preserve"> Northwind;</w:t>
       </w:r>
     </w:p>
     <w:p>
@@ -8906,29 +7047,7 @@
           <w:szCs w:val="21"/>
           <w:lang w:eastAsia="tr-TR"/>
         </w:rPr>
-        <w:t xml:space="preserve"> </w:t>
-      </w:r>
-      <w:proofErr w:type="spellStart"/>
-      <w:r>
-        <w:rPr>
-          <w:rFonts w:ascii="Consolas" w:eastAsia="Times New Roman" w:hAnsi="Consolas" w:cs="Times New Roman"/>
-          <w:color w:val="F09483"/>
-          <w:sz w:val="21"/>
-          <w:szCs w:val="21"/>
-          <w:lang w:eastAsia="tr-TR"/>
-        </w:rPr>
-        <w:t>Customers</w:t>
-      </w:r>
-      <w:proofErr w:type="spellEnd"/>
-      <w:r>
-        <w:rPr>
-          <w:rFonts w:ascii="Consolas" w:eastAsia="Times New Roman" w:hAnsi="Consolas" w:cs="Times New Roman"/>
-          <w:color w:val="F09483"/>
-          <w:sz w:val="21"/>
-          <w:szCs w:val="21"/>
-          <w:lang w:eastAsia="tr-TR"/>
-        </w:rPr>
-        <w:t xml:space="preserve"> </w:t>
+        <w:t xml:space="preserve"> Customers </w:t>
       </w:r>
       <w:r>
         <w:rPr>
@@ -9000,9 +7119,18 @@
           <w:szCs w:val="21"/>
           <w:lang w:eastAsia="tr-TR"/>
         </w:rPr>
-        <w:t>'</w:t>
-      </w:r>
-      <w:proofErr w:type="spellStart"/>
+        <w:t>'Mr'</w:t>
+      </w:r>
+      <w:r>
+        <w:rPr>
+          <w:rFonts w:ascii="Consolas" w:eastAsia="Times New Roman" w:hAnsi="Consolas" w:cs="Times New Roman"/>
+          <w:color w:val="F09483"/>
+          <w:sz w:val="21"/>
+          <w:szCs w:val="21"/>
+          <w:lang w:eastAsia="tr-TR"/>
+        </w:rPr>
+        <w:t xml:space="preserve">, </w:t>
+      </w:r>
       <w:r>
         <w:rPr>
           <w:rFonts w:ascii="Consolas" w:eastAsia="Times New Roman" w:hAnsi="Consolas" w:cs="Times New Roman"/>
@@ -9011,60 +7139,7 @@
           <w:szCs w:val="21"/>
           <w:lang w:eastAsia="tr-TR"/>
         </w:rPr>
-        <w:t>Mr</w:t>
-      </w:r>
-      <w:proofErr w:type="spellEnd"/>
-      <w:r>
-        <w:rPr>
-          <w:rFonts w:ascii="Consolas" w:eastAsia="Times New Roman" w:hAnsi="Consolas" w:cs="Times New Roman"/>
-          <w:color w:val="FAB795"/>
-          <w:sz w:val="21"/>
-          <w:szCs w:val="21"/>
-          <w:lang w:eastAsia="tr-TR"/>
-        </w:rPr>
-        <w:t>'</w:t>
-      </w:r>
-      <w:r>
-        <w:rPr>
-          <w:rFonts w:ascii="Consolas" w:eastAsia="Times New Roman" w:hAnsi="Consolas" w:cs="Times New Roman"/>
-          <w:color w:val="F09483"/>
-          <w:sz w:val="21"/>
-          <w:szCs w:val="21"/>
-          <w:lang w:eastAsia="tr-TR"/>
-        </w:rPr>
-        <w:t xml:space="preserve">, </w:t>
-      </w:r>
-      <w:r>
-        <w:rPr>
-          <w:rFonts w:ascii="Consolas" w:eastAsia="Times New Roman" w:hAnsi="Consolas" w:cs="Times New Roman"/>
-          <w:color w:val="FAB795"/>
-          <w:sz w:val="21"/>
-          <w:szCs w:val="21"/>
-          <w:lang w:eastAsia="tr-TR"/>
-        </w:rPr>
-        <w:t xml:space="preserve">'Test </w:t>
-      </w:r>
-      <w:proofErr w:type="spellStart"/>
-      <w:r>
-        <w:rPr>
-          <w:rFonts w:ascii="Consolas" w:eastAsia="Times New Roman" w:hAnsi="Consolas" w:cs="Times New Roman"/>
-          <w:color w:val="FAB795"/>
-          <w:sz w:val="21"/>
-          <w:szCs w:val="21"/>
-          <w:lang w:eastAsia="tr-TR"/>
-        </w:rPr>
-        <w:t>Co</w:t>
-      </w:r>
-      <w:proofErr w:type="spellEnd"/>
-      <w:r>
-        <w:rPr>
-          <w:rFonts w:ascii="Consolas" w:eastAsia="Times New Roman" w:hAnsi="Consolas" w:cs="Times New Roman"/>
-          <w:color w:val="FAB795"/>
-          <w:sz w:val="21"/>
-          <w:szCs w:val="21"/>
-          <w:lang w:eastAsia="tr-TR"/>
-        </w:rPr>
-        <w:t>'</w:t>
+        <w:t>'Test Co'</w:t>
       </w:r>
       <w:r>
         <w:rPr>
@@ -9332,20 +7407,8 @@
           <w:szCs w:val="21"/>
           <w:lang w:eastAsia="tr-TR"/>
         </w:rPr>
-        <w:t xml:space="preserve">``` </w:t>
-      </w:r>
-      <w:proofErr w:type="spellStart"/>
-      <w:r>
-        <w:rPr>
-          <w:rFonts w:ascii="Consolas" w:eastAsia="Times New Roman" w:hAnsi="Consolas" w:cs="Times New Roman"/>
-          <w:color w:val="F09483"/>
-          <w:sz w:val="21"/>
-          <w:szCs w:val="21"/>
-          <w:lang w:eastAsia="tr-TR"/>
-        </w:rPr>
-        <w:t>sql</w:t>
-      </w:r>
-      <w:proofErr w:type="spellEnd"/>
+        <w:t>``` sql</w:t>
+      </w:r>
     </w:p>
     <w:p>
       <w:pPr>
@@ -9379,29 +7442,7 @@
           <w:szCs w:val="21"/>
           <w:lang w:eastAsia="tr-TR"/>
         </w:rPr>
-        <w:t xml:space="preserve"> </w:t>
-      </w:r>
-      <w:proofErr w:type="spellStart"/>
-      <w:r>
-        <w:rPr>
-          <w:rFonts w:ascii="Consolas" w:eastAsia="Times New Roman" w:hAnsi="Consolas" w:cs="Times New Roman"/>
-          <w:color w:val="F09483"/>
-          <w:sz w:val="21"/>
-          <w:szCs w:val="21"/>
-          <w:lang w:eastAsia="tr-TR"/>
-        </w:rPr>
-        <w:t>Northwind</w:t>
-      </w:r>
-      <w:proofErr w:type="spellEnd"/>
-      <w:r>
-        <w:rPr>
-          <w:rFonts w:ascii="Consolas" w:eastAsia="Times New Roman" w:hAnsi="Consolas" w:cs="Times New Roman"/>
-          <w:color w:val="F09483"/>
-          <w:sz w:val="21"/>
-          <w:szCs w:val="21"/>
-          <w:lang w:eastAsia="tr-TR"/>
-        </w:rPr>
-        <w:t>;</w:t>
+        <w:t xml:space="preserve"> Northwind;</w:t>
       </w:r>
     </w:p>
     <w:p>
@@ -9480,29 +7521,7 @@
           <w:szCs w:val="21"/>
           <w:lang w:eastAsia="tr-TR"/>
         </w:rPr>
-        <w:t xml:space="preserve"> </w:t>
-      </w:r>
-      <w:proofErr w:type="spellStart"/>
-      <w:r>
-        <w:rPr>
-          <w:rFonts w:ascii="Consolas" w:eastAsia="Times New Roman" w:hAnsi="Consolas" w:cs="Times New Roman"/>
-          <w:color w:val="F09483"/>
-          <w:sz w:val="21"/>
-          <w:szCs w:val="21"/>
-          <w:lang w:eastAsia="tr-TR"/>
-        </w:rPr>
-        <w:t>Customers</w:t>
-      </w:r>
-      <w:proofErr w:type="spellEnd"/>
-      <w:r>
-        <w:rPr>
-          <w:rFonts w:ascii="Consolas" w:eastAsia="Times New Roman" w:hAnsi="Consolas" w:cs="Times New Roman"/>
-          <w:color w:val="F09483"/>
-          <w:sz w:val="21"/>
-          <w:szCs w:val="21"/>
-          <w:lang w:eastAsia="tr-TR"/>
-        </w:rPr>
-        <w:t xml:space="preserve"> </w:t>
+        <w:t xml:space="preserve"> Customers </w:t>
       </w:r>
       <w:r>
         <w:rPr>
@@ -9524,29 +7543,7 @@
           <w:szCs w:val="21"/>
           <w:lang w:eastAsia="tr-TR"/>
         </w:rPr>
-        <w:t xml:space="preserve"> </w:t>
-      </w:r>
-      <w:proofErr w:type="spellStart"/>
-      <w:r>
-        <w:rPr>
-          <w:rFonts w:ascii="Consolas" w:eastAsia="Times New Roman" w:hAnsi="Consolas" w:cs="Times New Roman"/>
-          <w:color w:val="F09483"/>
-          <w:sz w:val="21"/>
-          <w:szCs w:val="21"/>
-          <w:lang w:eastAsia="tr-TR"/>
-        </w:rPr>
-        <w:t>CustomerID</w:t>
-      </w:r>
-      <w:proofErr w:type="spellEnd"/>
-      <w:r>
-        <w:rPr>
-          <w:rFonts w:ascii="Consolas" w:eastAsia="Times New Roman" w:hAnsi="Consolas" w:cs="Times New Roman"/>
-          <w:color w:val="F09483"/>
-          <w:sz w:val="21"/>
-          <w:szCs w:val="21"/>
-          <w:lang w:eastAsia="tr-TR"/>
-        </w:rPr>
-        <w:t xml:space="preserve"> </w:t>
+        <w:t xml:space="preserve"> CustomerID </w:t>
       </w:r>
       <w:r>
         <w:rPr>
@@ -9669,23 +7666,7 @@
     <w:p/>
     <w:p>
       <w:r>
-        <w:t xml:space="preserve">Bu sonuç </w:t>
-      </w:r>
-      <w:proofErr w:type="spellStart"/>
-      <w:r>
-        <w:t>db_dataentry</w:t>
-      </w:r>
-      <w:proofErr w:type="spellEnd"/>
-      <w:r>
-        <w:t xml:space="preserve"> kullanıcısının hem okuma hem de yazma yetkisine sahip olduğunu doğrulamaktadır. </w:t>
-      </w:r>
-      <w:proofErr w:type="spellStart"/>
-      <w:r>
-        <w:t>db_readonly</w:t>
-      </w:r>
-      <w:proofErr w:type="spellEnd"/>
-      <w:r>
-        <w:t xml:space="preserve"> kullanıcısının aynı işlemde hata aldığı düşünüldüğünde, rol tabanlı yetkilendirmenin doğru çalıştığı açıkça görülmektedir.</w:t>
+        <w:t>Bu sonuç db_dataentry kullanıcısının hem okuma hem de yazma yetkisine sahip olduğunu doğrulamaktadır. db_readonly kullanıcısının aynı işlemde hata aldığı düşünüldüğünde, rol tabanlı yetkilendirmenin doğru çalıştığı açıkça görülmektedir.</w:t>
       </w:r>
     </w:p>
     <w:p>
@@ -9713,24 +7694,14 @@
         <w:t>Yetki Testi -</w:t>
       </w:r>
       <w:r>
-        <w:t xml:space="preserve"> </w:t>
-      </w:r>
-      <w:proofErr w:type="spellStart"/>
-      <w:r>
-        <w:t>db_admin</w:t>
+        <w:t xml:space="preserve"> db_admin</w:t>
       </w:r>
       <w:bookmarkEnd w:id="13"/>
-      <w:proofErr w:type="spellEnd"/>
     </w:p>
     <w:p/>
     <w:p>
-      <w:proofErr w:type="spellStart"/>
-      <w:r>
-        <w:t>db_admin</w:t>
-      </w:r>
-      <w:proofErr w:type="spellEnd"/>
-      <w:r>
-        <w:t xml:space="preserve"> kullanıcısı ile bağlanılmıştır.</w:t>
+      <w:r>
+        <w:t>db_admin kullanıcısı ile bağlanılmıştır.</w:t>
       </w:r>
     </w:p>
     <w:p>
@@ -9867,29 +7838,7 @@
           <w:szCs w:val="21"/>
           <w:lang w:eastAsia="tr-TR"/>
         </w:rPr>
-        <w:t xml:space="preserve"> </w:t>
-      </w:r>
-      <w:proofErr w:type="spellStart"/>
-      <w:r>
-        <w:rPr>
-          <w:rFonts w:ascii="Consolas" w:eastAsia="Times New Roman" w:hAnsi="Consolas" w:cs="Times New Roman"/>
-          <w:color w:val="F09483"/>
-          <w:sz w:val="21"/>
-          <w:szCs w:val="21"/>
-          <w:lang w:eastAsia="tr-TR"/>
-        </w:rPr>
-        <w:t>Northwind</w:t>
-      </w:r>
-      <w:proofErr w:type="spellEnd"/>
-      <w:r>
-        <w:rPr>
-          <w:rFonts w:ascii="Consolas" w:eastAsia="Times New Roman" w:hAnsi="Consolas" w:cs="Times New Roman"/>
-          <w:color w:val="F09483"/>
-          <w:sz w:val="21"/>
-          <w:szCs w:val="21"/>
-          <w:lang w:eastAsia="tr-TR"/>
-        </w:rPr>
-        <w:t>;</w:t>
+        <w:t xml:space="preserve"> Northwind;</w:t>
       </w:r>
     </w:p>
     <w:p>
@@ -9948,7 +7897,6 @@
         </w:rPr>
         <w:t xml:space="preserve"> </w:t>
       </w:r>
-      <w:proofErr w:type="spellStart"/>
       <w:r>
         <w:rPr>
           <w:rFonts w:ascii="Consolas" w:eastAsia="Times New Roman" w:hAnsi="Consolas" w:cs="Times New Roman"/>
@@ -9959,7 +7907,6 @@
         </w:rPr>
         <w:t>AdminTest</w:t>
       </w:r>
-      <w:proofErr w:type="spellEnd"/>
       <w:r>
         <w:rPr>
           <w:rFonts w:ascii="Consolas" w:eastAsia="Times New Roman" w:hAnsi="Consolas" w:cs="Times New Roman"/>
@@ -9990,29 +7937,7 @@
           <w:szCs w:val="21"/>
           <w:lang w:eastAsia="tr-TR"/>
         </w:rPr>
-        <w:t xml:space="preserve">, </w:t>
-      </w:r>
-      <w:proofErr w:type="spellStart"/>
-      <w:r>
-        <w:rPr>
-          <w:rFonts w:ascii="Consolas" w:eastAsia="Times New Roman" w:hAnsi="Consolas" w:cs="Times New Roman"/>
-          <w:color w:val="F09483"/>
-          <w:sz w:val="21"/>
-          <w:szCs w:val="21"/>
-          <w:lang w:eastAsia="tr-TR"/>
-        </w:rPr>
-        <w:t>Aciklama</w:t>
-      </w:r>
-      <w:proofErr w:type="spellEnd"/>
-      <w:r>
-        <w:rPr>
-          <w:rFonts w:ascii="Consolas" w:eastAsia="Times New Roman" w:hAnsi="Consolas" w:cs="Times New Roman"/>
-          <w:color w:val="F09483"/>
-          <w:sz w:val="21"/>
-          <w:szCs w:val="21"/>
-          <w:lang w:eastAsia="tr-TR"/>
-        </w:rPr>
-        <w:t xml:space="preserve"> </w:t>
+        <w:t xml:space="preserve">, Aciklama </w:t>
       </w:r>
       <w:r>
         <w:rPr>
@@ -10091,29 +8016,7 @@
           <w:szCs w:val="21"/>
           <w:lang w:eastAsia="tr-TR"/>
         </w:rPr>
-        <w:t xml:space="preserve"> </w:t>
-      </w:r>
-      <w:proofErr w:type="spellStart"/>
-      <w:r>
-        <w:rPr>
-          <w:rFonts w:ascii="Consolas" w:eastAsia="Times New Roman" w:hAnsi="Consolas" w:cs="Times New Roman"/>
-          <w:color w:val="F09483"/>
-          <w:sz w:val="21"/>
-          <w:szCs w:val="21"/>
-          <w:lang w:eastAsia="tr-TR"/>
-        </w:rPr>
-        <w:t>AdminTest</w:t>
-      </w:r>
-      <w:proofErr w:type="spellEnd"/>
-      <w:r>
-        <w:rPr>
-          <w:rFonts w:ascii="Consolas" w:eastAsia="Times New Roman" w:hAnsi="Consolas" w:cs="Times New Roman"/>
-          <w:color w:val="F09483"/>
-          <w:sz w:val="21"/>
-          <w:szCs w:val="21"/>
-          <w:lang w:eastAsia="tr-TR"/>
-        </w:rPr>
-        <w:t>;</w:t>
+        <w:t xml:space="preserve"> AdminTest;</w:t>
       </w:r>
     </w:p>
     <w:p>
@@ -10195,62 +8098,12 @@
           <w:lang w:eastAsia="tr-TR"/>
         </w:rPr>
       </w:pPr>
-      <w:proofErr w:type="spellStart"/>
       <w:r>
         <w:rPr>
           <w:lang w:eastAsia="tr-TR"/>
         </w:rPr>
         <w:lastRenderedPageBreak/>
-        <w:t>db_admin</w:t>
-      </w:r>
-      <w:proofErr w:type="spellEnd"/>
-      <w:r>
-        <w:rPr>
-          <w:lang w:eastAsia="tr-TR"/>
-        </w:rPr>
-        <w:t xml:space="preserve"> kullanıcısı </w:t>
-      </w:r>
-      <w:proofErr w:type="spellStart"/>
-      <w:r>
-        <w:rPr>
-          <w:lang w:eastAsia="tr-TR"/>
-        </w:rPr>
-        <w:t>db_owner</w:t>
-      </w:r>
-      <w:proofErr w:type="spellEnd"/>
-      <w:r>
-        <w:rPr>
-          <w:lang w:eastAsia="tr-TR"/>
-        </w:rPr>
-        <w:t xml:space="preserve"> rolüne sahip olduğundan tablo oluşturma ve silme gibi DDL işlemlerini gerçekleştirebilmektedir. Bu işlem </w:t>
-      </w:r>
-      <w:proofErr w:type="spellStart"/>
-      <w:r>
-        <w:rPr>
-          <w:lang w:eastAsia="tr-TR"/>
-        </w:rPr>
-        <w:t>db_readonly</w:t>
-      </w:r>
-      <w:proofErr w:type="spellEnd"/>
-      <w:r>
-        <w:rPr>
-          <w:lang w:eastAsia="tr-TR"/>
-        </w:rPr>
-        <w:t xml:space="preserve"> ve </w:t>
-      </w:r>
-      <w:proofErr w:type="spellStart"/>
-      <w:r>
-        <w:rPr>
-          <w:lang w:eastAsia="tr-TR"/>
-        </w:rPr>
-        <w:t>db_dataentry</w:t>
-      </w:r>
-      <w:proofErr w:type="spellEnd"/>
-      <w:r>
-        <w:rPr>
-          <w:lang w:eastAsia="tr-TR"/>
-        </w:rPr>
-        <w:t xml:space="preserve"> kullanıcıları tarafından yapılamamaktadır.</w:t>
+        <w:t>db_admin kullanıcısı db_owner rolüne sahip olduğundan tablo oluşturma ve silme gibi DDL işlemlerini gerçekleştirebilmektedir. Bu işlem db_readonly ve db_dataentry kullanıcıları tarafından yapılamamaktadır.</w:t>
       </w:r>
     </w:p>
     <w:p>
@@ -10301,14 +8154,12 @@
                 <w:lang w:eastAsia="tr-TR"/>
               </w:rPr>
             </w:pPr>
-            <w:proofErr w:type="spellStart"/>
             <w:r>
               <w:rPr>
                 <w:lang w:eastAsia="tr-TR"/>
               </w:rPr>
               <w:t>db_readonly</w:t>
             </w:r>
-            <w:proofErr w:type="spellEnd"/>
           </w:p>
         </w:tc>
         <w:tc>
@@ -10321,14 +8172,12 @@
                 <w:lang w:eastAsia="tr-TR"/>
               </w:rPr>
             </w:pPr>
-            <w:proofErr w:type="spellStart"/>
             <w:r>
               <w:rPr>
                 <w:lang w:eastAsia="tr-TR"/>
               </w:rPr>
               <w:t>db_dataentry</w:t>
             </w:r>
-            <w:proofErr w:type="spellEnd"/>
           </w:p>
         </w:tc>
         <w:tc>
@@ -10341,14 +8190,12 @@
                 <w:lang w:eastAsia="tr-TR"/>
               </w:rPr>
             </w:pPr>
-            <w:proofErr w:type="spellStart"/>
             <w:r>
               <w:rPr>
                 <w:lang w:eastAsia="tr-TR"/>
               </w:rPr>
               <w:t>db_admin</w:t>
             </w:r>
-            <w:proofErr w:type="spellEnd"/>
           </w:p>
         </w:tc>
       </w:tr>
@@ -10708,23 +8555,7 @@
       <w:bookmarkStart w:id="14" w:name="_Toc226638052"/>
       <w:r>
         <w:lastRenderedPageBreak/>
-        <w:t xml:space="preserve">Veri Şifreleme (TDE - </w:t>
-      </w:r>
-      <w:proofErr w:type="spellStart"/>
-      <w:r>
-        <w:t>Transparent</w:t>
-      </w:r>
-      <w:proofErr w:type="spellEnd"/>
-      <w:r>
-        <w:t xml:space="preserve"> Data </w:t>
-      </w:r>
-      <w:proofErr w:type="spellStart"/>
-      <w:r>
-        <w:t>Encryption</w:t>
-      </w:r>
-      <w:proofErr w:type="spellEnd"/>
-      <w:r>
-        <w:t>)</w:t>
+        <w:t>Veri Şifreleme (TDE - Transparent Data Encryption)</w:t>
       </w:r>
       <w:bookmarkEnd w:id="14"/>
     </w:p>
@@ -10745,90 +8576,20 @@
         <w:rPr>
           <w:lang w:eastAsia="tr-TR"/>
         </w:rPr>
-        <w:t xml:space="preserve">TDE </w:t>
-      </w:r>
-      <w:proofErr w:type="spellStart"/>
-      <w:r>
-        <w:rPr>
-          <w:lang w:eastAsia="tr-TR"/>
-        </w:rPr>
-        <w:t>veritabanı</w:t>
-      </w:r>
-      <w:proofErr w:type="spellEnd"/>
-      <w:r>
-        <w:rPr>
-          <w:lang w:eastAsia="tr-TR"/>
-        </w:rPr>
-        <w:t xml:space="preserve"> dosyalarını disk üzerinde şifreleyerek fiziksel erişim durumunda veri güvenliğini sağlar. Şifreleme uygulama katmanında değil, doğrudan </w:t>
-      </w:r>
-      <w:proofErr w:type="spellStart"/>
-      <w:r>
-        <w:rPr>
-          <w:lang w:eastAsia="tr-TR"/>
-        </w:rPr>
-        <w:t>veritabanı</w:t>
-      </w:r>
-      <w:proofErr w:type="spellEnd"/>
-      <w:r>
-        <w:rPr>
-          <w:lang w:eastAsia="tr-TR"/>
-        </w:rPr>
-        <w:t xml:space="preserve"> motoru tarafından gerçekleştirilir.</w:t>
-      </w:r>
-    </w:p>
-    <w:p>
-      <w:pPr>
-        <w:rPr>
-          <w:lang w:eastAsia="tr-TR"/>
-        </w:rPr>
-      </w:pPr>
-      <w:r>
-        <w:rPr>
-          <w:lang w:eastAsia="tr-TR"/>
-        </w:rPr>
-        <w:t xml:space="preserve">TDE etkinleştirildiğinde </w:t>
-      </w:r>
-      <w:proofErr w:type="spellStart"/>
-      <w:r>
-        <w:rPr>
-          <w:lang w:eastAsia="tr-TR"/>
-        </w:rPr>
-        <w:t>veritabanı</w:t>
-      </w:r>
-      <w:proofErr w:type="spellEnd"/>
-      <w:r>
-        <w:rPr>
-          <w:lang w:eastAsia="tr-TR"/>
-        </w:rPr>
-        <w:t xml:space="preserve"> dosyaları (.</w:t>
-      </w:r>
-      <w:proofErr w:type="spellStart"/>
-      <w:r>
-        <w:rPr>
-          <w:lang w:eastAsia="tr-TR"/>
-        </w:rPr>
-        <w:t>mdf</w:t>
-      </w:r>
-      <w:proofErr w:type="spellEnd"/>
-      <w:r>
-        <w:rPr>
-          <w:lang w:eastAsia="tr-TR"/>
-        </w:rPr>
-        <w:t>, .</w:t>
-      </w:r>
-      <w:proofErr w:type="spellStart"/>
-      <w:r>
-        <w:rPr>
-          <w:lang w:eastAsia="tr-TR"/>
-        </w:rPr>
-        <w:t>ldf</w:t>
-      </w:r>
-      <w:proofErr w:type="spellEnd"/>
-      <w:r>
-        <w:rPr>
-          <w:lang w:eastAsia="tr-TR"/>
-        </w:rPr>
-        <w:t>) ve yedek dosyalar (.bak) otomatik olarak şifrelenir. Şifreleme ve çözme işlemi arka planda gerçekleştiği için uygulama tarafında he</w:t>
+        <w:t>TDE veritabanı dosyalarını disk üzerinde şifreleyerek fiziksel erişim durumunda veri güvenliğini sağlar. Şifreleme uygulama katmanında değil, doğrudan veritabanı motoru tarafından gerçekleştirilir.</w:t>
+      </w:r>
+    </w:p>
+    <w:p>
+      <w:pPr>
+        <w:rPr>
+          <w:lang w:eastAsia="tr-TR"/>
+        </w:rPr>
+      </w:pPr>
+      <w:r>
+        <w:rPr>
+          <w:lang w:eastAsia="tr-TR"/>
+        </w:rPr>
+        <w:t>TDE etkinleştirildiğinde veritabanı dosyaları (.mdf, .ldf) ve yedek dosyalar (.bak) otomatik olarak şifrelenir. Şifreleme ve çözme işlemi arka planda gerçekleştiği için uygulama tarafında he</w:t>
       </w:r>
       <w:r>
         <w:rPr>
@@ -10867,62 +8628,20 @@
         <w:rPr>
           <w:lang w:eastAsia="tr-TR"/>
         </w:rPr>
-        <w:t xml:space="preserve">Adım 1 - Master </w:t>
-      </w:r>
-      <w:proofErr w:type="spellStart"/>
-      <w:r>
-        <w:rPr>
-          <w:lang w:eastAsia="tr-TR"/>
-        </w:rPr>
-        <w:t>Key</w:t>
-      </w:r>
-      <w:proofErr w:type="spellEnd"/>
-      <w:r>
-        <w:rPr>
-          <w:lang w:eastAsia="tr-TR"/>
-        </w:rPr>
-        <w:t xml:space="preserve"> oluşturuldu:</w:t>
-      </w:r>
-    </w:p>
-    <w:p>
-      <w:pPr>
-        <w:rPr>
-          <w:lang w:eastAsia="tr-TR"/>
-        </w:rPr>
-      </w:pPr>
-      <w:r>
-        <w:rPr>
-          <w:lang w:eastAsia="tr-TR"/>
-        </w:rPr>
-        <w:t xml:space="preserve">Master </w:t>
-      </w:r>
-      <w:proofErr w:type="spellStart"/>
-      <w:r>
-        <w:rPr>
-          <w:lang w:eastAsia="tr-TR"/>
-        </w:rPr>
-        <w:t>Key</w:t>
-      </w:r>
-      <w:proofErr w:type="spellEnd"/>
-      <w:r>
-        <w:rPr>
-          <w:lang w:eastAsia="tr-TR"/>
-        </w:rPr>
-        <w:t xml:space="preserve">, sunucu düzeyinde şifreleme hiyerarşisinin temelidir. Tüm sertifikalar ve anahtarlar bu </w:t>
-      </w:r>
-      <w:proofErr w:type="spellStart"/>
-      <w:r>
-        <w:rPr>
-          <w:lang w:eastAsia="tr-TR"/>
-        </w:rPr>
-        <w:t>key</w:t>
-      </w:r>
-      <w:proofErr w:type="spellEnd"/>
-      <w:r>
-        <w:rPr>
-          <w:lang w:eastAsia="tr-TR"/>
-        </w:rPr>
-        <w:t xml:space="preserve"> ile ko</w:t>
+        <w:t>Adım 1 - Master Key oluşturuldu:</w:t>
+      </w:r>
+    </w:p>
+    <w:p>
+      <w:pPr>
+        <w:rPr>
+          <w:lang w:eastAsia="tr-TR"/>
+        </w:rPr>
+      </w:pPr>
+      <w:r>
+        <w:rPr>
+          <w:lang w:eastAsia="tr-TR"/>
+        </w:rPr>
+        <w:t>Master Key, sunucu düzeyinde şifreleme hiyerarşisinin temelidir. Tüm sertifikalar ve anahtarlar bu key ile ko</w:t>
       </w:r>
       <w:r>
         <w:rPr>
@@ -10972,7 +8691,6 @@
         </w:rPr>
         <w:t xml:space="preserve"> </w:t>
       </w:r>
-      <w:proofErr w:type="spellStart"/>
       <w:r>
         <w:rPr>
           <w:rFonts w:ascii="Consolas" w:eastAsia="Times New Roman" w:hAnsi="Consolas" w:cs="Times New Roman"/>
@@ -10985,7 +8703,6 @@
         </w:rPr>
         <w:t>master</w:t>
       </w:r>
-      <w:proofErr w:type="spellEnd"/>
       <w:r>
         <w:rPr>
           <w:rFonts w:ascii="Consolas" w:eastAsia="Times New Roman" w:hAnsi="Consolas" w:cs="Times New Roman"/>
@@ -11240,41 +8957,13 @@
         <w:rPr>
           <w:lang w:eastAsia="tr-TR"/>
         </w:rPr>
-        <w:t xml:space="preserve"> </w:t>
-      </w:r>
-      <w:proofErr w:type="spellStart"/>
-      <w:r>
-        <w:rPr>
-          <w:lang w:eastAsia="tr-TR"/>
-        </w:rPr>
-        <w:t>veritabanı</w:t>
-      </w:r>
-      <w:proofErr w:type="spellEnd"/>
-      <w:r>
-        <w:rPr>
-          <w:lang w:eastAsia="tr-TR"/>
-        </w:rPr>
-        <w:t xml:space="preserve"> şifreleme anahtarını korumak için kullanılır. Sertifika kaybolursa şifreli </w:t>
-      </w:r>
-      <w:proofErr w:type="spellStart"/>
-      <w:r>
-        <w:rPr>
-          <w:lang w:eastAsia="tr-TR"/>
-        </w:rPr>
-        <w:t>ve</w:t>
-      </w:r>
-      <w:r>
-        <w:rPr>
-          <w:lang w:eastAsia="tr-TR"/>
-        </w:rPr>
-        <w:t>ritabanına</w:t>
-      </w:r>
-      <w:proofErr w:type="spellEnd"/>
-      <w:r>
-        <w:rPr>
-          <w:lang w:eastAsia="tr-TR"/>
-        </w:rPr>
-        <w:t xml:space="preserve"> bir daha erişilemez</w:t>
+        <w:t xml:space="preserve"> veritabanı şifreleme anahtarını korumak için kullanılır. Sertifika kaybolursa şifreli ve</w:t>
+      </w:r>
+      <w:r>
+        <w:rPr>
+          <w:lang w:eastAsia="tr-TR"/>
+        </w:rPr>
+        <w:t>ritabanına bir daha erişilemez</w:t>
       </w:r>
       <w:r>
         <w:rPr>
@@ -11343,20 +9032,8 @@
           <w:szCs w:val="21"/>
           <w:lang w:eastAsia="tr-TR"/>
         </w:rPr>
-        <w:t xml:space="preserve"> </w:t>
-      </w:r>
-      <w:proofErr w:type="spellStart"/>
-      <w:r>
-        <w:rPr>
-          <w:rFonts w:ascii="Consolas" w:eastAsia="Times New Roman" w:hAnsi="Consolas" w:cs="Times New Roman"/>
-          <w:color w:val="F09483"/>
-          <w:sz w:val="21"/>
-          <w:szCs w:val="21"/>
-          <w:lang w:eastAsia="tr-TR"/>
-        </w:rPr>
-        <w:t>NorthwindTDECert</w:t>
-      </w:r>
-      <w:proofErr w:type="spellEnd"/>
+        <w:t xml:space="preserve"> NorthwindTDECert</w:t>
+      </w:r>
     </w:p>
     <w:p>
       <w:pPr>
@@ -11444,29 +9121,7 @@
           <w:szCs w:val="21"/>
           <w:lang w:eastAsia="tr-TR"/>
         </w:rPr>
-        <w:t>'</w:t>
-      </w:r>
-      <w:proofErr w:type="spellStart"/>
-      <w:r>
-        <w:rPr>
-          <w:rFonts w:ascii="Consolas" w:eastAsia="Times New Roman" w:hAnsi="Consolas" w:cs="Times New Roman"/>
-          <w:color w:val="FAB795"/>
-          <w:sz w:val="21"/>
-          <w:szCs w:val="21"/>
-          <w:lang w:eastAsia="tr-TR"/>
-        </w:rPr>
-        <w:t>Northwind</w:t>
-      </w:r>
-      <w:proofErr w:type="spellEnd"/>
-      <w:r>
-        <w:rPr>
-          <w:rFonts w:ascii="Consolas" w:eastAsia="Times New Roman" w:hAnsi="Consolas" w:cs="Times New Roman"/>
-          <w:color w:val="FAB795"/>
-          <w:sz w:val="21"/>
-          <w:szCs w:val="21"/>
-          <w:lang w:eastAsia="tr-TR"/>
-        </w:rPr>
-        <w:t xml:space="preserve"> TDE Sertifikası'</w:t>
+        <w:t>'Northwind TDE Sertifikası'</w:t>
       </w:r>
       <w:r>
         <w:rPr>
@@ -11553,29 +9208,7 @@
           <w:szCs w:val="21"/>
           <w:lang w:eastAsia="tr-TR"/>
         </w:rPr>
-        <w:t xml:space="preserve"> </w:t>
-      </w:r>
-      <w:proofErr w:type="spellStart"/>
-      <w:r>
-        <w:rPr>
-          <w:rFonts w:ascii="Consolas" w:eastAsia="Times New Roman" w:hAnsi="Consolas" w:cs="Times New Roman"/>
-          <w:color w:val="F09483"/>
-          <w:sz w:val="21"/>
-          <w:szCs w:val="21"/>
-          <w:lang w:eastAsia="tr-TR"/>
-        </w:rPr>
-        <w:t>Northwind</w:t>
-      </w:r>
-      <w:proofErr w:type="spellEnd"/>
-      <w:r>
-        <w:rPr>
-          <w:rFonts w:ascii="Consolas" w:eastAsia="Times New Roman" w:hAnsi="Consolas" w:cs="Times New Roman"/>
-          <w:color w:val="F09483"/>
-          <w:sz w:val="21"/>
-          <w:szCs w:val="21"/>
-          <w:lang w:eastAsia="tr-TR"/>
-        </w:rPr>
-        <w:t>;</w:t>
+        <w:t xml:space="preserve"> Northwind;</w:t>
       </w:r>
     </w:p>
     <w:p>
@@ -11856,29 +9489,7 @@
           <w:szCs w:val="21"/>
           <w:lang w:eastAsia="tr-TR"/>
         </w:rPr>
-        <w:t xml:space="preserve"> </w:t>
-      </w:r>
-      <w:proofErr w:type="spellStart"/>
-      <w:r>
-        <w:rPr>
-          <w:rFonts w:ascii="Consolas" w:eastAsia="Times New Roman" w:hAnsi="Consolas" w:cs="Times New Roman"/>
-          <w:color w:val="F09483"/>
-          <w:sz w:val="21"/>
-          <w:szCs w:val="21"/>
-          <w:lang w:eastAsia="tr-TR"/>
-        </w:rPr>
-        <w:t>NorthwindTDECert</w:t>
-      </w:r>
-      <w:proofErr w:type="spellEnd"/>
-      <w:r>
-        <w:rPr>
-          <w:rFonts w:ascii="Consolas" w:eastAsia="Times New Roman" w:hAnsi="Consolas" w:cs="Times New Roman"/>
-          <w:color w:val="F09483"/>
-          <w:sz w:val="21"/>
-          <w:szCs w:val="21"/>
-          <w:lang w:eastAsia="tr-TR"/>
-        </w:rPr>
-        <w:t>;</w:t>
+        <w:t xml:space="preserve"> NorthwindTDECert;</w:t>
       </w:r>
     </w:p>
     <w:p>
@@ -11948,20 +9559,8 @@
           <w:szCs w:val="21"/>
           <w:lang w:eastAsia="tr-TR"/>
         </w:rPr>
-        <w:t xml:space="preserve"> </w:t>
-      </w:r>
-      <w:proofErr w:type="spellStart"/>
-      <w:r>
-        <w:rPr>
-          <w:rFonts w:ascii="Consolas" w:eastAsia="Times New Roman" w:hAnsi="Consolas" w:cs="Times New Roman"/>
-          <w:color w:val="F09483"/>
-          <w:sz w:val="21"/>
-          <w:szCs w:val="21"/>
-          <w:lang w:eastAsia="tr-TR"/>
-        </w:rPr>
-        <w:t>Northwind</w:t>
-      </w:r>
-      <w:proofErr w:type="spellEnd"/>
+        <w:t xml:space="preserve"> Northwind</w:t>
+      </w:r>
     </w:p>
     <w:p>
       <w:pPr>
@@ -12126,175 +9725,7 @@
         <w:rPr>
           <w:lang w:eastAsia="tr-TR"/>
         </w:rPr>
-        <w:t>İşlem sırasında "</w:t>
-      </w:r>
-      <w:proofErr w:type="spellStart"/>
-      <w:r>
-        <w:rPr>
-          <w:lang w:eastAsia="tr-TR"/>
-        </w:rPr>
-        <w:t>The</w:t>
-      </w:r>
-      <w:proofErr w:type="spellEnd"/>
-      <w:r>
-        <w:rPr>
-          <w:lang w:eastAsia="tr-TR"/>
-        </w:rPr>
-        <w:t xml:space="preserve"> </w:t>
-      </w:r>
-      <w:proofErr w:type="spellStart"/>
-      <w:r>
-        <w:rPr>
-          <w:lang w:eastAsia="tr-TR"/>
-        </w:rPr>
-        <w:t>certificate</w:t>
-      </w:r>
-      <w:proofErr w:type="spellEnd"/>
-      <w:r>
-        <w:rPr>
-          <w:lang w:eastAsia="tr-TR"/>
-        </w:rPr>
-        <w:t xml:space="preserve"> </w:t>
-      </w:r>
-      <w:proofErr w:type="spellStart"/>
-      <w:r>
-        <w:rPr>
-          <w:lang w:eastAsia="tr-TR"/>
-        </w:rPr>
-        <w:t>used</w:t>
-      </w:r>
-      <w:proofErr w:type="spellEnd"/>
-      <w:r>
-        <w:rPr>
-          <w:lang w:eastAsia="tr-TR"/>
-        </w:rPr>
-        <w:t xml:space="preserve"> </w:t>
-      </w:r>
-      <w:proofErr w:type="spellStart"/>
-      <w:r>
-        <w:rPr>
-          <w:lang w:eastAsia="tr-TR"/>
-        </w:rPr>
-        <w:t>for</w:t>
-      </w:r>
-      <w:proofErr w:type="spellEnd"/>
-      <w:r>
-        <w:rPr>
-          <w:lang w:eastAsia="tr-TR"/>
-        </w:rPr>
-        <w:t xml:space="preserve"> </w:t>
-      </w:r>
-      <w:proofErr w:type="spellStart"/>
-      <w:r>
-        <w:rPr>
-          <w:lang w:eastAsia="tr-TR"/>
-        </w:rPr>
-        <w:t>encrypting</w:t>
-      </w:r>
-      <w:proofErr w:type="spellEnd"/>
-      <w:r>
-        <w:rPr>
-          <w:lang w:eastAsia="tr-TR"/>
-        </w:rPr>
-        <w:t xml:space="preserve"> </w:t>
-      </w:r>
-      <w:proofErr w:type="spellStart"/>
-      <w:r>
-        <w:rPr>
-          <w:lang w:eastAsia="tr-TR"/>
-        </w:rPr>
-        <w:t>the</w:t>
-      </w:r>
-      <w:proofErr w:type="spellEnd"/>
-      <w:r>
-        <w:rPr>
-          <w:lang w:eastAsia="tr-TR"/>
-        </w:rPr>
-        <w:t xml:space="preserve"> </w:t>
-      </w:r>
-      <w:proofErr w:type="spellStart"/>
-      <w:r>
-        <w:rPr>
-          <w:lang w:eastAsia="tr-TR"/>
-        </w:rPr>
-        <w:t>database</w:t>
-      </w:r>
-      <w:proofErr w:type="spellEnd"/>
-      <w:r>
-        <w:rPr>
-          <w:lang w:eastAsia="tr-TR"/>
-        </w:rPr>
-        <w:t xml:space="preserve"> </w:t>
-      </w:r>
-      <w:proofErr w:type="spellStart"/>
-      <w:r>
-        <w:rPr>
-          <w:lang w:eastAsia="tr-TR"/>
-        </w:rPr>
-        <w:t>encryption</w:t>
-      </w:r>
-      <w:proofErr w:type="spellEnd"/>
-      <w:r>
-        <w:rPr>
-          <w:lang w:eastAsia="tr-TR"/>
-        </w:rPr>
-        <w:t xml:space="preserve"> </w:t>
-      </w:r>
-      <w:proofErr w:type="spellStart"/>
-      <w:r>
-        <w:rPr>
-          <w:lang w:eastAsia="tr-TR"/>
-        </w:rPr>
-        <w:t>key</w:t>
-      </w:r>
-      <w:proofErr w:type="spellEnd"/>
-      <w:r>
-        <w:rPr>
-          <w:lang w:eastAsia="tr-TR"/>
-        </w:rPr>
-        <w:t xml:space="preserve"> has not </w:t>
-      </w:r>
-      <w:proofErr w:type="spellStart"/>
-      <w:r>
-        <w:rPr>
-          <w:lang w:eastAsia="tr-TR"/>
-        </w:rPr>
-        <w:t>been</w:t>
-      </w:r>
-      <w:proofErr w:type="spellEnd"/>
-      <w:r>
-        <w:rPr>
-          <w:lang w:eastAsia="tr-TR"/>
-        </w:rPr>
-        <w:t xml:space="preserve"> </w:t>
-      </w:r>
-      <w:proofErr w:type="spellStart"/>
-      <w:r>
-        <w:rPr>
-          <w:lang w:eastAsia="tr-TR"/>
-        </w:rPr>
-        <w:t>backed</w:t>
-      </w:r>
-      <w:proofErr w:type="spellEnd"/>
-      <w:r>
-        <w:rPr>
-          <w:lang w:eastAsia="tr-TR"/>
-        </w:rPr>
-        <w:t xml:space="preserve"> </w:t>
-      </w:r>
-      <w:proofErr w:type="spellStart"/>
-      <w:r>
-        <w:rPr>
-          <w:lang w:eastAsia="tr-TR"/>
-        </w:rPr>
-        <w:t>up</w:t>
-      </w:r>
-      <w:proofErr w:type="spellEnd"/>
-      <w:r>
-        <w:rPr>
-          <w:lang w:eastAsia="tr-TR"/>
-        </w:rPr>
-        <w:t xml:space="preserve">" uyarısı alınmıştır. </w:t>
+        <w:t xml:space="preserve">İşlem sırasında "The certificate used for encrypting the database encryption key has not been backed up" uyarısı alınmıştır. </w:t>
       </w:r>
       <w:r>
         <w:rPr>
@@ -12357,20 +9788,8 @@
           <w:szCs w:val="21"/>
           <w:lang w:eastAsia="tr-TR"/>
         </w:rPr>
-        <w:t xml:space="preserve"> </w:t>
-      </w:r>
-      <w:proofErr w:type="spellStart"/>
-      <w:r>
-        <w:rPr>
-          <w:rFonts w:ascii="Consolas" w:eastAsia="Times New Roman" w:hAnsi="Consolas" w:cs="Times New Roman"/>
-          <w:color w:val="F09483"/>
-          <w:sz w:val="21"/>
-          <w:szCs w:val="21"/>
-          <w:lang w:eastAsia="tr-TR"/>
-        </w:rPr>
-        <w:t>NorthwindTDECert</w:t>
-      </w:r>
-      <w:proofErr w:type="spellEnd"/>
+        <w:t xml:space="preserve"> NorthwindTDECert</w:t>
+      </w:r>
     </w:p>
     <w:p>
       <w:pPr>
@@ -12458,51 +9877,7 @@
           <w:szCs w:val="21"/>
           <w:lang w:eastAsia="tr-TR"/>
         </w:rPr>
-        <w:t>'C:\</w:t>
-      </w:r>
-      <w:proofErr w:type="spellStart"/>
-      <w:r>
-        <w:rPr>
-          <w:rFonts w:ascii="Consolas" w:eastAsia="Times New Roman" w:hAnsi="Consolas" w:cs="Times New Roman"/>
-          <w:color w:val="FAB795"/>
-          <w:sz w:val="21"/>
-          <w:szCs w:val="21"/>
-          <w:lang w:eastAsia="tr-TR"/>
-        </w:rPr>
-        <w:t>NorthwindBackups</w:t>
-      </w:r>
-      <w:proofErr w:type="spellEnd"/>
-      <w:r>
-        <w:rPr>
-          <w:rFonts w:ascii="Consolas" w:eastAsia="Times New Roman" w:hAnsi="Consolas" w:cs="Times New Roman"/>
-          <w:color w:val="FAB795"/>
-          <w:sz w:val="21"/>
-          <w:szCs w:val="21"/>
-          <w:lang w:eastAsia="tr-TR"/>
-        </w:rPr>
-        <w:t>\</w:t>
-      </w:r>
-      <w:proofErr w:type="gramStart"/>
-      <w:r>
-        <w:rPr>
-          <w:rFonts w:ascii="Consolas" w:eastAsia="Times New Roman" w:hAnsi="Consolas" w:cs="Times New Roman"/>
-          <w:color w:val="FAB795"/>
-          <w:sz w:val="21"/>
-          <w:szCs w:val="21"/>
-          <w:lang w:eastAsia="tr-TR"/>
-        </w:rPr>
-        <w:t>NorthwindTDECert.cer</w:t>
-      </w:r>
-      <w:proofErr w:type="gramEnd"/>
-      <w:r>
-        <w:rPr>
-          <w:rFonts w:ascii="Consolas" w:eastAsia="Times New Roman" w:hAnsi="Consolas" w:cs="Times New Roman"/>
-          <w:color w:val="FAB795"/>
-          <w:sz w:val="21"/>
-          <w:szCs w:val="21"/>
-          <w:lang w:eastAsia="tr-TR"/>
-        </w:rPr>
-        <w:t>'</w:t>
+        <w:t>'C:\NorthwindBackups\NorthwindTDECert.cer'</w:t>
       </w:r>
     </w:p>
     <w:p>
@@ -12658,53 +10033,7 @@
           <w:szCs w:val="21"/>
           <w:lang w:eastAsia="tr-TR"/>
         </w:rPr>
-        <w:t>'C:\</w:t>
-      </w:r>
-      <w:proofErr w:type="spellStart"/>
-      <w:r>
-        <w:rPr>
-          <w:rFonts w:ascii="Consolas" w:eastAsia="Times New Roman" w:hAnsi="Consolas" w:cs="Times New Roman"/>
-          <w:color w:val="FAB795"/>
-          <w:sz w:val="21"/>
-          <w:szCs w:val="21"/>
-          <w:lang w:eastAsia="tr-TR"/>
-        </w:rPr>
-        <w:t>NorthwindBackups</w:t>
-      </w:r>
-      <w:proofErr w:type="spellEnd"/>
-      <w:r>
-        <w:rPr>
-          <w:rFonts w:ascii="Consolas" w:eastAsia="Times New Roman" w:hAnsi="Consolas" w:cs="Times New Roman"/>
-          <w:color w:val="FAB795"/>
-          <w:sz w:val="21"/>
-          <w:szCs w:val="21"/>
-          <w:lang w:eastAsia="tr-TR"/>
-        </w:rPr>
-        <w:t>\</w:t>
-      </w:r>
-      <w:proofErr w:type="spellStart"/>
-      <w:proofErr w:type="gramStart"/>
-      <w:r>
-        <w:rPr>
-          <w:rFonts w:ascii="Consolas" w:eastAsia="Times New Roman" w:hAnsi="Consolas" w:cs="Times New Roman"/>
-          <w:color w:val="FAB795"/>
-          <w:sz w:val="21"/>
-          <w:szCs w:val="21"/>
-          <w:lang w:eastAsia="tr-TR"/>
-        </w:rPr>
-        <w:t>NorthwindTDECert.pvk</w:t>
-      </w:r>
-      <w:proofErr w:type="spellEnd"/>
-      <w:proofErr w:type="gramEnd"/>
-      <w:r>
-        <w:rPr>
-          <w:rFonts w:ascii="Consolas" w:eastAsia="Times New Roman" w:hAnsi="Consolas" w:cs="Times New Roman"/>
-          <w:color w:val="FAB795"/>
-          <w:sz w:val="21"/>
-          <w:szCs w:val="21"/>
-          <w:lang w:eastAsia="tr-TR"/>
-        </w:rPr>
-        <w:t>'</w:t>
+        <w:t>'C:\NorthwindBackups\NorthwindTDECert.pvk'</w:t>
       </w:r>
       <w:r>
         <w:rPr>
@@ -12992,29 +10321,7 @@
           <w:szCs w:val="21"/>
           <w:lang w:eastAsia="tr-TR"/>
         </w:rPr>
-        <w:t xml:space="preserve">, </w:t>
-      </w:r>
-      <w:proofErr w:type="spellStart"/>
-      <w:r>
-        <w:rPr>
-          <w:rFonts w:ascii="Consolas" w:eastAsia="Times New Roman" w:hAnsi="Consolas" w:cs="Times New Roman"/>
-          <w:color w:val="F09483"/>
-          <w:sz w:val="21"/>
-          <w:szCs w:val="21"/>
-          <w:lang w:eastAsia="tr-TR"/>
-        </w:rPr>
-        <w:t>is_encrypted</w:t>
-      </w:r>
-      <w:proofErr w:type="spellEnd"/>
-      <w:r>
-        <w:rPr>
-          <w:rFonts w:ascii="Consolas" w:eastAsia="Times New Roman" w:hAnsi="Consolas" w:cs="Times New Roman"/>
-          <w:color w:val="F09483"/>
-          <w:sz w:val="21"/>
-          <w:szCs w:val="21"/>
-          <w:lang w:eastAsia="tr-TR"/>
-        </w:rPr>
-        <w:t xml:space="preserve"> </w:t>
+        <w:t xml:space="preserve">, is_encrypted </w:t>
       </w:r>
     </w:p>
     <w:p>
@@ -13049,31 +10356,7 @@
           <w:szCs w:val="21"/>
           <w:lang w:eastAsia="tr-TR"/>
         </w:rPr>
-        <w:t xml:space="preserve"> </w:t>
-      </w:r>
-      <w:proofErr w:type="spellStart"/>
-      <w:proofErr w:type="gramStart"/>
-      <w:r>
-        <w:rPr>
-          <w:rFonts w:ascii="Consolas" w:eastAsia="Times New Roman" w:hAnsi="Consolas" w:cs="Times New Roman"/>
-          <w:color w:val="F09483"/>
-          <w:sz w:val="21"/>
-          <w:szCs w:val="21"/>
-          <w:lang w:eastAsia="tr-TR"/>
-        </w:rPr>
-        <w:t>sys.databases</w:t>
-      </w:r>
-      <w:proofErr w:type="spellEnd"/>
-      <w:proofErr w:type="gramEnd"/>
-      <w:r>
-        <w:rPr>
-          <w:rFonts w:ascii="Consolas" w:eastAsia="Times New Roman" w:hAnsi="Consolas" w:cs="Times New Roman"/>
-          <w:color w:val="F09483"/>
-          <w:sz w:val="21"/>
-          <w:szCs w:val="21"/>
-          <w:lang w:eastAsia="tr-TR"/>
-        </w:rPr>
-        <w:t xml:space="preserve"> </w:t>
+        <w:t xml:space="preserve"> sys.databases </w:t>
       </w:r>
     </w:p>
     <w:p>
@@ -13162,29 +10445,7 @@
           <w:szCs w:val="21"/>
           <w:lang w:eastAsia="tr-TR"/>
         </w:rPr>
-        <w:t>'</w:t>
-      </w:r>
-      <w:proofErr w:type="spellStart"/>
-      <w:r>
-        <w:rPr>
-          <w:rFonts w:ascii="Consolas" w:eastAsia="Times New Roman" w:hAnsi="Consolas" w:cs="Times New Roman"/>
-          <w:color w:val="FAB795"/>
-          <w:sz w:val="21"/>
-          <w:szCs w:val="21"/>
-          <w:lang w:eastAsia="tr-TR"/>
-        </w:rPr>
-        <w:t>Northwind</w:t>
-      </w:r>
-      <w:proofErr w:type="spellEnd"/>
-      <w:r>
-        <w:rPr>
-          <w:rFonts w:ascii="Consolas" w:eastAsia="Times New Roman" w:hAnsi="Consolas" w:cs="Times New Roman"/>
-          <w:color w:val="FAB795"/>
-          <w:sz w:val="21"/>
-          <w:szCs w:val="21"/>
-          <w:lang w:eastAsia="tr-TR"/>
-        </w:rPr>
-        <w:t>'</w:t>
+        <w:t>'Northwind'</w:t>
       </w:r>
       <w:r>
         <w:rPr>
@@ -13231,49 +10492,7 @@
         <w:rPr>
           <w:lang w:eastAsia="tr-TR"/>
         </w:rPr>
-        <w:t xml:space="preserve">Sorgu çıktısında </w:t>
-      </w:r>
-      <w:proofErr w:type="spellStart"/>
-      <w:r>
-        <w:rPr>
-          <w:lang w:eastAsia="tr-TR"/>
-        </w:rPr>
-        <w:t>is_encrypted</w:t>
-      </w:r>
-      <w:proofErr w:type="spellEnd"/>
-      <w:r>
-        <w:rPr>
-          <w:lang w:eastAsia="tr-TR"/>
-        </w:rPr>
-        <w:t xml:space="preserve"> = 1 değeri, </w:t>
-      </w:r>
-      <w:proofErr w:type="spellStart"/>
-      <w:r>
-        <w:rPr>
-          <w:lang w:eastAsia="tr-TR"/>
-        </w:rPr>
-        <w:t>Northwind</w:t>
-      </w:r>
-      <w:proofErr w:type="spellEnd"/>
-      <w:r>
-        <w:rPr>
-          <w:lang w:eastAsia="tr-TR"/>
-        </w:rPr>
-        <w:t xml:space="preserve"> </w:t>
-      </w:r>
-      <w:proofErr w:type="spellStart"/>
-      <w:r>
-        <w:rPr>
-          <w:lang w:eastAsia="tr-TR"/>
-        </w:rPr>
-        <w:t>veritabanının</w:t>
-      </w:r>
-      <w:proofErr w:type="spellEnd"/>
-      <w:r>
-        <w:rPr>
-          <w:lang w:eastAsia="tr-TR"/>
-        </w:rPr>
-        <w:t xml:space="preserve"> başarıyla şifrelendiğini doğrulamaktadır.</w:t>
+        <w:t>Sorgu çıktısında is_encrypted = 1 değeri, Northwind veritabanının başarıyla şifrelendiğini doğrulamaktadır.</w:t>
       </w:r>
     </w:p>
     <w:p>
@@ -13347,15 +10566,7 @@
       <w:bookmarkStart w:id="15" w:name="_Toc226638053"/>
       <w:r>
         <w:lastRenderedPageBreak/>
-        <w:t xml:space="preserve">SQL </w:t>
-      </w:r>
-      <w:proofErr w:type="spellStart"/>
-      <w:r>
-        <w:t>Injection</w:t>
-      </w:r>
-      <w:proofErr w:type="spellEnd"/>
-      <w:r>
-        <w:t xml:space="preserve"> Testleri</w:t>
+        <w:t>SQL Injection Testleri</w:t>
       </w:r>
       <w:bookmarkEnd w:id="15"/>
     </w:p>
@@ -13369,48 +10580,20 @@
         <w:rPr>
           <w:lang w:eastAsia="tr-TR"/>
         </w:rPr>
-        <w:t xml:space="preserve">SQL </w:t>
-      </w:r>
-      <w:proofErr w:type="spellStart"/>
-      <w:r>
-        <w:rPr>
-          <w:lang w:eastAsia="tr-TR"/>
-        </w:rPr>
-        <w:t>Injection</w:t>
-      </w:r>
-      <w:proofErr w:type="spellEnd"/>
-      <w:r>
-        <w:rPr>
-          <w:lang w:eastAsia="tr-TR"/>
-        </w:rPr>
-        <w:t>, kullanıcı girdisinin SQL sorgusuna doğrudan eklenmesiyle oluşan ve saldırganların yetkisiz veri erişimi sağlamasına olanak tanıyan yaygın bir güvenlik açığıdır.</w:t>
-      </w:r>
-    </w:p>
-    <w:p>
-      <w:pPr>
-        <w:rPr>
-          <w:lang w:eastAsia="tr-TR"/>
-        </w:rPr>
-      </w:pPr>
-      <w:r>
-        <w:rPr>
-          <w:lang w:eastAsia="tr-TR"/>
-        </w:rPr>
-        <w:t xml:space="preserve">Bu bölümde önce saldırıya açık bir senaryo oluşturulmuş ve </w:t>
-      </w:r>
-      <w:proofErr w:type="spellStart"/>
-      <w:r>
-        <w:rPr>
-          <w:lang w:eastAsia="tr-TR"/>
-        </w:rPr>
-        <w:t>injection'ın</w:t>
-      </w:r>
-      <w:proofErr w:type="spellEnd"/>
-      <w:r>
-        <w:rPr>
-          <w:lang w:eastAsia="tr-TR"/>
-        </w:rPr>
-        <w:t xml:space="preserve"> nasıl çalıştığı gözlemlenmiştir. Ardından parametreli sorgu kullanan güvenli bir yapı ile karşılaştırma yapılmış ve kalıcı önlemler uygulanmıştır.</w:t>
+        <w:t>SQL Injection, kullanıcı girdisinin SQL sorgusuna doğrudan eklenmesiyle oluşan ve saldırganların yetkisiz veri erişimi sağlamasına olanak tanıyan yaygın bir güvenlik açığıdır.</w:t>
+      </w:r>
+    </w:p>
+    <w:p>
+      <w:pPr>
+        <w:rPr>
+          <w:lang w:eastAsia="tr-TR"/>
+        </w:rPr>
+      </w:pPr>
+      <w:r>
+        <w:rPr>
+          <w:lang w:eastAsia="tr-TR"/>
+        </w:rPr>
+        <w:t>Bu bölümde önce saldırıya açık bir senaryo oluşturulmuş ve injection'ın nasıl çalıştığı gözlemlenmiştir. Ardından parametreli sorgu kullanan güvenli bir yapı ile karşılaştırma yapılmış ve kalıcı önlemler uygulanmıştır.</w:t>
       </w:r>
     </w:p>
     <w:p>
@@ -13439,23 +10622,7 @@
           <w:rFonts w:eastAsia="Times New Roman"/>
           <w:lang w:eastAsia="tr-TR"/>
         </w:rPr>
-        <w:t>Savunmasız Senaryo (</w:t>
-      </w:r>
-      <w:proofErr w:type="spellStart"/>
-      <w:r>
-        <w:rPr>
-          <w:rFonts w:eastAsia="Times New Roman"/>
-          <w:lang w:eastAsia="tr-TR"/>
-        </w:rPr>
-        <w:t>Unsafe</w:t>
-      </w:r>
-      <w:proofErr w:type="spellEnd"/>
-      <w:r>
-        <w:rPr>
-          <w:rFonts w:eastAsia="Times New Roman"/>
-          <w:lang w:eastAsia="tr-TR"/>
-        </w:rPr>
-        <w:t>)</w:t>
+        <w:t>Savunmasız Senaryo (Unsafe)</w:t>
       </w:r>
       <w:bookmarkEnd w:id="16"/>
     </w:p>
@@ -13476,49 +10643,7 @@
         <w:rPr>
           <w:lang w:eastAsia="tr-TR"/>
         </w:rPr>
-        <w:t xml:space="preserve">Dinamik SQL kullanan savunmasız bir </w:t>
-      </w:r>
-      <w:proofErr w:type="spellStart"/>
-      <w:r>
-        <w:rPr>
-          <w:lang w:eastAsia="tr-TR"/>
-        </w:rPr>
-        <w:t>stored</w:t>
-      </w:r>
-      <w:proofErr w:type="spellEnd"/>
-      <w:r>
-        <w:rPr>
-          <w:lang w:eastAsia="tr-TR"/>
-        </w:rPr>
-        <w:t xml:space="preserve"> </w:t>
-      </w:r>
-      <w:proofErr w:type="spellStart"/>
-      <w:r>
-        <w:rPr>
-          <w:lang w:eastAsia="tr-TR"/>
-        </w:rPr>
-        <w:t>procedure</w:t>
-      </w:r>
-      <w:proofErr w:type="spellEnd"/>
-      <w:r>
-        <w:rPr>
-          <w:lang w:eastAsia="tr-TR"/>
-        </w:rPr>
-        <w:t xml:space="preserve"> oluşturulmuştur. Bu </w:t>
-      </w:r>
-      <w:proofErr w:type="spellStart"/>
-      <w:r>
-        <w:rPr>
-          <w:lang w:eastAsia="tr-TR"/>
-        </w:rPr>
-        <w:t>procedure</w:t>
-      </w:r>
-      <w:proofErr w:type="spellEnd"/>
-      <w:r>
-        <w:rPr>
-          <w:lang w:eastAsia="tr-TR"/>
-        </w:rPr>
-        <w:t>, kullanıcıdan gelen girdiyi doğrudan sorguya yapıştırmaktadır:</w:t>
+        <w:t>Dinamik SQL kullanan savunmasız bir stored procedure oluşturulmuştur. Bu procedure, kullanıcıdan gelen girdiyi doğrudan sorguya yapıştırmaktadır:</w:t>
       </w:r>
     </w:p>
     <w:p>
@@ -13553,29 +10678,7 @@
           <w:szCs w:val="21"/>
           <w:lang w:eastAsia="tr-TR"/>
         </w:rPr>
-        <w:t xml:space="preserve"> </w:t>
-      </w:r>
-      <w:proofErr w:type="spellStart"/>
-      <w:r>
-        <w:rPr>
-          <w:rFonts w:ascii="Consolas" w:eastAsia="Times New Roman" w:hAnsi="Consolas" w:cs="Times New Roman"/>
-          <w:color w:val="F09483"/>
-          <w:sz w:val="21"/>
-          <w:szCs w:val="21"/>
-          <w:lang w:eastAsia="tr-TR"/>
-        </w:rPr>
-        <w:t>Northwind</w:t>
-      </w:r>
-      <w:proofErr w:type="spellEnd"/>
-      <w:r>
-        <w:rPr>
-          <w:rFonts w:ascii="Consolas" w:eastAsia="Times New Roman" w:hAnsi="Consolas" w:cs="Times New Roman"/>
-          <w:color w:val="F09483"/>
-          <w:sz w:val="21"/>
-          <w:szCs w:val="21"/>
-          <w:lang w:eastAsia="tr-TR"/>
-        </w:rPr>
-        <w:t>;</w:t>
+        <w:t xml:space="preserve"> Northwind;</w:t>
       </w:r>
     </w:p>
     <w:p>
@@ -13670,20 +10773,8 @@
           <w:szCs w:val="21"/>
           <w:lang w:eastAsia="tr-TR"/>
         </w:rPr>
-        <w:t xml:space="preserve"> </w:t>
-      </w:r>
-      <w:proofErr w:type="spellStart"/>
-      <w:r>
-        <w:rPr>
-          <w:rFonts w:ascii="Consolas" w:eastAsia="Times New Roman" w:hAnsi="Consolas" w:cs="Times New Roman"/>
-          <w:color w:val="F09483"/>
-          <w:sz w:val="21"/>
-          <w:szCs w:val="21"/>
-          <w:lang w:eastAsia="tr-TR"/>
-        </w:rPr>
-        <w:t>sp_GetCustomer_Unsafe</w:t>
-      </w:r>
-      <w:proofErr w:type="spellEnd"/>
+        <w:t xml:space="preserve"> sp_GetCustomer_Unsafe</w:t>
+      </w:r>
     </w:p>
     <w:p>
       <w:pPr>
@@ -13705,29 +10796,7 @@
           <w:szCs w:val="21"/>
           <w:lang w:eastAsia="tr-TR"/>
         </w:rPr>
-        <w:t>    @</w:t>
-      </w:r>
-      <w:proofErr w:type="spellStart"/>
-      <w:r>
-        <w:rPr>
-          <w:rFonts w:ascii="Consolas" w:eastAsia="Times New Roman" w:hAnsi="Consolas" w:cs="Times New Roman"/>
-          <w:color w:val="F09483"/>
-          <w:sz w:val="21"/>
-          <w:szCs w:val="21"/>
-          <w:lang w:eastAsia="tr-TR"/>
-        </w:rPr>
-        <w:t>CustomerID</w:t>
-      </w:r>
-      <w:proofErr w:type="spellEnd"/>
-      <w:r>
-        <w:rPr>
-          <w:rFonts w:ascii="Consolas" w:eastAsia="Times New Roman" w:hAnsi="Consolas" w:cs="Times New Roman"/>
-          <w:color w:val="F09483"/>
-          <w:sz w:val="21"/>
-          <w:szCs w:val="21"/>
-          <w:lang w:eastAsia="tr-TR"/>
-        </w:rPr>
-        <w:t xml:space="preserve"> </w:t>
+        <w:t xml:space="preserve">    @CustomerID </w:t>
       </w:r>
       <w:r>
         <w:rPr>
@@ -13854,51 +10923,7 @@
           <w:szCs w:val="21"/>
           <w:lang w:eastAsia="tr-TR"/>
         </w:rPr>
-        <w:t xml:space="preserve">'SELECT * FROM </w:t>
-      </w:r>
-      <w:proofErr w:type="spellStart"/>
-      <w:r>
-        <w:rPr>
-          <w:rFonts w:ascii="Consolas" w:eastAsia="Times New Roman" w:hAnsi="Consolas" w:cs="Times New Roman"/>
-          <w:color w:val="FAB795"/>
-          <w:sz w:val="21"/>
-          <w:szCs w:val="21"/>
-          <w:lang w:eastAsia="tr-TR"/>
-        </w:rPr>
-        <w:t>Customers</w:t>
-      </w:r>
-      <w:proofErr w:type="spellEnd"/>
-      <w:r>
-        <w:rPr>
-          <w:rFonts w:ascii="Consolas" w:eastAsia="Times New Roman" w:hAnsi="Consolas" w:cs="Times New Roman"/>
-          <w:color w:val="FAB795"/>
-          <w:sz w:val="21"/>
-          <w:szCs w:val="21"/>
-          <w:lang w:eastAsia="tr-TR"/>
-        </w:rPr>
-        <w:t xml:space="preserve"> WHERE </w:t>
-      </w:r>
-      <w:proofErr w:type="spellStart"/>
-      <w:r>
-        <w:rPr>
-          <w:rFonts w:ascii="Consolas" w:eastAsia="Times New Roman" w:hAnsi="Consolas" w:cs="Times New Roman"/>
-          <w:color w:val="FAB795"/>
-          <w:sz w:val="21"/>
-          <w:szCs w:val="21"/>
-          <w:lang w:eastAsia="tr-TR"/>
-        </w:rPr>
-        <w:t>CustomerID</w:t>
-      </w:r>
-      <w:proofErr w:type="spellEnd"/>
-      <w:r>
-        <w:rPr>
-          <w:rFonts w:ascii="Consolas" w:eastAsia="Times New Roman" w:hAnsi="Consolas" w:cs="Times New Roman"/>
-          <w:color w:val="FAB795"/>
-          <w:sz w:val="21"/>
-          <w:szCs w:val="21"/>
-          <w:lang w:eastAsia="tr-TR"/>
-        </w:rPr>
-        <w:t xml:space="preserve"> = '''</w:t>
+        <w:t>'SELECT * FROM Customers WHERE CustomerID = '''</w:t>
       </w:r>
       <w:r>
         <w:rPr>
@@ -13930,29 +10955,7 @@
           <w:szCs w:val="21"/>
           <w:lang w:eastAsia="tr-TR"/>
         </w:rPr>
-        <w:t xml:space="preserve"> @</w:t>
-      </w:r>
-      <w:proofErr w:type="spellStart"/>
-      <w:r>
-        <w:rPr>
-          <w:rFonts w:ascii="Consolas" w:eastAsia="Times New Roman" w:hAnsi="Consolas" w:cs="Times New Roman"/>
-          <w:color w:val="F09483"/>
-          <w:sz w:val="21"/>
-          <w:szCs w:val="21"/>
-          <w:lang w:eastAsia="tr-TR"/>
-        </w:rPr>
-        <w:t>CustomerID</w:t>
-      </w:r>
-      <w:proofErr w:type="spellEnd"/>
-      <w:r>
-        <w:rPr>
-          <w:rFonts w:ascii="Consolas" w:eastAsia="Times New Roman" w:hAnsi="Consolas" w:cs="Times New Roman"/>
-          <w:color w:val="F09483"/>
-          <w:sz w:val="21"/>
-          <w:szCs w:val="21"/>
-          <w:lang w:eastAsia="tr-TR"/>
-        </w:rPr>
-        <w:t xml:space="preserve"> </w:t>
+        <w:t xml:space="preserve"> @CustomerID </w:t>
       </w:r>
       <w:r>
         <w:rPr>
@@ -14054,35 +11057,7 @@
         <w:rPr>
           <w:lang w:eastAsia="tr-TR"/>
         </w:rPr>
-        <w:t xml:space="preserve">Aşağıdaki </w:t>
-      </w:r>
-      <w:proofErr w:type="spellStart"/>
-      <w:r>
-        <w:rPr>
-          <w:lang w:eastAsia="tr-TR"/>
-        </w:rPr>
-        <w:t>injection</w:t>
-      </w:r>
-      <w:proofErr w:type="spellEnd"/>
-      <w:r>
-        <w:rPr>
-          <w:lang w:eastAsia="tr-TR"/>
-        </w:rPr>
-        <w:t xml:space="preserve"> saldırısı bu </w:t>
-      </w:r>
-      <w:proofErr w:type="spellStart"/>
-      <w:r>
-        <w:rPr>
-          <w:lang w:eastAsia="tr-TR"/>
-        </w:rPr>
-        <w:t>procedure</w:t>
-      </w:r>
-      <w:proofErr w:type="spellEnd"/>
-      <w:r>
-        <w:rPr>
-          <w:lang w:eastAsia="tr-TR"/>
-        </w:rPr>
-        <w:t xml:space="preserve"> üzerinde test edilmiştir:</w:t>
+        <w:t>Aşağıdaki injection saldırısı bu procedure üzerinde test edilmiştir:</w:t>
       </w:r>
     </w:p>
     <w:p>
@@ -14117,51 +11092,7 @@
           <w:szCs w:val="21"/>
           <w:lang w:eastAsia="tr-TR"/>
         </w:rPr>
-        <w:t xml:space="preserve"> </w:t>
-      </w:r>
-      <w:proofErr w:type="spellStart"/>
-      <w:r>
-        <w:rPr>
-          <w:rFonts w:ascii="Consolas" w:eastAsia="Times New Roman" w:hAnsi="Consolas" w:cs="Times New Roman"/>
-          <w:color w:val="F09483"/>
-          <w:sz w:val="21"/>
-          <w:szCs w:val="21"/>
-          <w:lang w:eastAsia="tr-TR"/>
-        </w:rPr>
-        <w:t>sp_GetCustomer_Unsafe</w:t>
-      </w:r>
-      <w:proofErr w:type="spellEnd"/>
-      <w:r>
-        <w:rPr>
-          <w:rFonts w:ascii="Consolas" w:eastAsia="Times New Roman" w:hAnsi="Consolas" w:cs="Times New Roman"/>
-          <w:color w:val="F09483"/>
-          <w:sz w:val="21"/>
-          <w:szCs w:val="21"/>
-          <w:lang w:eastAsia="tr-TR"/>
-        </w:rPr>
-        <w:t xml:space="preserve"> @</w:t>
-      </w:r>
-      <w:proofErr w:type="spellStart"/>
-      <w:r>
-        <w:rPr>
-          <w:rFonts w:ascii="Consolas" w:eastAsia="Times New Roman" w:hAnsi="Consolas" w:cs="Times New Roman"/>
-          <w:color w:val="F09483"/>
-          <w:sz w:val="21"/>
-          <w:szCs w:val="21"/>
-          <w:lang w:eastAsia="tr-TR"/>
-        </w:rPr>
-        <w:t>CustomerID</w:t>
-      </w:r>
-      <w:proofErr w:type="spellEnd"/>
-      <w:r>
-        <w:rPr>
-          <w:rFonts w:ascii="Consolas" w:eastAsia="Times New Roman" w:hAnsi="Consolas" w:cs="Times New Roman"/>
-          <w:color w:val="F09483"/>
-          <w:sz w:val="21"/>
-          <w:szCs w:val="21"/>
-          <w:lang w:eastAsia="tr-TR"/>
-        </w:rPr>
-        <w:t xml:space="preserve"> </w:t>
+        <w:t xml:space="preserve"> sp_GetCustomer_Unsafe @CustomerID </w:t>
       </w:r>
       <w:r>
         <w:rPr>
@@ -14294,20 +11225,8 @@
           <w:szCs w:val="21"/>
           <w:lang w:eastAsia="tr-TR"/>
         </w:rPr>
-        <w:t>```</w:t>
-      </w:r>
-      <w:proofErr w:type="spellStart"/>
-      <w:r>
-        <w:rPr>
-          <w:rFonts w:ascii="Consolas" w:eastAsia="Times New Roman" w:hAnsi="Consolas" w:cs="Times New Roman"/>
-          <w:color w:val="F09483"/>
-          <w:sz w:val="21"/>
-          <w:szCs w:val="21"/>
-          <w:lang w:eastAsia="tr-TR"/>
-        </w:rPr>
-        <w:t>sql</w:t>
-      </w:r>
-      <w:proofErr w:type="spellEnd"/>
+        <w:t>```sql</w:t>
+      </w:r>
     </w:p>
     <w:p>
       <w:pPr>
@@ -14385,20 +11304,62 @@
           <w:szCs w:val="21"/>
           <w:lang w:eastAsia="tr-TR"/>
         </w:rPr>
+        <w:t xml:space="preserve"> Customers </w:t>
+      </w:r>
+      <w:r>
+        <w:rPr>
+          <w:rFonts w:ascii="Consolas" w:eastAsia="Times New Roman" w:hAnsi="Consolas" w:cs="Times New Roman"/>
+          <w:b/>
+          <w:bCs/>
+          <w:color w:val="B877DB"/>
+          <w:sz w:val="21"/>
+          <w:szCs w:val="21"/>
+          <w:lang w:eastAsia="tr-TR"/>
+        </w:rPr>
+        <w:t>WHERE</w:t>
+      </w:r>
+      <w:r>
+        <w:rPr>
+          <w:rFonts w:ascii="Consolas" w:eastAsia="Times New Roman" w:hAnsi="Consolas" w:cs="Times New Roman"/>
+          <w:color w:val="F09483"/>
+          <w:sz w:val="21"/>
+          <w:szCs w:val="21"/>
+          <w:lang w:eastAsia="tr-TR"/>
+        </w:rPr>
+        <w:t xml:space="preserve"> CustomerID </w:t>
+      </w:r>
+      <w:r>
+        <w:rPr>
+          <w:rFonts w:ascii="Consolas" w:eastAsia="Times New Roman" w:hAnsi="Consolas" w:cs="Times New Roman"/>
+          <w:b/>
+          <w:bCs/>
+          <w:color w:val="BBBBBB"/>
+          <w:sz w:val="21"/>
+          <w:szCs w:val="21"/>
+          <w:lang w:eastAsia="tr-TR"/>
+        </w:rPr>
+        <w:t>=</w:t>
+      </w:r>
+      <w:r>
+        <w:rPr>
+          <w:rFonts w:ascii="Consolas" w:eastAsia="Times New Roman" w:hAnsi="Consolas" w:cs="Times New Roman"/>
+          <w:color w:val="F09483"/>
+          <w:sz w:val="21"/>
+          <w:szCs w:val="21"/>
+          <w:lang w:eastAsia="tr-TR"/>
+        </w:rPr>
         <w:t xml:space="preserve"> </w:t>
       </w:r>
-      <w:proofErr w:type="spellStart"/>
-      <w:r>
-        <w:rPr>
-          <w:rFonts w:ascii="Consolas" w:eastAsia="Times New Roman" w:hAnsi="Consolas" w:cs="Times New Roman"/>
-          <w:color w:val="F09483"/>
-          <w:sz w:val="21"/>
-          <w:szCs w:val="21"/>
-          <w:lang w:eastAsia="tr-TR"/>
-        </w:rPr>
-        <w:t>Customers</w:t>
-      </w:r>
-      <w:proofErr w:type="spellEnd"/>
+      <w:r>
+        <w:rPr>
+          <w:rFonts w:ascii="Consolas" w:eastAsia="Times New Roman" w:hAnsi="Consolas" w:cs="Times New Roman"/>
+          <w:color w:val="FAB795"/>
+          <w:sz w:val="21"/>
+          <w:szCs w:val="21"/>
+          <w:lang w:eastAsia="tr-TR"/>
+        </w:rPr>
+        <w:t>'ALFKI'</w:t>
+      </w:r>
       <w:r>
         <w:rPr>
           <w:rFonts w:ascii="Consolas" w:eastAsia="Times New Roman" w:hAnsi="Consolas" w:cs="Times New Roman"/>
@@ -14419,7 +11380,7 @@
           <w:szCs w:val="21"/>
           <w:lang w:eastAsia="tr-TR"/>
         </w:rPr>
-        <w:t>WHERE</w:t>
+        <w:t>OR</w:t>
       </w:r>
       <w:r>
         <w:rPr>
@@ -14431,27 +11392,15 @@
         </w:rPr>
         <w:t xml:space="preserve"> </w:t>
       </w:r>
-      <w:proofErr w:type="spellStart"/>
-      <w:r>
-        <w:rPr>
-          <w:rFonts w:ascii="Consolas" w:eastAsia="Times New Roman" w:hAnsi="Consolas" w:cs="Times New Roman"/>
-          <w:color w:val="F09483"/>
-          <w:sz w:val="21"/>
-          <w:szCs w:val="21"/>
-          <w:lang w:eastAsia="tr-TR"/>
-        </w:rPr>
-        <w:t>CustomerID</w:t>
-      </w:r>
-      <w:proofErr w:type="spellEnd"/>
-      <w:r>
-        <w:rPr>
-          <w:rFonts w:ascii="Consolas" w:eastAsia="Times New Roman" w:hAnsi="Consolas" w:cs="Times New Roman"/>
-          <w:color w:val="F09483"/>
-          <w:sz w:val="21"/>
-          <w:szCs w:val="21"/>
-          <w:lang w:eastAsia="tr-TR"/>
-        </w:rPr>
-        <w:t xml:space="preserve"> </w:t>
+      <w:r>
+        <w:rPr>
+          <w:rFonts w:ascii="Consolas" w:eastAsia="Times New Roman" w:hAnsi="Consolas" w:cs="Times New Roman"/>
+          <w:color w:val="FAB795"/>
+          <w:sz w:val="21"/>
+          <w:szCs w:val="21"/>
+          <w:lang w:eastAsia="tr-TR"/>
+        </w:rPr>
+        <w:t>'1'</w:t>
       </w:r>
       <w:r>
         <w:rPr>
@@ -14468,87 +11417,13 @@
       <w:r>
         <w:rPr>
           <w:rFonts w:ascii="Consolas" w:eastAsia="Times New Roman" w:hAnsi="Consolas" w:cs="Times New Roman"/>
-          <w:color w:val="F09483"/>
-          <w:sz w:val="21"/>
-          <w:szCs w:val="21"/>
-          <w:lang w:eastAsia="tr-TR"/>
-        </w:rPr>
-        <w:t xml:space="preserve"> </w:t>
-      </w:r>
-      <w:r>
-        <w:rPr>
-          <w:rFonts w:ascii="Consolas" w:eastAsia="Times New Roman" w:hAnsi="Consolas" w:cs="Times New Roman"/>
           <w:color w:val="FAB795"/>
           <w:sz w:val="21"/>
           <w:szCs w:val="21"/>
           <w:lang w:eastAsia="tr-TR"/>
         </w:rPr>
-        <w:t>'ALFKI'</w:t>
-      </w:r>
-      <w:r>
-        <w:rPr>
-          <w:rFonts w:ascii="Consolas" w:eastAsia="Times New Roman" w:hAnsi="Consolas" w:cs="Times New Roman"/>
-          <w:color w:val="F09483"/>
-          <w:sz w:val="21"/>
-          <w:szCs w:val="21"/>
-          <w:lang w:eastAsia="tr-TR"/>
-        </w:rPr>
-        <w:t xml:space="preserve"> </w:t>
-      </w:r>
-      <w:r>
-        <w:rPr>
-          <w:rFonts w:ascii="Consolas" w:eastAsia="Times New Roman" w:hAnsi="Consolas" w:cs="Times New Roman"/>
-          <w:b/>
-          <w:bCs/>
-          <w:color w:val="B877DB"/>
-          <w:sz w:val="21"/>
-          <w:szCs w:val="21"/>
-          <w:lang w:eastAsia="tr-TR"/>
-        </w:rPr>
-        <w:t>OR</w:t>
-      </w:r>
-      <w:r>
-        <w:rPr>
-          <w:rFonts w:ascii="Consolas" w:eastAsia="Times New Roman" w:hAnsi="Consolas" w:cs="Times New Roman"/>
-          <w:color w:val="F09483"/>
-          <w:sz w:val="21"/>
-          <w:szCs w:val="21"/>
-          <w:lang w:eastAsia="tr-TR"/>
-        </w:rPr>
-        <w:t xml:space="preserve"> </w:t>
-      </w:r>
-      <w:r>
-        <w:rPr>
-          <w:rFonts w:ascii="Consolas" w:eastAsia="Times New Roman" w:hAnsi="Consolas" w:cs="Times New Roman"/>
-          <w:color w:val="FAB795"/>
-          <w:sz w:val="21"/>
-          <w:szCs w:val="21"/>
-          <w:lang w:eastAsia="tr-TR"/>
-        </w:rPr>
         <w:t>'1'</w:t>
       </w:r>
-      <w:r>
-        <w:rPr>
-          <w:rFonts w:ascii="Consolas" w:eastAsia="Times New Roman" w:hAnsi="Consolas" w:cs="Times New Roman"/>
-          <w:b/>
-          <w:bCs/>
-          <w:color w:val="BBBBBB"/>
-          <w:sz w:val="21"/>
-          <w:szCs w:val="21"/>
-          <w:lang w:eastAsia="tr-TR"/>
-        </w:rPr>
-        <w:t>=</w:t>
-      </w:r>
-      <w:r>
-        <w:rPr>
-          <w:rFonts w:ascii="Consolas" w:eastAsia="Times New Roman" w:hAnsi="Consolas" w:cs="Times New Roman"/>
-          <w:color w:val="FAB795"/>
-          <w:sz w:val="21"/>
-          <w:szCs w:val="21"/>
-          <w:lang w:eastAsia="tr-TR"/>
-        </w:rPr>
-        <w:t>'1'</w:t>
-      </w:r>
     </w:p>
     <w:p>
       <w:pPr>
@@ -14596,21 +11471,7 @@
           <w:lang w:eastAsia="tr-TR"/>
         </w:rPr>
         <w:lastRenderedPageBreak/>
-        <w:t xml:space="preserve">'1'='1' ifadesi her zaman TRUE döndürdüğünden WHERE koşulu tüm satırlar için geçerli olmuş ve 92 satır yani tüm </w:t>
-      </w:r>
-      <w:proofErr w:type="spellStart"/>
-      <w:r>
-        <w:rPr>
-          <w:lang w:eastAsia="tr-TR"/>
-        </w:rPr>
-        <w:t>Customers</w:t>
-      </w:r>
-      <w:proofErr w:type="spellEnd"/>
-      <w:r>
-        <w:rPr>
-          <w:lang w:eastAsia="tr-TR"/>
-        </w:rPr>
-        <w:t xml:space="preserve"> tablosu döndürülmüştür. Yalnızca ALFKI kaydının gelmesi gerekirken saldırgan tüm müşteri verisine erişmiştir</w:t>
+        <w:t>'1'='1' ifadesi her zaman TRUE döndürdüğünden WHERE koşulu tüm satırlar için geçerli olmuş ve 92 satır yani tüm Customers tablosu döndürülmüştür. Yalnızca ALFKI kaydının gelmesi gerekirken saldırgan tüm müşteri verisine erişmiştir</w:t>
       </w:r>
       <w:r>
         <w:rPr>
@@ -14707,23 +11568,7 @@
           <w:rFonts w:eastAsia="Times New Roman"/>
           <w:lang w:eastAsia="tr-TR"/>
         </w:rPr>
-        <w:t>Güvenli Senaryo (</w:t>
-      </w:r>
-      <w:proofErr w:type="spellStart"/>
-      <w:r>
-        <w:rPr>
-          <w:rFonts w:eastAsia="Times New Roman"/>
-          <w:lang w:eastAsia="tr-TR"/>
-        </w:rPr>
-        <w:t>Safe</w:t>
-      </w:r>
-      <w:proofErr w:type="spellEnd"/>
-      <w:r>
-        <w:rPr>
-          <w:rFonts w:eastAsia="Times New Roman"/>
-          <w:lang w:eastAsia="tr-TR"/>
-        </w:rPr>
-        <w:t>)</w:t>
+        <w:t>Güvenli Senaryo (Safe)</w:t>
       </w:r>
       <w:bookmarkEnd w:id="17"/>
     </w:p>
@@ -14744,49 +11589,7 @@
         <w:rPr>
           <w:lang w:eastAsia="tr-TR"/>
         </w:rPr>
-        <w:t xml:space="preserve">SQL </w:t>
-      </w:r>
-      <w:proofErr w:type="spellStart"/>
-      <w:r>
-        <w:rPr>
-          <w:lang w:eastAsia="tr-TR"/>
-        </w:rPr>
-        <w:t>Injection'a</w:t>
-      </w:r>
-      <w:proofErr w:type="spellEnd"/>
-      <w:r>
-        <w:rPr>
-          <w:lang w:eastAsia="tr-TR"/>
-        </w:rPr>
-        <w:t xml:space="preserve"> karşı koruma sağlamak için parametreli sorgu kullanan güvenli bir </w:t>
-      </w:r>
-      <w:proofErr w:type="spellStart"/>
-      <w:r>
-        <w:rPr>
-          <w:lang w:eastAsia="tr-TR"/>
-        </w:rPr>
-        <w:t>stored</w:t>
-      </w:r>
-      <w:proofErr w:type="spellEnd"/>
-      <w:r>
-        <w:rPr>
-          <w:lang w:eastAsia="tr-TR"/>
-        </w:rPr>
-        <w:t xml:space="preserve"> </w:t>
-      </w:r>
-      <w:proofErr w:type="spellStart"/>
-      <w:r>
-        <w:rPr>
-          <w:lang w:eastAsia="tr-TR"/>
-        </w:rPr>
-        <w:t>procedure</w:t>
-      </w:r>
-      <w:proofErr w:type="spellEnd"/>
-      <w:r>
-        <w:rPr>
-          <w:lang w:eastAsia="tr-TR"/>
-        </w:rPr>
-        <w:t xml:space="preserve"> oluşturulmuştur:</w:t>
+        <w:t>SQL Injection'a karşı koruma sağlamak için parametreli sorgu kullanan güvenli bir stored procedure oluşturulmuştur:</w:t>
       </w:r>
     </w:p>
     <w:p>
@@ -14821,29 +11624,7 @@
           <w:szCs w:val="21"/>
           <w:lang w:eastAsia="tr-TR"/>
         </w:rPr>
-        <w:t xml:space="preserve"> </w:t>
-      </w:r>
-      <w:proofErr w:type="spellStart"/>
-      <w:r>
-        <w:rPr>
-          <w:rFonts w:ascii="Consolas" w:eastAsia="Times New Roman" w:hAnsi="Consolas" w:cs="Times New Roman"/>
-          <w:color w:val="F09483"/>
-          <w:sz w:val="21"/>
-          <w:szCs w:val="21"/>
-          <w:lang w:eastAsia="tr-TR"/>
-        </w:rPr>
-        <w:t>Northwind</w:t>
-      </w:r>
-      <w:proofErr w:type="spellEnd"/>
-      <w:r>
-        <w:rPr>
-          <w:rFonts w:ascii="Consolas" w:eastAsia="Times New Roman" w:hAnsi="Consolas" w:cs="Times New Roman"/>
-          <w:color w:val="F09483"/>
-          <w:sz w:val="21"/>
-          <w:szCs w:val="21"/>
-          <w:lang w:eastAsia="tr-TR"/>
-        </w:rPr>
-        <w:t>;</w:t>
+        <w:t xml:space="preserve"> Northwind;</w:t>
       </w:r>
     </w:p>
     <w:p>
@@ -14938,20 +11719,8 @@
           <w:szCs w:val="21"/>
           <w:lang w:eastAsia="tr-TR"/>
         </w:rPr>
-        <w:t xml:space="preserve"> </w:t>
-      </w:r>
-      <w:proofErr w:type="spellStart"/>
-      <w:r>
-        <w:rPr>
-          <w:rFonts w:ascii="Consolas" w:eastAsia="Times New Roman" w:hAnsi="Consolas" w:cs="Times New Roman"/>
-          <w:color w:val="F09483"/>
-          <w:sz w:val="21"/>
-          <w:szCs w:val="21"/>
-          <w:lang w:eastAsia="tr-TR"/>
-        </w:rPr>
-        <w:t>sp_GetCustomer_Safe</w:t>
-      </w:r>
-      <w:proofErr w:type="spellEnd"/>
+        <w:t xml:space="preserve"> sp_GetCustomer_Safe</w:t>
+      </w:r>
     </w:p>
     <w:p>
       <w:pPr>
@@ -14973,29 +11742,7 @@
           <w:szCs w:val="21"/>
           <w:lang w:eastAsia="tr-TR"/>
         </w:rPr>
-        <w:t>    @</w:t>
-      </w:r>
-      <w:proofErr w:type="spellStart"/>
-      <w:r>
-        <w:rPr>
-          <w:rFonts w:ascii="Consolas" w:eastAsia="Times New Roman" w:hAnsi="Consolas" w:cs="Times New Roman"/>
-          <w:color w:val="F09483"/>
-          <w:sz w:val="21"/>
-          <w:szCs w:val="21"/>
-          <w:lang w:eastAsia="tr-TR"/>
-        </w:rPr>
-        <w:t>CustomerID</w:t>
-      </w:r>
-      <w:proofErr w:type="spellEnd"/>
-      <w:r>
-        <w:rPr>
-          <w:rFonts w:ascii="Consolas" w:eastAsia="Times New Roman" w:hAnsi="Consolas" w:cs="Times New Roman"/>
-          <w:color w:val="F09483"/>
-          <w:sz w:val="21"/>
-          <w:szCs w:val="21"/>
-          <w:lang w:eastAsia="tr-TR"/>
-        </w:rPr>
-        <w:t xml:space="preserve"> </w:t>
+        <w:t xml:space="preserve">    @CustomerID </w:t>
       </w:r>
       <w:r>
         <w:rPr>
@@ -15156,29 +11903,7 @@
           <w:szCs w:val="21"/>
           <w:lang w:eastAsia="tr-TR"/>
         </w:rPr>
-        <w:t xml:space="preserve"> </w:t>
-      </w:r>
-      <w:proofErr w:type="spellStart"/>
-      <w:r>
-        <w:rPr>
-          <w:rFonts w:ascii="Consolas" w:eastAsia="Times New Roman" w:hAnsi="Consolas" w:cs="Times New Roman"/>
-          <w:color w:val="F09483"/>
-          <w:sz w:val="21"/>
-          <w:szCs w:val="21"/>
-          <w:lang w:eastAsia="tr-TR"/>
-        </w:rPr>
-        <w:t>Customers</w:t>
-      </w:r>
-      <w:proofErr w:type="spellEnd"/>
-      <w:r>
-        <w:rPr>
-          <w:rFonts w:ascii="Consolas" w:eastAsia="Times New Roman" w:hAnsi="Consolas" w:cs="Times New Roman"/>
-          <w:color w:val="F09483"/>
-          <w:sz w:val="21"/>
-          <w:szCs w:val="21"/>
-          <w:lang w:eastAsia="tr-TR"/>
-        </w:rPr>
-        <w:t xml:space="preserve"> </w:t>
+        <w:t xml:space="preserve"> Customers </w:t>
       </w:r>
     </w:p>
     <w:p>
@@ -15223,29 +11948,7 @@
           <w:szCs w:val="21"/>
           <w:lang w:eastAsia="tr-TR"/>
         </w:rPr>
-        <w:t xml:space="preserve"> </w:t>
-      </w:r>
-      <w:proofErr w:type="spellStart"/>
-      <w:r>
-        <w:rPr>
-          <w:rFonts w:ascii="Consolas" w:eastAsia="Times New Roman" w:hAnsi="Consolas" w:cs="Times New Roman"/>
-          <w:color w:val="F09483"/>
-          <w:sz w:val="21"/>
-          <w:szCs w:val="21"/>
-          <w:lang w:eastAsia="tr-TR"/>
-        </w:rPr>
-        <w:t>CustomerID</w:t>
-      </w:r>
-      <w:proofErr w:type="spellEnd"/>
-      <w:r>
-        <w:rPr>
-          <w:rFonts w:ascii="Consolas" w:eastAsia="Times New Roman" w:hAnsi="Consolas" w:cs="Times New Roman"/>
-          <w:color w:val="F09483"/>
-          <w:sz w:val="21"/>
-          <w:szCs w:val="21"/>
-          <w:lang w:eastAsia="tr-TR"/>
-        </w:rPr>
-        <w:t xml:space="preserve"> </w:t>
+        <w:t xml:space="preserve"> CustomerID </w:t>
       </w:r>
       <w:r>
         <w:rPr>
@@ -15267,29 +11970,7 @@
           <w:szCs w:val="21"/>
           <w:lang w:eastAsia="tr-TR"/>
         </w:rPr>
-        <w:t xml:space="preserve"> @</w:t>
-      </w:r>
-      <w:proofErr w:type="spellStart"/>
-      <w:r>
-        <w:rPr>
-          <w:rFonts w:ascii="Consolas" w:eastAsia="Times New Roman" w:hAnsi="Consolas" w:cs="Times New Roman"/>
-          <w:color w:val="F09483"/>
-          <w:sz w:val="21"/>
-          <w:szCs w:val="21"/>
-          <w:lang w:eastAsia="tr-TR"/>
-        </w:rPr>
-        <w:t>CustomerID</w:t>
-      </w:r>
-      <w:proofErr w:type="spellEnd"/>
-      <w:r>
-        <w:rPr>
-          <w:rFonts w:ascii="Consolas" w:eastAsia="Times New Roman" w:hAnsi="Consolas" w:cs="Times New Roman"/>
-          <w:color w:val="F09483"/>
-          <w:sz w:val="21"/>
-          <w:szCs w:val="21"/>
-          <w:lang w:eastAsia="tr-TR"/>
-        </w:rPr>
-        <w:t>;</w:t>
+        <w:t xml:space="preserve"> @CustomerID;</w:t>
       </w:r>
     </w:p>
     <w:p>
@@ -15344,35 +12025,7 @@
         <w:rPr>
           <w:lang w:eastAsia="tr-TR"/>
         </w:rPr>
-        <w:t xml:space="preserve">Aynı </w:t>
-      </w:r>
-      <w:proofErr w:type="spellStart"/>
-      <w:r>
-        <w:rPr>
-          <w:lang w:eastAsia="tr-TR"/>
-        </w:rPr>
-        <w:t>injection</w:t>
-      </w:r>
-      <w:proofErr w:type="spellEnd"/>
-      <w:r>
-        <w:rPr>
-          <w:lang w:eastAsia="tr-TR"/>
-        </w:rPr>
-        <w:t xml:space="preserve"> saldırısı güvenli </w:t>
-      </w:r>
-      <w:proofErr w:type="spellStart"/>
-      <w:r>
-        <w:rPr>
-          <w:lang w:eastAsia="tr-TR"/>
-        </w:rPr>
-        <w:t>procedure</w:t>
-      </w:r>
-      <w:proofErr w:type="spellEnd"/>
-      <w:r>
-        <w:rPr>
-          <w:lang w:eastAsia="tr-TR"/>
-        </w:rPr>
-        <w:t xml:space="preserve"> üzerinde tekrarlanmıştır:</w:t>
+        <w:t>Aynı injection saldırısı güvenli procedure üzerinde tekrarlanmıştır:</w:t>
       </w:r>
     </w:p>
     <w:p>
@@ -15395,20 +12048,8 @@
           <w:szCs w:val="21"/>
           <w:lang w:eastAsia="tr-TR"/>
         </w:rPr>
-        <w:t>```</w:t>
-      </w:r>
-      <w:proofErr w:type="spellStart"/>
-      <w:r>
-        <w:rPr>
-          <w:rFonts w:ascii="Consolas" w:eastAsia="Times New Roman" w:hAnsi="Consolas" w:cs="Times New Roman"/>
-          <w:color w:val="F09483"/>
-          <w:sz w:val="21"/>
-          <w:szCs w:val="21"/>
-          <w:lang w:eastAsia="tr-TR"/>
-        </w:rPr>
-        <w:t>sql</w:t>
-      </w:r>
-      <w:proofErr w:type="spellEnd"/>
+        <w:t>```sql</w:t>
+      </w:r>
     </w:p>
     <w:p>
       <w:pPr>
@@ -15442,51 +12083,7 @@
           <w:szCs w:val="21"/>
           <w:lang w:eastAsia="tr-TR"/>
         </w:rPr>
-        <w:t xml:space="preserve"> </w:t>
-      </w:r>
-      <w:proofErr w:type="spellStart"/>
-      <w:r>
-        <w:rPr>
-          <w:rFonts w:ascii="Consolas" w:eastAsia="Times New Roman" w:hAnsi="Consolas" w:cs="Times New Roman"/>
-          <w:color w:val="F09483"/>
-          <w:sz w:val="21"/>
-          <w:szCs w:val="21"/>
-          <w:lang w:eastAsia="tr-TR"/>
-        </w:rPr>
-        <w:t>sp_GetCustomer_Safe</w:t>
-      </w:r>
-      <w:proofErr w:type="spellEnd"/>
-      <w:r>
-        <w:rPr>
-          <w:rFonts w:ascii="Consolas" w:eastAsia="Times New Roman" w:hAnsi="Consolas" w:cs="Times New Roman"/>
-          <w:color w:val="F09483"/>
-          <w:sz w:val="21"/>
-          <w:szCs w:val="21"/>
-          <w:lang w:eastAsia="tr-TR"/>
-        </w:rPr>
-        <w:t xml:space="preserve"> @</w:t>
-      </w:r>
-      <w:proofErr w:type="spellStart"/>
-      <w:r>
-        <w:rPr>
-          <w:rFonts w:ascii="Consolas" w:eastAsia="Times New Roman" w:hAnsi="Consolas" w:cs="Times New Roman"/>
-          <w:color w:val="F09483"/>
-          <w:sz w:val="21"/>
-          <w:szCs w:val="21"/>
-          <w:lang w:eastAsia="tr-TR"/>
-        </w:rPr>
-        <w:t>CustomerID</w:t>
-      </w:r>
-      <w:proofErr w:type="spellEnd"/>
-      <w:r>
-        <w:rPr>
-          <w:rFonts w:ascii="Consolas" w:eastAsia="Times New Roman" w:hAnsi="Consolas" w:cs="Times New Roman"/>
-          <w:color w:val="F09483"/>
-          <w:sz w:val="21"/>
-          <w:szCs w:val="21"/>
-          <w:lang w:eastAsia="tr-TR"/>
-        </w:rPr>
-        <w:t xml:space="preserve"> </w:t>
+        <w:t xml:space="preserve"> sp_GetCustomer_Safe @CustomerID </w:t>
       </w:r>
       <w:r>
         <w:rPr>
@@ -15572,21 +12169,7 @@
           <w:lang w:eastAsia="tr-TR"/>
         </w:rPr>
         <w:lastRenderedPageBreak/>
-        <w:t xml:space="preserve">Sonuç: Normal kullanımda yalnızca ALFKI kaydı gelmiş (1 satır), </w:t>
-      </w:r>
-      <w:proofErr w:type="spellStart"/>
-      <w:r>
-        <w:rPr>
-          <w:lang w:eastAsia="tr-TR"/>
-        </w:rPr>
-        <w:t>injection</w:t>
-      </w:r>
-      <w:proofErr w:type="spellEnd"/>
-      <w:r>
-        <w:rPr>
-          <w:lang w:eastAsia="tr-TR"/>
-        </w:rPr>
-        <w:t xml:space="preserve"> denemesinde ise 0 satır döndürülmüştür. Parametreli sorgular kullanıcı girdisini SQL kodu olarak değil veri olarak işlediğinden saldırı etkisiz kalmıştır</w:t>
+        <w:t>Sonuç: Normal kullanımda yalnızca ALFKI kaydı gelmiş (1 satır), injection denemesinde ise 0 satır döndürülmüştür. Parametreli sorgular kullanıcı girdisini SQL kodu olarak değil veri olarak işlediğinden saldırı etkisiz kalmıştır</w:t>
       </w:r>
       <w:r>
         <w:rPr>
@@ -15646,15 +12229,7 @@
     <w:p/>
     <w:p>
       <w:r>
-        <w:t xml:space="preserve">Parametreli sorgularda kullanıcı girdisi SQL motoru tarafından her zaman veri olarak işlenir, kod olarak değil. Bu nedenle ' OR '1'='1 ifadesi bir </w:t>
-      </w:r>
-      <w:proofErr w:type="spellStart"/>
-      <w:r>
-        <w:t>CustomerID</w:t>
-      </w:r>
-      <w:proofErr w:type="spellEnd"/>
-      <w:r>
-        <w:t xml:space="preserve"> değeri olarak ara</w:t>
+        <w:t>Parametreli sorgularda kullanıcı girdisi SQL motoru tarafından her zaman veri olarak işlenir, kod olarak değil. Bu nedenle ' OR '1'='1 ifadesi bir CustomerID değeri olarak ara</w:t>
       </w:r>
       <w:r>
         <w:t>nmış ve eşleşme bulunamamıştır.</w:t>
@@ -15737,20 +12312,8 @@
           <w:szCs w:val="21"/>
           <w:lang w:eastAsia="tr-TR"/>
         </w:rPr>
-        <w:t>```</w:t>
-      </w:r>
-      <w:proofErr w:type="spellStart"/>
-      <w:r>
-        <w:rPr>
-          <w:rFonts w:ascii="Consolas" w:eastAsia="Times New Roman" w:hAnsi="Consolas" w:cs="Times New Roman"/>
-          <w:color w:val="F09483"/>
-          <w:sz w:val="21"/>
-          <w:szCs w:val="21"/>
-          <w:lang w:eastAsia="tr-TR"/>
-        </w:rPr>
-        <w:t>sql</w:t>
-      </w:r>
-      <w:proofErr w:type="spellEnd"/>
+        <w:t>```sql</w:t>
+      </w:r>
     </w:p>
     <w:p>
       <w:pPr>
@@ -15784,29 +12347,7 @@
           <w:szCs w:val="21"/>
           <w:lang w:eastAsia="tr-TR"/>
         </w:rPr>
-        <w:t xml:space="preserve"> </w:t>
-      </w:r>
-      <w:proofErr w:type="spellStart"/>
-      <w:r>
-        <w:rPr>
-          <w:rFonts w:ascii="Consolas" w:eastAsia="Times New Roman" w:hAnsi="Consolas" w:cs="Times New Roman"/>
-          <w:color w:val="F09483"/>
-          <w:sz w:val="21"/>
-          <w:szCs w:val="21"/>
-          <w:lang w:eastAsia="tr-TR"/>
-        </w:rPr>
-        <w:t>Northwind</w:t>
-      </w:r>
-      <w:proofErr w:type="spellEnd"/>
-      <w:r>
-        <w:rPr>
-          <w:rFonts w:ascii="Consolas" w:eastAsia="Times New Roman" w:hAnsi="Consolas" w:cs="Times New Roman"/>
-          <w:color w:val="F09483"/>
-          <w:sz w:val="21"/>
-          <w:szCs w:val="21"/>
-          <w:lang w:eastAsia="tr-TR"/>
-        </w:rPr>
-        <w:t>;</w:t>
+        <w:t xml:space="preserve"> Northwind;</w:t>
       </w:r>
     </w:p>
     <w:p>
@@ -15844,9 +12385,91 @@
           <w:szCs w:val="21"/>
           <w:lang w:eastAsia="tr-TR"/>
         </w:rPr>
-        <w:t xml:space="preserve">-- Tehlikeli </w:t>
-      </w:r>
-      <w:proofErr w:type="spellStart"/>
+        <w:t>-- Tehlikeli procedure kaldırıldı</w:t>
+      </w:r>
+    </w:p>
+    <w:p>
+      <w:pPr>
+        <w:shd w:val="clear" w:color="auto" w:fill="1C1E26"/>
+        <w:spacing w:after="0" w:line="285" w:lineRule="atLeast"/>
+        <w:rPr>
+          <w:rFonts w:ascii="Consolas" w:eastAsia="Times New Roman" w:hAnsi="Consolas" w:cs="Times New Roman"/>
+          <w:color w:val="BBBBBB"/>
+          <w:sz w:val="21"/>
+          <w:szCs w:val="21"/>
+          <w:lang w:eastAsia="tr-TR"/>
+        </w:rPr>
+      </w:pPr>
+      <w:r>
+        <w:rPr>
+          <w:rFonts w:ascii="Consolas" w:eastAsia="Times New Roman" w:hAnsi="Consolas" w:cs="Times New Roman"/>
+          <w:b/>
+          <w:bCs/>
+          <w:color w:val="B877DB"/>
+          <w:sz w:val="21"/>
+          <w:szCs w:val="21"/>
+          <w:lang w:eastAsia="tr-TR"/>
+        </w:rPr>
+        <w:t>DROP</w:t>
+      </w:r>
+      <w:r>
+        <w:rPr>
+          <w:rFonts w:ascii="Consolas" w:eastAsia="Times New Roman" w:hAnsi="Consolas" w:cs="Times New Roman"/>
+          <w:color w:val="F09483"/>
+          <w:sz w:val="21"/>
+          <w:szCs w:val="21"/>
+          <w:lang w:eastAsia="tr-TR"/>
+        </w:rPr>
+        <w:t xml:space="preserve"> </w:t>
+      </w:r>
+      <w:r>
+        <w:rPr>
+          <w:rFonts w:ascii="Consolas" w:eastAsia="Times New Roman" w:hAnsi="Consolas" w:cs="Times New Roman"/>
+          <w:b/>
+          <w:bCs/>
+          <w:color w:val="B877DB"/>
+          <w:sz w:val="21"/>
+          <w:szCs w:val="21"/>
+          <w:lang w:eastAsia="tr-TR"/>
+        </w:rPr>
+        <w:t>PROCEDURE</w:t>
+      </w:r>
+      <w:r>
+        <w:rPr>
+          <w:rFonts w:ascii="Consolas" w:eastAsia="Times New Roman" w:hAnsi="Consolas" w:cs="Times New Roman"/>
+          <w:color w:val="F09483"/>
+          <w:sz w:val="21"/>
+          <w:szCs w:val="21"/>
+          <w:lang w:eastAsia="tr-TR"/>
+        </w:rPr>
+        <w:t xml:space="preserve"> sp_GetCustomer_Unsafe;</w:t>
+      </w:r>
+    </w:p>
+    <w:p>
+      <w:pPr>
+        <w:shd w:val="clear" w:color="auto" w:fill="1C1E26"/>
+        <w:spacing w:after="0" w:line="285" w:lineRule="atLeast"/>
+        <w:rPr>
+          <w:rFonts w:ascii="Consolas" w:eastAsia="Times New Roman" w:hAnsi="Consolas" w:cs="Times New Roman"/>
+          <w:color w:val="BBBBBB"/>
+          <w:sz w:val="21"/>
+          <w:szCs w:val="21"/>
+          <w:lang w:eastAsia="tr-TR"/>
+        </w:rPr>
+      </w:pPr>
+    </w:p>
+    <w:p>
+      <w:pPr>
+        <w:shd w:val="clear" w:color="auto" w:fill="1C1E26"/>
+        <w:spacing w:after="0" w:line="285" w:lineRule="atLeast"/>
+        <w:rPr>
+          <w:rFonts w:ascii="Consolas" w:eastAsia="Times New Roman" w:hAnsi="Consolas" w:cs="Times New Roman"/>
+          <w:color w:val="BBBBBB"/>
+          <w:sz w:val="21"/>
+          <w:szCs w:val="21"/>
+          <w:lang w:eastAsia="tr-TR"/>
+        </w:rPr>
+      </w:pPr>
       <w:r>
         <w:rPr>
           <w:rFonts w:ascii="Consolas" w:eastAsia="Times New Roman" w:hAnsi="Consolas" w:cs="Times New Roman"/>
@@ -15857,9 +12480,212 @@
           <w:szCs w:val="21"/>
           <w:lang w:eastAsia="tr-TR"/>
         </w:rPr>
-        <w:t>procedure</w:t>
-      </w:r>
-      <w:proofErr w:type="spellEnd"/>
+        <w:t>-- Kullanıcıların tabloya direkt erişimi kapatıldı</w:t>
+      </w:r>
+    </w:p>
+    <w:p>
+      <w:pPr>
+        <w:shd w:val="clear" w:color="auto" w:fill="1C1E26"/>
+        <w:spacing w:after="0" w:line="285" w:lineRule="atLeast"/>
+        <w:rPr>
+          <w:rFonts w:ascii="Consolas" w:eastAsia="Times New Roman" w:hAnsi="Consolas" w:cs="Times New Roman"/>
+          <w:color w:val="BBBBBB"/>
+          <w:sz w:val="21"/>
+          <w:szCs w:val="21"/>
+          <w:lang w:eastAsia="tr-TR"/>
+        </w:rPr>
+      </w:pPr>
+      <w:r>
+        <w:rPr>
+          <w:rFonts w:ascii="Consolas" w:eastAsia="Times New Roman" w:hAnsi="Consolas" w:cs="Times New Roman"/>
+          <w:color w:val="F09483"/>
+          <w:sz w:val="21"/>
+          <w:szCs w:val="21"/>
+          <w:lang w:eastAsia="tr-TR"/>
+        </w:rPr>
+        <w:t xml:space="preserve">DENY </w:t>
+      </w:r>
+      <w:r>
+        <w:rPr>
+          <w:rFonts w:ascii="Consolas" w:eastAsia="Times New Roman" w:hAnsi="Consolas" w:cs="Times New Roman"/>
+          <w:b/>
+          <w:bCs/>
+          <w:color w:val="B877DB"/>
+          <w:sz w:val="21"/>
+          <w:szCs w:val="21"/>
+          <w:lang w:eastAsia="tr-TR"/>
+        </w:rPr>
+        <w:t>SELECT</w:t>
+      </w:r>
+      <w:r>
+        <w:rPr>
+          <w:rFonts w:ascii="Consolas" w:eastAsia="Times New Roman" w:hAnsi="Consolas" w:cs="Times New Roman"/>
+          <w:color w:val="F09483"/>
+          <w:sz w:val="21"/>
+          <w:szCs w:val="21"/>
+          <w:lang w:eastAsia="tr-TR"/>
+        </w:rPr>
+        <w:t xml:space="preserve"> </w:t>
+      </w:r>
+      <w:r>
+        <w:rPr>
+          <w:rFonts w:ascii="Consolas" w:eastAsia="Times New Roman" w:hAnsi="Consolas" w:cs="Times New Roman"/>
+          <w:b/>
+          <w:bCs/>
+          <w:color w:val="B877DB"/>
+          <w:sz w:val="21"/>
+          <w:szCs w:val="21"/>
+          <w:lang w:eastAsia="tr-TR"/>
+        </w:rPr>
+        <w:t>ON</w:t>
+      </w:r>
+      <w:r>
+        <w:rPr>
+          <w:rFonts w:ascii="Consolas" w:eastAsia="Times New Roman" w:hAnsi="Consolas" w:cs="Times New Roman"/>
+          <w:color w:val="F09483"/>
+          <w:sz w:val="21"/>
+          <w:szCs w:val="21"/>
+          <w:lang w:eastAsia="tr-TR"/>
+        </w:rPr>
+        <w:t xml:space="preserve"> Customers </w:t>
+      </w:r>
+      <w:r>
+        <w:rPr>
+          <w:rFonts w:ascii="Consolas" w:eastAsia="Times New Roman" w:hAnsi="Consolas" w:cs="Times New Roman"/>
+          <w:b/>
+          <w:bCs/>
+          <w:color w:val="B877DB"/>
+          <w:sz w:val="21"/>
+          <w:szCs w:val="21"/>
+          <w:lang w:eastAsia="tr-TR"/>
+        </w:rPr>
+        <w:t>TO</w:t>
+      </w:r>
+      <w:r>
+        <w:rPr>
+          <w:rFonts w:ascii="Consolas" w:eastAsia="Times New Roman" w:hAnsi="Consolas" w:cs="Times New Roman"/>
+          <w:color w:val="F09483"/>
+          <w:sz w:val="21"/>
+          <w:szCs w:val="21"/>
+          <w:lang w:eastAsia="tr-TR"/>
+        </w:rPr>
+        <w:t xml:space="preserve"> db_readonly;</w:t>
+      </w:r>
+    </w:p>
+    <w:p>
+      <w:pPr>
+        <w:shd w:val="clear" w:color="auto" w:fill="1C1E26"/>
+        <w:spacing w:after="0" w:line="285" w:lineRule="atLeast"/>
+        <w:rPr>
+          <w:rFonts w:ascii="Consolas" w:eastAsia="Times New Roman" w:hAnsi="Consolas" w:cs="Times New Roman"/>
+          <w:color w:val="BBBBBB"/>
+          <w:sz w:val="21"/>
+          <w:szCs w:val="21"/>
+          <w:lang w:eastAsia="tr-TR"/>
+        </w:rPr>
+      </w:pPr>
+      <w:r>
+        <w:rPr>
+          <w:rFonts w:ascii="Consolas" w:eastAsia="Times New Roman" w:hAnsi="Consolas" w:cs="Times New Roman"/>
+          <w:color w:val="F09483"/>
+          <w:sz w:val="21"/>
+          <w:szCs w:val="21"/>
+          <w:lang w:eastAsia="tr-TR"/>
+        </w:rPr>
+        <w:t xml:space="preserve">DENY </w:t>
+      </w:r>
+      <w:r>
+        <w:rPr>
+          <w:rFonts w:ascii="Consolas" w:eastAsia="Times New Roman" w:hAnsi="Consolas" w:cs="Times New Roman"/>
+          <w:b/>
+          <w:bCs/>
+          <w:color w:val="B877DB"/>
+          <w:sz w:val="21"/>
+          <w:szCs w:val="21"/>
+          <w:lang w:eastAsia="tr-TR"/>
+        </w:rPr>
+        <w:t>SELECT</w:t>
+      </w:r>
+      <w:r>
+        <w:rPr>
+          <w:rFonts w:ascii="Consolas" w:eastAsia="Times New Roman" w:hAnsi="Consolas" w:cs="Times New Roman"/>
+          <w:color w:val="F09483"/>
+          <w:sz w:val="21"/>
+          <w:szCs w:val="21"/>
+          <w:lang w:eastAsia="tr-TR"/>
+        </w:rPr>
+        <w:t xml:space="preserve"> </w:t>
+      </w:r>
+      <w:r>
+        <w:rPr>
+          <w:rFonts w:ascii="Consolas" w:eastAsia="Times New Roman" w:hAnsi="Consolas" w:cs="Times New Roman"/>
+          <w:b/>
+          <w:bCs/>
+          <w:color w:val="B877DB"/>
+          <w:sz w:val="21"/>
+          <w:szCs w:val="21"/>
+          <w:lang w:eastAsia="tr-TR"/>
+        </w:rPr>
+        <w:t>ON</w:t>
+      </w:r>
+      <w:r>
+        <w:rPr>
+          <w:rFonts w:ascii="Consolas" w:eastAsia="Times New Roman" w:hAnsi="Consolas" w:cs="Times New Roman"/>
+          <w:color w:val="F09483"/>
+          <w:sz w:val="21"/>
+          <w:szCs w:val="21"/>
+          <w:lang w:eastAsia="tr-TR"/>
+        </w:rPr>
+        <w:t xml:space="preserve"> Customers </w:t>
+      </w:r>
+      <w:r>
+        <w:rPr>
+          <w:rFonts w:ascii="Consolas" w:eastAsia="Times New Roman" w:hAnsi="Consolas" w:cs="Times New Roman"/>
+          <w:b/>
+          <w:bCs/>
+          <w:color w:val="B877DB"/>
+          <w:sz w:val="21"/>
+          <w:szCs w:val="21"/>
+          <w:lang w:eastAsia="tr-TR"/>
+        </w:rPr>
+        <w:t>TO</w:t>
+      </w:r>
+      <w:r>
+        <w:rPr>
+          <w:rFonts w:ascii="Consolas" w:eastAsia="Times New Roman" w:hAnsi="Consolas" w:cs="Times New Roman"/>
+          <w:color w:val="F09483"/>
+          <w:sz w:val="21"/>
+          <w:szCs w:val="21"/>
+          <w:lang w:eastAsia="tr-TR"/>
+        </w:rPr>
+        <w:t xml:space="preserve"> db_dataentry;</w:t>
+      </w:r>
+    </w:p>
+    <w:p>
+      <w:pPr>
+        <w:shd w:val="clear" w:color="auto" w:fill="1C1E26"/>
+        <w:spacing w:after="0" w:line="285" w:lineRule="atLeast"/>
+        <w:rPr>
+          <w:rFonts w:ascii="Consolas" w:eastAsia="Times New Roman" w:hAnsi="Consolas" w:cs="Times New Roman"/>
+          <w:color w:val="BBBBBB"/>
+          <w:sz w:val="21"/>
+          <w:szCs w:val="21"/>
+          <w:lang w:eastAsia="tr-TR"/>
+        </w:rPr>
+      </w:pPr>
+    </w:p>
+    <w:p>
+      <w:pPr>
+        <w:shd w:val="clear" w:color="auto" w:fill="1C1E26"/>
+        <w:spacing w:after="0" w:line="285" w:lineRule="atLeast"/>
+        <w:rPr>
+          <w:rFonts w:ascii="Consolas" w:eastAsia="Times New Roman" w:hAnsi="Consolas" w:cs="Times New Roman"/>
+          <w:color w:val="BBBBBB"/>
+          <w:sz w:val="21"/>
+          <w:szCs w:val="21"/>
+          <w:lang w:eastAsia="tr-TR"/>
+        </w:rPr>
+      </w:pPr>
       <w:r>
         <w:rPr>
           <w:rFonts w:ascii="Consolas" w:eastAsia="Times New Roman" w:hAnsi="Consolas" w:cs="Times New Roman"/>
@@ -15870,7 +12696,7 @@
           <w:szCs w:val="21"/>
           <w:lang w:eastAsia="tr-TR"/>
         </w:rPr>
-        <w:t xml:space="preserve"> kaldırıldı</w:t>
+        <w:t>-- Sadece güvenli procedure üzerinden erişime izin verildi</w:t>
       </w:r>
     </w:p>
     <w:p>
@@ -15895,7 +12721,7 @@
           <w:szCs w:val="21"/>
           <w:lang w:eastAsia="tr-TR"/>
         </w:rPr>
-        <w:t>DROP</w:t>
+        <w:t>GRANT</w:t>
       </w:r>
       <w:r>
         <w:rPr>
@@ -15917,7 +12743,7 @@
           <w:szCs w:val="21"/>
           <w:lang w:eastAsia="tr-TR"/>
         </w:rPr>
-        <w:t>PROCEDURE</w:t>
+        <w:t>EXECUTE</w:t>
       </w:r>
       <w:r>
         <w:rPr>
@@ -15929,27 +12755,49 @@
         </w:rPr>
         <w:t xml:space="preserve"> </w:t>
       </w:r>
-      <w:proofErr w:type="spellStart"/>
-      <w:r>
-        <w:rPr>
-          <w:rFonts w:ascii="Consolas" w:eastAsia="Times New Roman" w:hAnsi="Consolas" w:cs="Times New Roman"/>
-          <w:color w:val="F09483"/>
-          <w:sz w:val="21"/>
-          <w:szCs w:val="21"/>
-          <w:lang w:eastAsia="tr-TR"/>
-        </w:rPr>
-        <w:t>sp_GetCustomer_Unsafe</w:t>
-      </w:r>
-      <w:proofErr w:type="spellEnd"/>
-      <w:r>
-        <w:rPr>
-          <w:rFonts w:ascii="Consolas" w:eastAsia="Times New Roman" w:hAnsi="Consolas" w:cs="Times New Roman"/>
-          <w:color w:val="F09483"/>
-          <w:sz w:val="21"/>
-          <w:szCs w:val="21"/>
-          <w:lang w:eastAsia="tr-TR"/>
-        </w:rPr>
-        <w:t>;</w:t>
+      <w:r>
+        <w:rPr>
+          <w:rFonts w:ascii="Consolas" w:eastAsia="Times New Roman" w:hAnsi="Consolas" w:cs="Times New Roman"/>
+          <w:b/>
+          <w:bCs/>
+          <w:color w:val="B877DB"/>
+          <w:sz w:val="21"/>
+          <w:szCs w:val="21"/>
+          <w:lang w:eastAsia="tr-TR"/>
+        </w:rPr>
+        <w:t>ON</w:t>
+      </w:r>
+      <w:r>
+        <w:rPr>
+          <w:rFonts w:ascii="Consolas" w:eastAsia="Times New Roman" w:hAnsi="Consolas" w:cs="Times New Roman"/>
+          <w:color w:val="F09483"/>
+          <w:sz w:val="21"/>
+          <w:szCs w:val="21"/>
+          <w:lang w:eastAsia="tr-TR"/>
+        </w:rPr>
+        <w:t xml:space="preserve"> sp_GetCustomer_Safe </w:t>
+      </w:r>
+      <w:r>
+        <w:rPr>
+          <w:rFonts w:ascii="Consolas" w:eastAsia="Times New Roman" w:hAnsi="Consolas" w:cs="Times New Roman"/>
+          <w:b/>
+          <w:bCs/>
+          <w:color w:val="B877DB"/>
+          <w:sz w:val="21"/>
+          <w:szCs w:val="21"/>
+          <w:lang w:eastAsia="tr-TR"/>
+        </w:rPr>
+        <w:t>TO</w:t>
+      </w:r>
+      <w:r>
+        <w:rPr>
+          <w:rFonts w:ascii="Consolas" w:eastAsia="Times New Roman" w:hAnsi="Consolas" w:cs="Times New Roman"/>
+          <w:color w:val="F09483"/>
+          <w:sz w:val="21"/>
+          <w:szCs w:val="21"/>
+          <w:lang w:eastAsia="tr-TR"/>
+        </w:rPr>
+        <w:t xml:space="preserve"> db_readonly;</w:t>
       </w:r>
     </w:p>
     <w:p>
@@ -15964,6 +12812,94 @@
           <w:lang w:eastAsia="tr-TR"/>
         </w:rPr>
       </w:pPr>
+      <w:r>
+        <w:rPr>
+          <w:rFonts w:ascii="Consolas" w:eastAsia="Times New Roman" w:hAnsi="Consolas" w:cs="Times New Roman"/>
+          <w:b/>
+          <w:bCs/>
+          <w:color w:val="B877DB"/>
+          <w:sz w:val="21"/>
+          <w:szCs w:val="21"/>
+          <w:lang w:eastAsia="tr-TR"/>
+        </w:rPr>
+        <w:t>GRANT</w:t>
+      </w:r>
+      <w:r>
+        <w:rPr>
+          <w:rFonts w:ascii="Consolas" w:eastAsia="Times New Roman" w:hAnsi="Consolas" w:cs="Times New Roman"/>
+          <w:color w:val="F09483"/>
+          <w:sz w:val="21"/>
+          <w:szCs w:val="21"/>
+          <w:lang w:eastAsia="tr-TR"/>
+        </w:rPr>
+        <w:t xml:space="preserve"> </w:t>
+      </w:r>
+      <w:r>
+        <w:rPr>
+          <w:rFonts w:ascii="Consolas" w:eastAsia="Times New Roman" w:hAnsi="Consolas" w:cs="Times New Roman"/>
+          <w:b/>
+          <w:bCs/>
+          <w:color w:val="B877DB"/>
+          <w:sz w:val="21"/>
+          <w:szCs w:val="21"/>
+          <w:lang w:eastAsia="tr-TR"/>
+        </w:rPr>
+        <w:t>EXECUTE</w:t>
+      </w:r>
+      <w:r>
+        <w:rPr>
+          <w:rFonts w:ascii="Consolas" w:eastAsia="Times New Roman" w:hAnsi="Consolas" w:cs="Times New Roman"/>
+          <w:color w:val="F09483"/>
+          <w:sz w:val="21"/>
+          <w:szCs w:val="21"/>
+          <w:lang w:eastAsia="tr-TR"/>
+        </w:rPr>
+        <w:t xml:space="preserve"> </w:t>
+      </w:r>
+      <w:r>
+        <w:rPr>
+          <w:rFonts w:ascii="Consolas" w:eastAsia="Times New Roman" w:hAnsi="Consolas" w:cs="Times New Roman"/>
+          <w:b/>
+          <w:bCs/>
+          <w:color w:val="B877DB"/>
+          <w:sz w:val="21"/>
+          <w:szCs w:val="21"/>
+          <w:lang w:eastAsia="tr-TR"/>
+        </w:rPr>
+        <w:t>ON</w:t>
+      </w:r>
+      <w:r>
+        <w:rPr>
+          <w:rFonts w:ascii="Consolas" w:eastAsia="Times New Roman" w:hAnsi="Consolas" w:cs="Times New Roman"/>
+          <w:color w:val="F09483"/>
+          <w:sz w:val="21"/>
+          <w:szCs w:val="21"/>
+          <w:lang w:eastAsia="tr-TR"/>
+        </w:rPr>
+        <w:t xml:space="preserve"> sp_GetCustomer_Safe </w:t>
+      </w:r>
+      <w:r>
+        <w:rPr>
+          <w:rFonts w:ascii="Consolas" w:eastAsia="Times New Roman" w:hAnsi="Consolas" w:cs="Times New Roman"/>
+          <w:b/>
+          <w:bCs/>
+          <w:color w:val="B877DB"/>
+          <w:sz w:val="21"/>
+          <w:szCs w:val="21"/>
+          <w:lang w:eastAsia="tr-TR"/>
+        </w:rPr>
+        <w:t>TO</w:t>
+      </w:r>
+      <w:r>
+        <w:rPr>
+          <w:rFonts w:ascii="Consolas" w:eastAsia="Times New Roman" w:hAnsi="Consolas" w:cs="Times New Roman"/>
+          <w:color w:val="F09483"/>
+          <w:sz w:val="21"/>
+          <w:szCs w:val="21"/>
+          <w:lang w:eastAsia="tr-TR"/>
+        </w:rPr>
+        <w:t xml:space="preserve"> db_dataentry;</w:t>
+      </w:r>
     </w:p>
     <w:p>
       <w:pPr>
@@ -15980,651 +12916,6 @@
       <w:r>
         <w:rPr>
           <w:rFonts w:ascii="Consolas" w:eastAsia="Times New Roman" w:hAnsi="Consolas" w:cs="Times New Roman"/>
-          <w:i/>
-          <w:iCs/>
-          <w:color w:val="BBBBBB"/>
-          <w:sz w:val="21"/>
-          <w:szCs w:val="21"/>
-          <w:lang w:eastAsia="tr-TR"/>
-        </w:rPr>
-        <w:t>-- Kullanıcıların tabloya direkt erişimi kapatıldı</w:t>
-      </w:r>
-    </w:p>
-    <w:p>
-      <w:pPr>
-        <w:shd w:val="clear" w:color="auto" w:fill="1C1E26"/>
-        <w:spacing w:after="0" w:line="285" w:lineRule="atLeast"/>
-        <w:rPr>
-          <w:rFonts w:ascii="Consolas" w:eastAsia="Times New Roman" w:hAnsi="Consolas" w:cs="Times New Roman"/>
-          <w:color w:val="BBBBBB"/>
-          <w:sz w:val="21"/>
-          <w:szCs w:val="21"/>
-          <w:lang w:eastAsia="tr-TR"/>
-        </w:rPr>
-      </w:pPr>
-      <w:r>
-        <w:rPr>
-          <w:rFonts w:ascii="Consolas" w:eastAsia="Times New Roman" w:hAnsi="Consolas" w:cs="Times New Roman"/>
-          <w:color w:val="F09483"/>
-          <w:sz w:val="21"/>
-          <w:szCs w:val="21"/>
-          <w:lang w:eastAsia="tr-TR"/>
-        </w:rPr>
-        <w:t xml:space="preserve">DENY </w:t>
-      </w:r>
-      <w:r>
-        <w:rPr>
-          <w:rFonts w:ascii="Consolas" w:eastAsia="Times New Roman" w:hAnsi="Consolas" w:cs="Times New Roman"/>
-          <w:b/>
-          <w:bCs/>
-          <w:color w:val="B877DB"/>
-          <w:sz w:val="21"/>
-          <w:szCs w:val="21"/>
-          <w:lang w:eastAsia="tr-TR"/>
-        </w:rPr>
-        <w:t>SELECT</w:t>
-      </w:r>
-      <w:r>
-        <w:rPr>
-          <w:rFonts w:ascii="Consolas" w:eastAsia="Times New Roman" w:hAnsi="Consolas" w:cs="Times New Roman"/>
-          <w:color w:val="F09483"/>
-          <w:sz w:val="21"/>
-          <w:szCs w:val="21"/>
-          <w:lang w:eastAsia="tr-TR"/>
-        </w:rPr>
-        <w:t xml:space="preserve"> </w:t>
-      </w:r>
-      <w:r>
-        <w:rPr>
-          <w:rFonts w:ascii="Consolas" w:eastAsia="Times New Roman" w:hAnsi="Consolas" w:cs="Times New Roman"/>
-          <w:b/>
-          <w:bCs/>
-          <w:color w:val="B877DB"/>
-          <w:sz w:val="21"/>
-          <w:szCs w:val="21"/>
-          <w:lang w:eastAsia="tr-TR"/>
-        </w:rPr>
-        <w:t>ON</w:t>
-      </w:r>
-      <w:r>
-        <w:rPr>
-          <w:rFonts w:ascii="Consolas" w:eastAsia="Times New Roman" w:hAnsi="Consolas" w:cs="Times New Roman"/>
-          <w:color w:val="F09483"/>
-          <w:sz w:val="21"/>
-          <w:szCs w:val="21"/>
-          <w:lang w:eastAsia="tr-TR"/>
-        </w:rPr>
-        <w:t xml:space="preserve"> </w:t>
-      </w:r>
-      <w:proofErr w:type="spellStart"/>
-      <w:r>
-        <w:rPr>
-          <w:rFonts w:ascii="Consolas" w:eastAsia="Times New Roman" w:hAnsi="Consolas" w:cs="Times New Roman"/>
-          <w:color w:val="F09483"/>
-          <w:sz w:val="21"/>
-          <w:szCs w:val="21"/>
-          <w:lang w:eastAsia="tr-TR"/>
-        </w:rPr>
-        <w:t>Customers</w:t>
-      </w:r>
-      <w:proofErr w:type="spellEnd"/>
-      <w:r>
-        <w:rPr>
-          <w:rFonts w:ascii="Consolas" w:eastAsia="Times New Roman" w:hAnsi="Consolas" w:cs="Times New Roman"/>
-          <w:color w:val="F09483"/>
-          <w:sz w:val="21"/>
-          <w:szCs w:val="21"/>
-          <w:lang w:eastAsia="tr-TR"/>
-        </w:rPr>
-        <w:t xml:space="preserve"> </w:t>
-      </w:r>
-      <w:r>
-        <w:rPr>
-          <w:rFonts w:ascii="Consolas" w:eastAsia="Times New Roman" w:hAnsi="Consolas" w:cs="Times New Roman"/>
-          <w:b/>
-          <w:bCs/>
-          <w:color w:val="B877DB"/>
-          <w:sz w:val="21"/>
-          <w:szCs w:val="21"/>
-          <w:lang w:eastAsia="tr-TR"/>
-        </w:rPr>
-        <w:t>TO</w:t>
-      </w:r>
-      <w:r>
-        <w:rPr>
-          <w:rFonts w:ascii="Consolas" w:eastAsia="Times New Roman" w:hAnsi="Consolas" w:cs="Times New Roman"/>
-          <w:color w:val="F09483"/>
-          <w:sz w:val="21"/>
-          <w:szCs w:val="21"/>
-          <w:lang w:eastAsia="tr-TR"/>
-        </w:rPr>
-        <w:t xml:space="preserve"> </w:t>
-      </w:r>
-      <w:proofErr w:type="spellStart"/>
-      <w:r>
-        <w:rPr>
-          <w:rFonts w:ascii="Consolas" w:eastAsia="Times New Roman" w:hAnsi="Consolas" w:cs="Times New Roman"/>
-          <w:color w:val="F09483"/>
-          <w:sz w:val="21"/>
-          <w:szCs w:val="21"/>
-          <w:lang w:eastAsia="tr-TR"/>
-        </w:rPr>
-        <w:t>db_readonly</w:t>
-      </w:r>
-      <w:proofErr w:type="spellEnd"/>
-      <w:r>
-        <w:rPr>
-          <w:rFonts w:ascii="Consolas" w:eastAsia="Times New Roman" w:hAnsi="Consolas" w:cs="Times New Roman"/>
-          <w:color w:val="F09483"/>
-          <w:sz w:val="21"/>
-          <w:szCs w:val="21"/>
-          <w:lang w:eastAsia="tr-TR"/>
-        </w:rPr>
-        <w:t>;</w:t>
-      </w:r>
-    </w:p>
-    <w:p>
-      <w:pPr>
-        <w:shd w:val="clear" w:color="auto" w:fill="1C1E26"/>
-        <w:spacing w:after="0" w:line="285" w:lineRule="atLeast"/>
-        <w:rPr>
-          <w:rFonts w:ascii="Consolas" w:eastAsia="Times New Roman" w:hAnsi="Consolas" w:cs="Times New Roman"/>
-          <w:color w:val="BBBBBB"/>
-          <w:sz w:val="21"/>
-          <w:szCs w:val="21"/>
-          <w:lang w:eastAsia="tr-TR"/>
-        </w:rPr>
-      </w:pPr>
-      <w:r>
-        <w:rPr>
-          <w:rFonts w:ascii="Consolas" w:eastAsia="Times New Roman" w:hAnsi="Consolas" w:cs="Times New Roman"/>
-          <w:color w:val="F09483"/>
-          <w:sz w:val="21"/>
-          <w:szCs w:val="21"/>
-          <w:lang w:eastAsia="tr-TR"/>
-        </w:rPr>
-        <w:t xml:space="preserve">DENY </w:t>
-      </w:r>
-      <w:r>
-        <w:rPr>
-          <w:rFonts w:ascii="Consolas" w:eastAsia="Times New Roman" w:hAnsi="Consolas" w:cs="Times New Roman"/>
-          <w:b/>
-          <w:bCs/>
-          <w:color w:val="B877DB"/>
-          <w:sz w:val="21"/>
-          <w:szCs w:val="21"/>
-          <w:lang w:eastAsia="tr-TR"/>
-        </w:rPr>
-        <w:t>SELECT</w:t>
-      </w:r>
-      <w:r>
-        <w:rPr>
-          <w:rFonts w:ascii="Consolas" w:eastAsia="Times New Roman" w:hAnsi="Consolas" w:cs="Times New Roman"/>
-          <w:color w:val="F09483"/>
-          <w:sz w:val="21"/>
-          <w:szCs w:val="21"/>
-          <w:lang w:eastAsia="tr-TR"/>
-        </w:rPr>
-        <w:t xml:space="preserve"> </w:t>
-      </w:r>
-      <w:r>
-        <w:rPr>
-          <w:rFonts w:ascii="Consolas" w:eastAsia="Times New Roman" w:hAnsi="Consolas" w:cs="Times New Roman"/>
-          <w:b/>
-          <w:bCs/>
-          <w:color w:val="B877DB"/>
-          <w:sz w:val="21"/>
-          <w:szCs w:val="21"/>
-          <w:lang w:eastAsia="tr-TR"/>
-        </w:rPr>
-        <w:t>ON</w:t>
-      </w:r>
-      <w:r>
-        <w:rPr>
-          <w:rFonts w:ascii="Consolas" w:eastAsia="Times New Roman" w:hAnsi="Consolas" w:cs="Times New Roman"/>
-          <w:color w:val="F09483"/>
-          <w:sz w:val="21"/>
-          <w:szCs w:val="21"/>
-          <w:lang w:eastAsia="tr-TR"/>
-        </w:rPr>
-        <w:t xml:space="preserve"> </w:t>
-      </w:r>
-      <w:proofErr w:type="spellStart"/>
-      <w:r>
-        <w:rPr>
-          <w:rFonts w:ascii="Consolas" w:eastAsia="Times New Roman" w:hAnsi="Consolas" w:cs="Times New Roman"/>
-          <w:color w:val="F09483"/>
-          <w:sz w:val="21"/>
-          <w:szCs w:val="21"/>
-          <w:lang w:eastAsia="tr-TR"/>
-        </w:rPr>
-        <w:t>Customers</w:t>
-      </w:r>
-      <w:proofErr w:type="spellEnd"/>
-      <w:r>
-        <w:rPr>
-          <w:rFonts w:ascii="Consolas" w:eastAsia="Times New Roman" w:hAnsi="Consolas" w:cs="Times New Roman"/>
-          <w:color w:val="F09483"/>
-          <w:sz w:val="21"/>
-          <w:szCs w:val="21"/>
-          <w:lang w:eastAsia="tr-TR"/>
-        </w:rPr>
-        <w:t xml:space="preserve"> </w:t>
-      </w:r>
-      <w:r>
-        <w:rPr>
-          <w:rFonts w:ascii="Consolas" w:eastAsia="Times New Roman" w:hAnsi="Consolas" w:cs="Times New Roman"/>
-          <w:b/>
-          <w:bCs/>
-          <w:color w:val="B877DB"/>
-          <w:sz w:val="21"/>
-          <w:szCs w:val="21"/>
-          <w:lang w:eastAsia="tr-TR"/>
-        </w:rPr>
-        <w:t>TO</w:t>
-      </w:r>
-      <w:r>
-        <w:rPr>
-          <w:rFonts w:ascii="Consolas" w:eastAsia="Times New Roman" w:hAnsi="Consolas" w:cs="Times New Roman"/>
-          <w:color w:val="F09483"/>
-          <w:sz w:val="21"/>
-          <w:szCs w:val="21"/>
-          <w:lang w:eastAsia="tr-TR"/>
-        </w:rPr>
-        <w:t xml:space="preserve"> </w:t>
-      </w:r>
-      <w:proofErr w:type="spellStart"/>
-      <w:r>
-        <w:rPr>
-          <w:rFonts w:ascii="Consolas" w:eastAsia="Times New Roman" w:hAnsi="Consolas" w:cs="Times New Roman"/>
-          <w:color w:val="F09483"/>
-          <w:sz w:val="21"/>
-          <w:szCs w:val="21"/>
-          <w:lang w:eastAsia="tr-TR"/>
-        </w:rPr>
-        <w:t>db_dataentry</w:t>
-      </w:r>
-      <w:proofErr w:type="spellEnd"/>
-      <w:r>
-        <w:rPr>
-          <w:rFonts w:ascii="Consolas" w:eastAsia="Times New Roman" w:hAnsi="Consolas" w:cs="Times New Roman"/>
-          <w:color w:val="F09483"/>
-          <w:sz w:val="21"/>
-          <w:szCs w:val="21"/>
-          <w:lang w:eastAsia="tr-TR"/>
-        </w:rPr>
-        <w:t>;</w:t>
-      </w:r>
-    </w:p>
-    <w:p>
-      <w:pPr>
-        <w:shd w:val="clear" w:color="auto" w:fill="1C1E26"/>
-        <w:spacing w:after="0" w:line="285" w:lineRule="atLeast"/>
-        <w:rPr>
-          <w:rFonts w:ascii="Consolas" w:eastAsia="Times New Roman" w:hAnsi="Consolas" w:cs="Times New Roman"/>
-          <w:color w:val="BBBBBB"/>
-          <w:sz w:val="21"/>
-          <w:szCs w:val="21"/>
-          <w:lang w:eastAsia="tr-TR"/>
-        </w:rPr>
-      </w:pPr>
-    </w:p>
-    <w:p>
-      <w:pPr>
-        <w:shd w:val="clear" w:color="auto" w:fill="1C1E26"/>
-        <w:spacing w:after="0" w:line="285" w:lineRule="atLeast"/>
-        <w:rPr>
-          <w:rFonts w:ascii="Consolas" w:eastAsia="Times New Roman" w:hAnsi="Consolas" w:cs="Times New Roman"/>
-          <w:color w:val="BBBBBB"/>
-          <w:sz w:val="21"/>
-          <w:szCs w:val="21"/>
-          <w:lang w:eastAsia="tr-TR"/>
-        </w:rPr>
-      </w:pPr>
-      <w:r>
-        <w:rPr>
-          <w:rFonts w:ascii="Consolas" w:eastAsia="Times New Roman" w:hAnsi="Consolas" w:cs="Times New Roman"/>
-          <w:i/>
-          <w:iCs/>
-          <w:color w:val="BBBBBB"/>
-          <w:sz w:val="21"/>
-          <w:szCs w:val="21"/>
-          <w:lang w:eastAsia="tr-TR"/>
-        </w:rPr>
-        <w:t xml:space="preserve">-- Sadece güvenli </w:t>
-      </w:r>
-      <w:proofErr w:type="spellStart"/>
-      <w:r>
-        <w:rPr>
-          <w:rFonts w:ascii="Consolas" w:eastAsia="Times New Roman" w:hAnsi="Consolas" w:cs="Times New Roman"/>
-          <w:i/>
-          <w:iCs/>
-          <w:color w:val="BBBBBB"/>
-          <w:sz w:val="21"/>
-          <w:szCs w:val="21"/>
-          <w:lang w:eastAsia="tr-TR"/>
-        </w:rPr>
-        <w:t>procedure</w:t>
-      </w:r>
-      <w:proofErr w:type="spellEnd"/>
-      <w:r>
-        <w:rPr>
-          <w:rFonts w:ascii="Consolas" w:eastAsia="Times New Roman" w:hAnsi="Consolas" w:cs="Times New Roman"/>
-          <w:i/>
-          <w:iCs/>
-          <w:color w:val="BBBBBB"/>
-          <w:sz w:val="21"/>
-          <w:szCs w:val="21"/>
-          <w:lang w:eastAsia="tr-TR"/>
-        </w:rPr>
-        <w:t xml:space="preserve"> üzerinden erişime izin verildi</w:t>
-      </w:r>
-    </w:p>
-    <w:p>
-      <w:pPr>
-        <w:shd w:val="clear" w:color="auto" w:fill="1C1E26"/>
-        <w:spacing w:after="0" w:line="285" w:lineRule="atLeast"/>
-        <w:rPr>
-          <w:rFonts w:ascii="Consolas" w:eastAsia="Times New Roman" w:hAnsi="Consolas" w:cs="Times New Roman"/>
-          <w:color w:val="BBBBBB"/>
-          <w:sz w:val="21"/>
-          <w:szCs w:val="21"/>
-          <w:lang w:eastAsia="tr-TR"/>
-        </w:rPr>
-      </w:pPr>
-      <w:r>
-        <w:rPr>
-          <w:rFonts w:ascii="Consolas" w:eastAsia="Times New Roman" w:hAnsi="Consolas" w:cs="Times New Roman"/>
-          <w:b/>
-          <w:bCs/>
-          <w:color w:val="B877DB"/>
-          <w:sz w:val="21"/>
-          <w:szCs w:val="21"/>
-          <w:lang w:eastAsia="tr-TR"/>
-        </w:rPr>
-        <w:t>GRANT</w:t>
-      </w:r>
-      <w:r>
-        <w:rPr>
-          <w:rFonts w:ascii="Consolas" w:eastAsia="Times New Roman" w:hAnsi="Consolas" w:cs="Times New Roman"/>
-          <w:color w:val="F09483"/>
-          <w:sz w:val="21"/>
-          <w:szCs w:val="21"/>
-          <w:lang w:eastAsia="tr-TR"/>
-        </w:rPr>
-        <w:t xml:space="preserve"> </w:t>
-      </w:r>
-      <w:r>
-        <w:rPr>
-          <w:rFonts w:ascii="Consolas" w:eastAsia="Times New Roman" w:hAnsi="Consolas" w:cs="Times New Roman"/>
-          <w:b/>
-          <w:bCs/>
-          <w:color w:val="B877DB"/>
-          <w:sz w:val="21"/>
-          <w:szCs w:val="21"/>
-          <w:lang w:eastAsia="tr-TR"/>
-        </w:rPr>
-        <w:t>EXECUTE</w:t>
-      </w:r>
-      <w:r>
-        <w:rPr>
-          <w:rFonts w:ascii="Consolas" w:eastAsia="Times New Roman" w:hAnsi="Consolas" w:cs="Times New Roman"/>
-          <w:color w:val="F09483"/>
-          <w:sz w:val="21"/>
-          <w:szCs w:val="21"/>
-          <w:lang w:eastAsia="tr-TR"/>
-        </w:rPr>
-        <w:t xml:space="preserve"> </w:t>
-      </w:r>
-      <w:r>
-        <w:rPr>
-          <w:rFonts w:ascii="Consolas" w:eastAsia="Times New Roman" w:hAnsi="Consolas" w:cs="Times New Roman"/>
-          <w:b/>
-          <w:bCs/>
-          <w:color w:val="B877DB"/>
-          <w:sz w:val="21"/>
-          <w:szCs w:val="21"/>
-          <w:lang w:eastAsia="tr-TR"/>
-        </w:rPr>
-        <w:t>ON</w:t>
-      </w:r>
-      <w:r>
-        <w:rPr>
-          <w:rFonts w:ascii="Consolas" w:eastAsia="Times New Roman" w:hAnsi="Consolas" w:cs="Times New Roman"/>
-          <w:color w:val="F09483"/>
-          <w:sz w:val="21"/>
-          <w:szCs w:val="21"/>
-          <w:lang w:eastAsia="tr-TR"/>
-        </w:rPr>
-        <w:t xml:space="preserve"> </w:t>
-      </w:r>
-      <w:proofErr w:type="spellStart"/>
-      <w:r>
-        <w:rPr>
-          <w:rFonts w:ascii="Consolas" w:eastAsia="Times New Roman" w:hAnsi="Consolas" w:cs="Times New Roman"/>
-          <w:color w:val="F09483"/>
-          <w:sz w:val="21"/>
-          <w:szCs w:val="21"/>
-          <w:lang w:eastAsia="tr-TR"/>
-        </w:rPr>
-        <w:t>sp_GetCustomer_Safe</w:t>
-      </w:r>
-      <w:proofErr w:type="spellEnd"/>
-      <w:r>
-        <w:rPr>
-          <w:rFonts w:ascii="Consolas" w:eastAsia="Times New Roman" w:hAnsi="Consolas" w:cs="Times New Roman"/>
-          <w:color w:val="F09483"/>
-          <w:sz w:val="21"/>
-          <w:szCs w:val="21"/>
-          <w:lang w:eastAsia="tr-TR"/>
-        </w:rPr>
-        <w:t xml:space="preserve"> </w:t>
-      </w:r>
-      <w:r>
-        <w:rPr>
-          <w:rFonts w:ascii="Consolas" w:eastAsia="Times New Roman" w:hAnsi="Consolas" w:cs="Times New Roman"/>
-          <w:b/>
-          <w:bCs/>
-          <w:color w:val="B877DB"/>
-          <w:sz w:val="21"/>
-          <w:szCs w:val="21"/>
-          <w:lang w:eastAsia="tr-TR"/>
-        </w:rPr>
-        <w:t>TO</w:t>
-      </w:r>
-      <w:r>
-        <w:rPr>
-          <w:rFonts w:ascii="Consolas" w:eastAsia="Times New Roman" w:hAnsi="Consolas" w:cs="Times New Roman"/>
-          <w:color w:val="F09483"/>
-          <w:sz w:val="21"/>
-          <w:szCs w:val="21"/>
-          <w:lang w:eastAsia="tr-TR"/>
-        </w:rPr>
-        <w:t xml:space="preserve"> </w:t>
-      </w:r>
-      <w:proofErr w:type="spellStart"/>
-      <w:r>
-        <w:rPr>
-          <w:rFonts w:ascii="Consolas" w:eastAsia="Times New Roman" w:hAnsi="Consolas" w:cs="Times New Roman"/>
-          <w:color w:val="F09483"/>
-          <w:sz w:val="21"/>
-          <w:szCs w:val="21"/>
-          <w:lang w:eastAsia="tr-TR"/>
-        </w:rPr>
-        <w:t>db_readonly</w:t>
-      </w:r>
-      <w:proofErr w:type="spellEnd"/>
-      <w:r>
-        <w:rPr>
-          <w:rFonts w:ascii="Consolas" w:eastAsia="Times New Roman" w:hAnsi="Consolas" w:cs="Times New Roman"/>
-          <w:color w:val="F09483"/>
-          <w:sz w:val="21"/>
-          <w:szCs w:val="21"/>
-          <w:lang w:eastAsia="tr-TR"/>
-        </w:rPr>
-        <w:t>;</w:t>
-      </w:r>
-    </w:p>
-    <w:p>
-      <w:pPr>
-        <w:shd w:val="clear" w:color="auto" w:fill="1C1E26"/>
-        <w:spacing w:after="0" w:line="285" w:lineRule="atLeast"/>
-        <w:rPr>
-          <w:rFonts w:ascii="Consolas" w:eastAsia="Times New Roman" w:hAnsi="Consolas" w:cs="Times New Roman"/>
-          <w:color w:val="BBBBBB"/>
-          <w:sz w:val="21"/>
-          <w:szCs w:val="21"/>
-          <w:lang w:eastAsia="tr-TR"/>
-        </w:rPr>
-      </w:pPr>
-      <w:r>
-        <w:rPr>
-          <w:rFonts w:ascii="Consolas" w:eastAsia="Times New Roman" w:hAnsi="Consolas" w:cs="Times New Roman"/>
-          <w:b/>
-          <w:bCs/>
-          <w:color w:val="B877DB"/>
-          <w:sz w:val="21"/>
-          <w:szCs w:val="21"/>
-          <w:lang w:eastAsia="tr-TR"/>
-        </w:rPr>
-        <w:t>GRANT</w:t>
-      </w:r>
-      <w:r>
-        <w:rPr>
-          <w:rFonts w:ascii="Consolas" w:eastAsia="Times New Roman" w:hAnsi="Consolas" w:cs="Times New Roman"/>
-          <w:color w:val="F09483"/>
-          <w:sz w:val="21"/>
-          <w:szCs w:val="21"/>
-          <w:lang w:eastAsia="tr-TR"/>
-        </w:rPr>
-        <w:t xml:space="preserve"> </w:t>
-      </w:r>
-      <w:r>
-        <w:rPr>
-          <w:rFonts w:ascii="Consolas" w:eastAsia="Times New Roman" w:hAnsi="Consolas" w:cs="Times New Roman"/>
-          <w:b/>
-          <w:bCs/>
-          <w:color w:val="B877DB"/>
-          <w:sz w:val="21"/>
-          <w:szCs w:val="21"/>
-          <w:lang w:eastAsia="tr-TR"/>
-        </w:rPr>
-        <w:t>EXECUTE</w:t>
-      </w:r>
-      <w:r>
-        <w:rPr>
-          <w:rFonts w:ascii="Consolas" w:eastAsia="Times New Roman" w:hAnsi="Consolas" w:cs="Times New Roman"/>
-          <w:color w:val="F09483"/>
-          <w:sz w:val="21"/>
-          <w:szCs w:val="21"/>
-          <w:lang w:eastAsia="tr-TR"/>
-        </w:rPr>
-        <w:t xml:space="preserve"> </w:t>
-      </w:r>
-      <w:r>
-        <w:rPr>
-          <w:rFonts w:ascii="Consolas" w:eastAsia="Times New Roman" w:hAnsi="Consolas" w:cs="Times New Roman"/>
-          <w:b/>
-          <w:bCs/>
-          <w:color w:val="B877DB"/>
-          <w:sz w:val="21"/>
-          <w:szCs w:val="21"/>
-          <w:lang w:eastAsia="tr-TR"/>
-        </w:rPr>
-        <w:t>ON</w:t>
-      </w:r>
-      <w:r>
-        <w:rPr>
-          <w:rFonts w:ascii="Consolas" w:eastAsia="Times New Roman" w:hAnsi="Consolas" w:cs="Times New Roman"/>
-          <w:color w:val="F09483"/>
-          <w:sz w:val="21"/>
-          <w:szCs w:val="21"/>
-          <w:lang w:eastAsia="tr-TR"/>
-        </w:rPr>
-        <w:t xml:space="preserve"> </w:t>
-      </w:r>
-      <w:proofErr w:type="spellStart"/>
-      <w:r>
-        <w:rPr>
-          <w:rFonts w:ascii="Consolas" w:eastAsia="Times New Roman" w:hAnsi="Consolas" w:cs="Times New Roman"/>
-          <w:color w:val="F09483"/>
-          <w:sz w:val="21"/>
-          <w:szCs w:val="21"/>
-          <w:lang w:eastAsia="tr-TR"/>
-        </w:rPr>
-        <w:t>sp_GetCustomer_Safe</w:t>
-      </w:r>
-      <w:proofErr w:type="spellEnd"/>
-      <w:r>
-        <w:rPr>
-          <w:rFonts w:ascii="Consolas" w:eastAsia="Times New Roman" w:hAnsi="Consolas" w:cs="Times New Roman"/>
-          <w:color w:val="F09483"/>
-          <w:sz w:val="21"/>
-          <w:szCs w:val="21"/>
-          <w:lang w:eastAsia="tr-TR"/>
-        </w:rPr>
-        <w:t xml:space="preserve"> </w:t>
-      </w:r>
-      <w:r>
-        <w:rPr>
-          <w:rFonts w:ascii="Consolas" w:eastAsia="Times New Roman" w:hAnsi="Consolas" w:cs="Times New Roman"/>
-          <w:b/>
-          <w:bCs/>
-          <w:color w:val="B877DB"/>
-          <w:sz w:val="21"/>
-          <w:szCs w:val="21"/>
-          <w:lang w:eastAsia="tr-TR"/>
-        </w:rPr>
-        <w:t>TO</w:t>
-      </w:r>
-      <w:r>
-        <w:rPr>
-          <w:rFonts w:ascii="Consolas" w:eastAsia="Times New Roman" w:hAnsi="Consolas" w:cs="Times New Roman"/>
-          <w:color w:val="F09483"/>
-          <w:sz w:val="21"/>
-          <w:szCs w:val="21"/>
-          <w:lang w:eastAsia="tr-TR"/>
-        </w:rPr>
-        <w:t xml:space="preserve"> </w:t>
-      </w:r>
-      <w:proofErr w:type="spellStart"/>
-      <w:r>
-        <w:rPr>
-          <w:rFonts w:ascii="Consolas" w:eastAsia="Times New Roman" w:hAnsi="Consolas" w:cs="Times New Roman"/>
-          <w:color w:val="F09483"/>
-          <w:sz w:val="21"/>
-          <w:szCs w:val="21"/>
-          <w:lang w:eastAsia="tr-TR"/>
-        </w:rPr>
-        <w:t>db_dataentry</w:t>
-      </w:r>
-      <w:proofErr w:type="spellEnd"/>
-      <w:r>
-        <w:rPr>
-          <w:rFonts w:ascii="Consolas" w:eastAsia="Times New Roman" w:hAnsi="Consolas" w:cs="Times New Roman"/>
-          <w:color w:val="F09483"/>
-          <w:sz w:val="21"/>
-          <w:szCs w:val="21"/>
-          <w:lang w:eastAsia="tr-TR"/>
-        </w:rPr>
-        <w:t>;</w:t>
-      </w:r>
-    </w:p>
-    <w:p>
-      <w:pPr>
-        <w:shd w:val="clear" w:color="auto" w:fill="1C1E26"/>
-        <w:spacing w:after="0" w:line="285" w:lineRule="atLeast"/>
-        <w:rPr>
-          <w:rFonts w:ascii="Consolas" w:eastAsia="Times New Roman" w:hAnsi="Consolas" w:cs="Times New Roman"/>
-          <w:color w:val="BBBBBB"/>
-          <w:sz w:val="21"/>
-          <w:szCs w:val="21"/>
-          <w:lang w:eastAsia="tr-TR"/>
-        </w:rPr>
-      </w:pPr>
-      <w:r>
-        <w:rPr>
-          <w:rFonts w:ascii="Consolas" w:eastAsia="Times New Roman" w:hAnsi="Consolas" w:cs="Times New Roman"/>
           <w:color w:val="F09483"/>
           <w:sz w:val="21"/>
           <w:szCs w:val="21"/>
@@ -16650,35 +12941,7 @@
         <w:rPr>
           <w:lang w:eastAsia="tr-TR"/>
         </w:rPr>
-        <w:t xml:space="preserve">Bu sayede kullanıcılar </w:t>
-      </w:r>
-      <w:proofErr w:type="spellStart"/>
-      <w:r>
-        <w:rPr>
-          <w:lang w:eastAsia="tr-TR"/>
-        </w:rPr>
-        <w:t>Customers</w:t>
-      </w:r>
-      <w:proofErr w:type="spellEnd"/>
-      <w:r>
-        <w:rPr>
-          <w:lang w:eastAsia="tr-TR"/>
-        </w:rPr>
-        <w:t xml:space="preserve"> tablosuna doğrudan erişemez, yalnızca güvenli </w:t>
-      </w:r>
-      <w:proofErr w:type="spellStart"/>
-      <w:r>
-        <w:rPr>
-          <w:lang w:eastAsia="tr-TR"/>
-        </w:rPr>
-        <w:t>procedure</w:t>
-      </w:r>
-      <w:proofErr w:type="spellEnd"/>
-      <w:r>
-        <w:rPr>
-          <w:lang w:eastAsia="tr-TR"/>
-        </w:rPr>
-        <w:t xml:space="preserve"> üzerinden</w:t>
+        <w:t>Bu sayede kullanıcılar Customers tablosuna doğrudan erişemez, yalnızca güvenli procedure üzerinden</w:t>
       </w:r>
       <w:r>
         <w:rPr>
@@ -16705,89 +12968,19 @@
           <w:lang w:eastAsia="tr-TR"/>
         </w:rPr>
         <w:lastRenderedPageBreak/>
-        <w:t xml:space="preserve">Bu yapılandırma sonucunda kullanıcılar </w:t>
-      </w:r>
-      <w:proofErr w:type="spellStart"/>
-      <w:r>
-        <w:rPr>
-          <w:lang w:eastAsia="tr-TR"/>
-        </w:rPr>
-        <w:t>Customers</w:t>
-      </w:r>
-      <w:proofErr w:type="spellEnd"/>
-      <w:r>
-        <w:rPr>
-          <w:lang w:eastAsia="tr-TR"/>
-        </w:rPr>
-        <w:t xml:space="preserve"> tablosuna artık doğrudan erişememektedir. Tüm sorgular yalnızca </w:t>
-      </w:r>
-      <w:proofErr w:type="spellStart"/>
-      <w:r>
-        <w:rPr>
-          <w:lang w:eastAsia="tr-TR"/>
-        </w:rPr>
-        <w:t>sp_GetCustome</w:t>
-      </w:r>
-      <w:r>
-        <w:rPr>
-          <w:lang w:eastAsia="tr-TR"/>
-        </w:rPr>
-        <w:t>r_Safe</w:t>
-      </w:r>
-      <w:proofErr w:type="spellEnd"/>
-      <w:r>
-        <w:rPr>
-          <w:lang w:eastAsia="tr-TR"/>
-        </w:rPr>
-        <w:t xml:space="preserve"> üzerinden yapılabilmekte</w:t>
-      </w:r>
-      <w:r>
-        <w:rPr>
-          <w:lang w:eastAsia="tr-TR"/>
-        </w:rPr>
-        <w:t xml:space="preserve"> bu da </w:t>
-      </w:r>
-      <w:proofErr w:type="spellStart"/>
-      <w:r>
-        <w:rPr>
-          <w:lang w:eastAsia="tr-TR"/>
-        </w:rPr>
-        <w:t>injection</w:t>
-      </w:r>
-      <w:proofErr w:type="spellEnd"/>
-      <w:r>
-        <w:rPr>
-          <w:lang w:eastAsia="tr-TR"/>
-        </w:rPr>
-        <w:t xml:space="preserve"> saldırılarına karşı kalıcı bir koruma katmanı oluşturmaktadır. Bir sonraki bölümde bu erişim girişimleri </w:t>
-      </w:r>
-      <w:proofErr w:type="spellStart"/>
-      <w:r>
-        <w:rPr>
-          <w:lang w:eastAsia="tr-TR"/>
-        </w:rPr>
-        <w:t>audit</w:t>
-      </w:r>
-      <w:proofErr w:type="spellEnd"/>
-      <w:r>
-        <w:rPr>
-          <w:lang w:eastAsia="tr-TR"/>
-        </w:rPr>
-        <w:t xml:space="preserve"> </w:t>
-      </w:r>
-      <w:proofErr w:type="spellStart"/>
-      <w:r>
-        <w:rPr>
-          <w:lang w:eastAsia="tr-TR"/>
-        </w:rPr>
-        <w:t>loglarıyla</w:t>
-      </w:r>
-      <w:proofErr w:type="spellEnd"/>
-      <w:r>
-        <w:rPr>
-          <w:lang w:eastAsia="tr-TR"/>
-        </w:rPr>
-        <w:t xml:space="preserve"> izlenecektir.</w:t>
+        <w:t>Bu yapılandırma sonucunda kullanıcılar Customers tablosuna artık doğrudan erişememektedir. Tüm sorgular yalnızca sp_GetCustome</w:t>
+      </w:r>
+      <w:r>
+        <w:rPr>
+          <w:lang w:eastAsia="tr-TR"/>
+        </w:rPr>
+        <w:t>r_Safe üzerinden yapılabilmekte</w:t>
+      </w:r>
+      <w:r>
+        <w:rPr>
+          <w:lang w:eastAsia="tr-TR"/>
+        </w:rPr>
+        <w:t xml:space="preserve"> bu da injection saldırılarına karşı kalıcı bir koruma katmanı oluşturmaktadır. Bir sonraki bölümde bu erişim girişimleri audit loglarıyla izlenecektir.</w:t>
       </w:r>
     </w:p>
     <w:p>
@@ -16825,47 +13018,23 @@
         </w:rPr>
       </w:pPr>
       <w:bookmarkStart w:id="19" w:name="_Toc226638057"/>
-      <w:proofErr w:type="spellStart"/>
       <w:r>
         <w:lastRenderedPageBreak/>
-        <w:t>Audit</w:t>
-      </w:r>
-      <w:proofErr w:type="spellEnd"/>
-      <w:r>
-        <w:t xml:space="preserve"> </w:t>
-      </w:r>
-      <w:proofErr w:type="spellStart"/>
-      <w:r>
-        <w:t>Logları</w:t>
+        <w:t>Audit Logları</w:t>
       </w:r>
       <w:bookmarkEnd w:id="19"/>
-      <w:proofErr w:type="spellEnd"/>
-    </w:p>
-    <w:p>
-      <w:pPr>
-        <w:rPr>
-          <w:lang w:eastAsia="tr-TR"/>
-        </w:rPr>
-      </w:pPr>
-      <w:r>
-        <w:rPr>
-          <w:lang w:eastAsia="tr-TR"/>
-        </w:rPr>
-        <w:t xml:space="preserve">Erişim yönetimi ve SQL </w:t>
-      </w:r>
-      <w:proofErr w:type="spellStart"/>
-      <w:r>
-        <w:rPr>
-          <w:lang w:eastAsia="tr-TR"/>
-        </w:rPr>
-        <w:t>Injection</w:t>
-      </w:r>
-      <w:proofErr w:type="spellEnd"/>
-      <w:r>
-        <w:rPr>
-          <w:lang w:eastAsia="tr-TR"/>
-        </w:rPr>
-        <w:t xml:space="preserve"> koruma</w:t>
+    </w:p>
+    <w:p>
+      <w:pPr>
+        <w:rPr>
+          <w:lang w:eastAsia="tr-TR"/>
+        </w:rPr>
+      </w:pPr>
+      <w:r>
+        <w:rPr>
+          <w:lang w:eastAsia="tr-TR"/>
+        </w:rPr>
+        <w:t>Erişim yönetimi ve SQL Injection koruma</w:t>
       </w:r>
       <w:r>
         <w:rPr>
@@ -16877,35 +13046,7 @@
         <w:rPr>
           <w:lang w:eastAsia="tr-TR"/>
         </w:rPr>
-        <w:t xml:space="preserve">istemde kimin ne zaman ne yaptığının da kayıt altına alınması gerekir. </w:t>
-      </w:r>
-      <w:proofErr w:type="spellStart"/>
-      <w:r>
-        <w:rPr>
-          <w:lang w:eastAsia="tr-TR"/>
-        </w:rPr>
-        <w:t>Audit</w:t>
-      </w:r>
-      <w:proofErr w:type="spellEnd"/>
-      <w:r>
-        <w:rPr>
-          <w:lang w:eastAsia="tr-TR"/>
-        </w:rPr>
-        <w:t xml:space="preserve"> </w:t>
-      </w:r>
-      <w:proofErr w:type="spellStart"/>
-      <w:r>
-        <w:rPr>
-          <w:lang w:eastAsia="tr-TR"/>
-        </w:rPr>
-        <w:t>logları</w:t>
-      </w:r>
-      <w:proofErr w:type="spellEnd"/>
-      <w:r>
-        <w:rPr>
-          <w:lang w:eastAsia="tr-TR"/>
-        </w:rPr>
-        <w:t>; yetkisiz erişim girişimlerini, başarısız sorguları ve şüpheli aktiviteleri tespit etm</w:t>
+        <w:t>istemde kimin ne zaman ne yaptığının da kayıt altına alınması gerekir. Audit logları; yetkisiz erişim girişimlerini, başarısız sorguları ve şüpheli aktiviteleri tespit etm</w:t>
       </w:r>
       <w:r>
         <w:rPr>
@@ -16924,48 +13065,20 @@
         <w:rPr>
           <w:lang w:eastAsia="tr-TR"/>
         </w:rPr>
-        <w:t xml:space="preserve">Kullanıcı aktivitelerini izlemek için SQL Server </w:t>
-      </w:r>
-      <w:proofErr w:type="spellStart"/>
-      <w:r>
-        <w:rPr>
-          <w:lang w:eastAsia="tr-TR"/>
-        </w:rPr>
-        <w:t>Audit</w:t>
-      </w:r>
-      <w:proofErr w:type="spellEnd"/>
-      <w:r>
-        <w:rPr>
-          <w:lang w:eastAsia="tr-TR"/>
-        </w:rPr>
-        <w:t xml:space="preserve"> kullanılmıştır.</w:t>
-      </w:r>
-    </w:p>
-    <w:p>
-      <w:pPr>
-        <w:rPr>
-          <w:lang w:eastAsia="tr-TR"/>
-        </w:rPr>
-      </w:pPr>
-      <w:r>
-        <w:rPr>
-          <w:lang w:eastAsia="tr-TR"/>
-        </w:rPr>
-        <w:t xml:space="preserve">Adım 1 - Server </w:t>
-      </w:r>
-      <w:proofErr w:type="spellStart"/>
-      <w:r>
-        <w:rPr>
-          <w:lang w:eastAsia="tr-TR"/>
-        </w:rPr>
-        <w:t>Audit</w:t>
-      </w:r>
-      <w:proofErr w:type="spellEnd"/>
-      <w:r>
-        <w:rPr>
-          <w:lang w:eastAsia="tr-TR"/>
-        </w:rPr>
-        <w:t xml:space="preserve"> oluşturuldu:</w:t>
+        <w:t>Kullanıcı aktivitelerini izlemek için SQL Server Audit kullanılmıştır.</w:t>
+      </w:r>
+    </w:p>
+    <w:p>
+      <w:pPr>
+        <w:rPr>
+          <w:lang w:eastAsia="tr-TR"/>
+        </w:rPr>
+      </w:pPr>
+      <w:r>
+        <w:rPr>
+          <w:lang w:eastAsia="tr-TR"/>
+        </w:rPr>
+        <w:t>Adım 1 - Server Audit oluşturuldu:</w:t>
       </w:r>
     </w:p>
     <w:p>
@@ -17002,7 +13115,6 @@
         </w:rPr>
         <w:t xml:space="preserve"> </w:t>
       </w:r>
-      <w:proofErr w:type="spellStart"/>
       <w:r>
         <w:rPr>
           <w:rFonts w:ascii="Consolas" w:eastAsia="Times New Roman" w:hAnsi="Consolas" w:cs="Times New Roman"/>
@@ -17015,7 +13127,6 @@
         </w:rPr>
         <w:t>master</w:t>
       </w:r>
-      <w:proofErr w:type="spellEnd"/>
       <w:r>
         <w:rPr>
           <w:rFonts w:ascii="Consolas" w:eastAsia="Times New Roman" w:hAnsi="Consolas" w:cs="Times New Roman"/>
@@ -17128,20 +13239,8 @@
           <w:szCs w:val="21"/>
           <w:lang w:eastAsia="tr-TR"/>
         </w:rPr>
-        <w:t xml:space="preserve"> </w:t>
-      </w:r>
-      <w:proofErr w:type="spellStart"/>
-      <w:r>
-        <w:rPr>
-          <w:rFonts w:ascii="Consolas" w:eastAsia="Times New Roman" w:hAnsi="Consolas" w:cs="Times New Roman"/>
-          <w:color w:val="F09483"/>
-          <w:sz w:val="21"/>
-          <w:szCs w:val="21"/>
-          <w:lang w:eastAsia="tr-TR"/>
-        </w:rPr>
-        <w:t>NorthwindAudit</w:t>
-      </w:r>
-      <w:proofErr w:type="spellEnd"/>
+        <w:t xml:space="preserve"> NorthwindAudit</w:t>
+      </w:r>
     </w:p>
     <w:p>
       <w:pPr>
@@ -17229,29 +13328,7 @@
           <w:szCs w:val="21"/>
           <w:lang w:eastAsia="tr-TR"/>
         </w:rPr>
-        <w:t>'C:\</w:t>
-      </w:r>
-      <w:proofErr w:type="spellStart"/>
-      <w:r>
-        <w:rPr>
-          <w:rFonts w:ascii="Consolas" w:eastAsia="Times New Roman" w:hAnsi="Consolas" w:cs="Times New Roman"/>
-          <w:color w:val="FAB795"/>
-          <w:sz w:val="21"/>
-          <w:szCs w:val="21"/>
-          <w:lang w:eastAsia="tr-TR"/>
-        </w:rPr>
-        <w:t>NorthwindBackups</w:t>
-      </w:r>
-      <w:proofErr w:type="spellEnd"/>
-      <w:r>
-        <w:rPr>
-          <w:rFonts w:ascii="Consolas" w:eastAsia="Times New Roman" w:hAnsi="Consolas" w:cs="Times New Roman"/>
-          <w:color w:val="FAB795"/>
-          <w:sz w:val="21"/>
-          <w:szCs w:val="21"/>
-          <w:lang w:eastAsia="tr-TR"/>
-        </w:rPr>
-        <w:t>\'</w:t>
+        <w:t>'C:\NorthwindBackups\'</w:t>
       </w:r>
       <w:r>
         <w:rPr>
@@ -17444,29 +13521,7 @@
           <w:szCs w:val="21"/>
           <w:lang w:eastAsia="tr-TR"/>
         </w:rPr>
-        <w:t xml:space="preserve"> </w:t>
-      </w:r>
-      <w:proofErr w:type="spellStart"/>
-      <w:r>
-        <w:rPr>
-          <w:rFonts w:ascii="Consolas" w:eastAsia="Times New Roman" w:hAnsi="Consolas" w:cs="Times New Roman"/>
-          <w:color w:val="F09483"/>
-          <w:sz w:val="21"/>
-          <w:szCs w:val="21"/>
-          <w:lang w:eastAsia="tr-TR"/>
-        </w:rPr>
-        <w:t>NorthwindAudit</w:t>
-      </w:r>
-      <w:proofErr w:type="spellEnd"/>
-      <w:r>
-        <w:rPr>
-          <w:rFonts w:ascii="Consolas" w:eastAsia="Times New Roman" w:hAnsi="Consolas" w:cs="Times New Roman"/>
-          <w:color w:val="F09483"/>
-          <w:sz w:val="21"/>
-          <w:szCs w:val="21"/>
-          <w:lang w:eastAsia="tr-TR"/>
-        </w:rPr>
-        <w:t xml:space="preserve"> </w:t>
+        <w:t xml:space="preserve"> NorthwindAudit </w:t>
       </w:r>
       <w:r>
         <w:rPr>
@@ -17613,49 +13668,7 @@
         <w:rPr>
           <w:lang w:eastAsia="tr-TR"/>
         </w:rPr>
-        <w:t xml:space="preserve">ON_FAILURE = CONTINUE ayarı, </w:t>
-      </w:r>
-      <w:proofErr w:type="spellStart"/>
-      <w:r>
-        <w:rPr>
-          <w:lang w:eastAsia="tr-TR"/>
-        </w:rPr>
-        <w:t>log</w:t>
-      </w:r>
-      <w:proofErr w:type="spellEnd"/>
-      <w:r>
-        <w:rPr>
-          <w:lang w:eastAsia="tr-TR"/>
-        </w:rPr>
-        <w:t xml:space="preserve"> dosyasına yazılamadığı durumlarda </w:t>
-      </w:r>
-      <w:proofErr w:type="spellStart"/>
-      <w:r>
-        <w:rPr>
-          <w:lang w:eastAsia="tr-TR"/>
-        </w:rPr>
-        <w:t>veritabanının</w:t>
-      </w:r>
-      <w:proofErr w:type="spellEnd"/>
-      <w:r>
-        <w:rPr>
-          <w:lang w:eastAsia="tr-TR"/>
-        </w:rPr>
-        <w:t xml:space="preserve"> çalışmaya devam etmesini sağlar. Kritik sistemlerde bu değer SHUTDOWN olarak ayarlanabilir; bu durumda </w:t>
-      </w:r>
-      <w:proofErr w:type="spellStart"/>
-      <w:r>
-        <w:rPr>
-          <w:lang w:eastAsia="tr-TR"/>
-        </w:rPr>
-        <w:t>loglama</w:t>
-      </w:r>
-      <w:proofErr w:type="spellEnd"/>
-      <w:r>
-        <w:rPr>
-          <w:lang w:eastAsia="tr-TR"/>
-        </w:rPr>
-        <w:t xml:space="preserve"> başarısız</w:t>
+        <w:t>ON_FAILURE = CONTINUE ayarı, log dosyasına yazılamadığı durumlarda veritabanının çalışmaya devam etmesini sağlar. Kritik sistemlerde bu değer SHUTDOWN olarak ayarlanabilir; bu durumda loglama başarısız</w:t>
       </w:r>
       <w:r>
         <w:rPr>
@@ -17680,35 +13693,7 @@
         <w:rPr>
           <w:lang w:eastAsia="tr-TR"/>
         </w:rPr>
-        <w:t xml:space="preserve"> Database </w:t>
-      </w:r>
-      <w:proofErr w:type="spellStart"/>
-      <w:r>
-        <w:rPr>
-          <w:lang w:eastAsia="tr-TR"/>
-        </w:rPr>
-        <w:t>Audit</w:t>
-      </w:r>
-      <w:proofErr w:type="spellEnd"/>
-      <w:r>
-        <w:rPr>
-          <w:lang w:eastAsia="tr-TR"/>
-        </w:rPr>
-        <w:t xml:space="preserve"> </w:t>
-      </w:r>
-      <w:proofErr w:type="spellStart"/>
-      <w:r>
-        <w:rPr>
-          <w:lang w:eastAsia="tr-TR"/>
-        </w:rPr>
-        <w:t>Specification</w:t>
-      </w:r>
-      <w:proofErr w:type="spellEnd"/>
-      <w:r>
-        <w:rPr>
-          <w:lang w:eastAsia="tr-TR"/>
-        </w:rPr>
-        <w:t xml:space="preserve"> oluşturuldu:</w:t>
+        <w:t xml:space="preserve"> Database Audit Specification oluşturuldu:</w:t>
       </w:r>
     </w:p>
     <w:p>
@@ -17743,29 +13728,7 @@
           <w:szCs w:val="21"/>
           <w:lang w:eastAsia="tr-TR"/>
         </w:rPr>
-        <w:t xml:space="preserve"> </w:t>
-      </w:r>
-      <w:proofErr w:type="spellStart"/>
-      <w:r>
-        <w:rPr>
-          <w:rFonts w:ascii="Consolas" w:eastAsia="Times New Roman" w:hAnsi="Consolas" w:cs="Times New Roman"/>
-          <w:color w:val="F09483"/>
-          <w:sz w:val="21"/>
-          <w:szCs w:val="21"/>
-          <w:lang w:eastAsia="tr-TR"/>
-        </w:rPr>
-        <w:t>Northwind</w:t>
-      </w:r>
-      <w:proofErr w:type="spellEnd"/>
-      <w:r>
-        <w:rPr>
-          <w:rFonts w:ascii="Consolas" w:eastAsia="Times New Roman" w:hAnsi="Consolas" w:cs="Times New Roman"/>
-          <w:color w:val="F09483"/>
-          <w:sz w:val="21"/>
-          <w:szCs w:val="21"/>
-          <w:lang w:eastAsia="tr-TR"/>
-        </w:rPr>
-        <w:t>;</w:t>
+        <w:t xml:space="preserve"> Northwind;</w:t>
       </w:r>
     </w:p>
     <w:p>
@@ -17867,20 +13830,8 @@
           <w:szCs w:val="21"/>
           <w:lang w:eastAsia="tr-TR"/>
         </w:rPr>
-        <w:t xml:space="preserve"> SPECIFICATION </w:t>
-      </w:r>
-      <w:proofErr w:type="spellStart"/>
-      <w:r>
-        <w:rPr>
-          <w:rFonts w:ascii="Consolas" w:eastAsia="Times New Roman" w:hAnsi="Consolas" w:cs="Times New Roman"/>
-          <w:color w:val="F09483"/>
-          <w:sz w:val="21"/>
-          <w:szCs w:val="21"/>
-          <w:lang w:eastAsia="tr-TR"/>
-        </w:rPr>
-        <w:t>NorthwindAuditSpec</w:t>
-      </w:r>
-      <w:proofErr w:type="spellEnd"/>
+        <w:t xml:space="preserve"> SPECIFICATION NorthwindAuditSpec</w:t>
+      </w:r>
     </w:p>
     <w:p>
       <w:pPr>
@@ -17958,20 +13909,8 @@
           <w:szCs w:val="21"/>
           <w:lang w:eastAsia="tr-TR"/>
         </w:rPr>
-        <w:t xml:space="preserve"> </w:t>
-      </w:r>
-      <w:proofErr w:type="spellStart"/>
-      <w:r>
-        <w:rPr>
-          <w:rFonts w:ascii="Consolas" w:eastAsia="Times New Roman" w:hAnsi="Consolas" w:cs="Times New Roman"/>
-          <w:color w:val="F09483"/>
-          <w:sz w:val="21"/>
-          <w:szCs w:val="21"/>
-          <w:lang w:eastAsia="tr-TR"/>
-        </w:rPr>
-        <w:t>NorthwindAudit</w:t>
-      </w:r>
-      <w:proofErr w:type="spellEnd"/>
+        <w:t xml:space="preserve"> NorthwindAudit</w:t>
+      </w:r>
     </w:p>
     <w:p>
       <w:pPr>
@@ -18049,31 +13988,7 @@
           <w:szCs w:val="21"/>
           <w:lang w:eastAsia="tr-TR"/>
         </w:rPr>
-        <w:t xml:space="preserve"> </w:t>
-      </w:r>
-      <w:proofErr w:type="spellStart"/>
-      <w:proofErr w:type="gramStart"/>
-      <w:r>
-        <w:rPr>
-          <w:rFonts w:ascii="Consolas" w:eastAsia="Times New Roman" w:hAnsi="Consolas" w:cs="Times New Roman"/>
-          <w:color w:val="F09483"/>
-          <w:sz w:val="21"/>
-          <w:szCs w:val="21"/>
-          <w:lang w:eastAsia="tr-TR"/>
-        </w:rPr>
-        <w:t>dbo.Customers</w:t>
-      </w:r>
-      <w:proofErr w:type="spellEnd"/>
-      <w:proofErr w:type="gramEnd"/>
-      <w:r>
-        <w:rPr>
-          <w:rFonts w:ascii="Consolas" w:eastAsia="Times New Roman" w:hAnsi="Consolas" w:cs="Times New Roman"/>
-          <w:color w:val="F09483"/>
-          <w:sz w:val="21"/>
-          <w:szCs w:val="21"/>
-          <w:lang w:eastAsia="tr-TR"/>
-        </w:rPr>
-        <w:t xml:space="preserve"> </w:t>
+        <w:t xml:space="preserve"> dbo.Customers </w:t>
       </w:r>
       <w:r>
         <w:rPr>
@@ -18095,29 +14010,7 @@
           <w:szCs w:val="21"/>
           <w:lang w:eastAsia="tr-TR"/>
         </w:rPr>
-        <w:t xml:space="preserve"> </w:t>
-      </w:r>
-      <w:proofErr w:type="spellStart"/>
-      <w:r>
-        <w:rPr>
-          <w:rFonts w:ascii="Consolas" w:eastAsia="Times New Roman" w:hAnsi="Consolas" w:cs="Times New Roman"/>
-          <w:color w:val="F09483"/>
-          <w:sz w:val="21"/>
-          <w:szCs w:val="21"/>
-          <w:lang w:eastAsia="tr-TR"/>
-        </w:rPr>
-        <w:t>db_readonly</w:t>
-      </w:r>
-      <w:proofErr w:type="spellEnd"/>
-      <w:r>
-        <w:rPr>
-          <w:rFonts w:ascii="Consolas" w:eastAsia="Times New Roman" w:hAnsi="Consolas" w:cs="Times New Roman"/>
-          <w:color w:val="F09483"/>
-          <w:sz w:val="21"/>
-          <w:szCs w:val="21"/>
-          <w:lang w:eastAsia="tr-TR"/>
-        </w:rPr>
-        <w:t>),</w:t>
+        <w:t xml:space="preserve"> db_readonly),</w:t>
       </w:r>
     </w:p>
     <w:p>
@@ -18196,31 +14089,7 @@
           <w:szCs w:val="21"/>
           <w:lang w:eastAsia="tr-TR"/>
         </w:rPr>
-        <w:t xml:space="preserve"> </w:t>
-      </w:r>
-      <w:proofErr w:type="spellStart"/>
-      <w:proofErr w:type="gramStart"/>
-      <w:r>
-        <w:rPr>
-          <w:rFonts w:ascii="Consolas" w:eastAsia="Times New Roman" w:hAnsi="Consolas" w:cs="Times New Roman"/>
-          <w:color w:val="F09483"/>
-          <w:sz w:val="21"/>
-          <w:szCs w:val="21"/>
-          <w:lang w:eastAsia="tr-TR"/>
-        </w:rPr>
-        <w:t>dbo.Customers</w:t>
-      </w:r>
-      <w:proofErr w:type="spellEnd"/>
-      <w:proofErr w:type="gramEnd"/>
-      <w:r>
-        <w:rPr>
-          <w:rFonts w:ascii="Consolas" w:eastAsia="Times New Roman" w:hAnsi="Consolas" w:cs="Times New Roman"/>
-          <w:color w:val="F09483"/>
-          <w:sz w:val="21"/>
-          <w:szCs w:val="21"/>
-          <w:lang w:eastAsia="tr-TR"/>
-        </w:rPr>
-        <w:t xml:space="preserve"> </w:t>
+        <w:t xml:space="preserve"> dbo.Customers </w:t>
       </w:r>
       <w:r>
         <w:rPr>
@@ -18242,29 +14111,7 @@
           <w:szCs w:val="21"/>
           <w:lang w:eastAsia="tr-TR"/>
         </w:rPr>
-        <w:t xml:space="preserve"> </w:t>
-      </w:r>
-      <w:proofErr w:type="spellStart"/>
-      <w:r>
-        <w:rPr>
-          <w:rFonts w:ascii="Consolas" w:eastAsia="Times New Roman" w:hAnsi="Consolas" w:cs="Times New Roman"/>
-          <w:color w:val="F09483"/>
-          <w:sz w:val="21"/>
-          <w:szCs w:val="21"/>
-          <w:lang w:eastAsia="tr-TR"/>
-        </w:rPr>
-        <w:t>db_dataentry</w:t>
-      </w:r>
-      <w:proofErr w:type="spellEnd"/>
-      <w:r>
-        <w:rPr>
-          <w:rFonts w:ascii="Consolas" w:eastAsia="Times New Roman" w:hAnsi="Consolas" w:cs="Times New Roman"/>
-          <w:color w:val="F09483"/>
-          <w:sz w:val="21"/>
-          <w:szCs w:val="21"/>
-          <w:lang w:eastAsia="tr-TR"/>
-        </w:rPr>
-        <w:t>),</w:t>
+        <w:t xml:space="preserve"> db_dataentry),</w:t>
       </w:r>
     </w:p>
     <w:p>
@@ -18343,31 +14190,7 @@
           <w:szCs w:val="21"/>
           <w:lang w:eastAsia="tr-TR"/>
         </w:rPr>
-        <w:t xml:space="preserve"> </w:t>
-      </w:r>
-      <w:proofErr w:type="spellStart"/>
-      <w:proofErr w:type="gramStart"/>
-      <w:r>
-        <w:rPr>
-          <w:rFonts w:ascii="Consolas" w:eastAsia="Times New Roman" w:hAnsi="Consolas" w:cs="Times New Roman"/>
-          <w:color w:val="F09483"/>
-          <w:sz w:val="21"/>
-          <w:szCs w:val="21"/>
-          <w:lang w:eastAsia="tr-TR"/>
-        </w:rPr>
-        <w:t>dbo.Customers</w:t>
-      </w:r>
-      <w:proofErr w:type="spellEnd"/>
-      <w:proofErr w:type="gramEnd"/>
-      <w:r>
-        <w:rPr>
-          <w:rFonts w:ascii="Consolas" w:eastAsia="Times New Roman" w:hAnsi="Consolas" w:cs="Times New Roman"/>
-          <w:color w:val="F09483"/>
-          <w:sz w:val="21"/>
-          <w:szCs w:val="21"/>
-          <w:lang w:eastAsia="tr-TR"/>
-        </w:rPr>
-        <w:t xml:space="preserve"> </w:t>
+        <w:t xml:space="preserve"> dbo.Customers </w:t>
       </w:r>
       <w:r>
         <w:rPr>
@@ -18389,29 +14212,7 @@
           <w:szCs w:val="21"/>
           <w:lang w:eastAsia="tr-TR"/>
         </w:rPr>
-        <w:t xml:space="preserve"> </w:t>
-      </w:r>
-      <w:proofErr w:type="spellStart"/>
-      <w:r>
-        <w:rPr>
-          <w:rFonts w:ascii="Consolas" w:eastAsia="Times New Roman" w:hAnsi="Consolas" w:cs="Times New Roman"/>
-          <w:color w:val="F09483"/>
-          <w:sz w:val="21"/>
-          <w:szCs w:val="21"/>
-          <w:lang w:eastAsia="tr-TR"/>
-        </w:rPr>
-        <w:t>db_dataentry</w:t>
-      </w:r>
-      <w:proofErr w:type="spellEnd"/>
-      <w:r>
-        <w:rPr>
-          <w:rFonts w:ascii="Consolas" w:eastAsia="Times New Roman" w:hAnsi="Consolas" w:cs="Times New Roman"/>
-          <w:color w:val="F09483"/>
-          <w:sz w:val="21"/>
-          <w:szCs w:val="21"/>
-          <w:lang w:eastAsia="tr-TR"/>
-        </w:rPr>
-        <w:t>)</w:t>
+        <w:t xml:space="preserve"> db_dataentry)</w:t>
       </w:r>
     </w:p>
     <w:p>
@@ -18565,47 +14366,11 @@
           <w:lang w:eastAsia="tr-TR"/>
         </w:rPr>
       </w:pPr>
-      <w:proofErr w:type="spellStart"/>
-      <w:r>
-        <w:rPr>
-          <w:lang w:eastAsia="tr-TR"/>
-        </w:rPr>
-        <w:t>Audit</w:t>
-      </w:r>
-      <w:proofErr w:type="spellEnd"/>
-      <w:r>
-        <w:rPr>
-          <w:lang w:eastAsia="tr-TR"/>
-        </w:rPr>
-        <w:t xml:space="preserve"> </w:t>
-      </w:r>
-      <w:proofErr w:type="spellStart"/>
-      <w:r>
-        <w:rPr>
-          <w:lang w:eastAsia="tr-TR"/>
-        </w:rPr>
-        <w:t>specification</w:t>
-      </w:r>
-      <w:proofErr w:type="spellEnd"/>
-      <w:r>
-        <w:rPr>
-          <w:lang w:eastAsia="tr-TR"/>
-        </w:rPr>
-        <w:t xml:space="preserve"> yalnızca belirli kullanıcıların belirli tablolar üzerindeki işlemlerini izlemektedir. Bu sayede </w:t>
-      </w:r>
-      <w:proofErr w:type="spellStart"/>
-      <w:r>
-        <w:rPr>
-          <w:lang w:eastAsia="tr-TR"/>
-        </w:rPr>
-        <w:t>log</w:t>
-      </w:r>
-      <w:proofErr w:type="spellEnd"/>
-      <w:r>
-        <w:rPr>
-          <w:lang w:eastAsia="tr-TR"/>
-        </w:rPr>
-        <w:t xml:space="preserve"> dosyası gereksiz verilerle şişmez, yalnızca güvenlik açısından kritik olaylar kaydedilir.</w:t>
+      <w:r>
+        <w:rPr>
+          <w:lang w:eastAsia="tr-TR"/>
+        </w:rPr>
+        <w:t>Audit specification yalnızca belirli kullanıcıların belirli tablolar üzerindeki işlemlerini izlemektedir. Bu sayede log dosyası gereksiz verilerle şişmez, yalnızca güvenlik açısından kritik olaylar kaydedilir.</w:t>
       </w:r>
     </w:p>
     <w:p>
@@ -18641,33 +14406,11 @@
           <w:lang w:eastAsia="tr-TR"/>
         </w:rPr>
       </w:pPr>
-      <w:proofErr w:type="spellStart"/>
-      <w:r>
-        <w:rPr>
-          <w:lang w:eastAsia="tr-TR"/>
-        </w:rPr>
-        <w:t>db_readonly</w:t>
-      </w:r>
-      <w:proofErr w:type="spellEnd"/>
-      <w:r>
-        <w:rPr>
-          <w:lang w:eastAsia="tr-TR"/>
-        </w:rPr>
-        <w:t xml:space="preserve"> kullanıcısıyla </w:t>
-      </w:r>
-      <w:proofErr w:type="spellStart"/>
-      <w:r>
-        <w:rPr>
-          <w:lang w:eastAsia="tr-TR"/>
-        </w:rPr>
-        <w:t>Customers</w:t>
-      </w:r>
-      <w:proofErr w:type="spellEnd"/>
-      <w:r>
-        <w:rPr>
-          <w:lang w:eastAsia="tr-TR"/>
-        </w:rPr>
-        <w:t xml:space="preserve"> tablosuna SELECT yapılmaya çalışılmış ancak daha önce uygulanan DENY kısıtlaması nedeniyle reddedilmiştir. </w:t>
+      <w:r>
+        <w:rPr>
+          <w:lang w:eastAsia="tr-TR"/>
+        </w:rPr>
+        <w:t xml:space="preserve">db_readonly kullanıcısıyla Customers tablosuna SELECT yapılmaya çalışılmış ancak daha önce uygulanan DENY kısıtlaması nedeniyle reddedilmiştir. </w:t>
       </w:r>
     </w:p>
     <w:p>
@@ -18741,49 +14484,7 @@
         <w:rPr>
           <w:lang w:eastAsia="tr-TR"/>
         </w:rPr>
-        <w:t xml:space="preserve">4. bölümde uygulanan DENY SELECT kısıtlaması nedeniyle </w:t>
-      </w:r>
-      <w:proofErr w:type="spellStart"/>
-      <w:r>
-        <w:rPr>
-          <w:lang w:eastAsia="tr-TR"/>
-        </w:rPr>
-        <w:t>db_readonly</w:t>
-      </w:r>
-      <w:proofErr w:type="spellEnd"/>
-      <w:r>
-        <w:rPr>
-          <w:lang w:eastAsia="tr-TR"/>
-        </w:rPr>
-        <w:t xml:space="preserve"> kullanıcısının doğrudan tablo erişimi engellenmiştir. Bu girişim reddedilmiş olsa da </w:t>
-      </w:r>
-      <w:proofErr w:type="spellStart"/>
-      <w:r>
-        <w:rPr>
-          <w:lang w:eastAsia="tr-TR"/>
-        </w:rPr>
-        <w:t>audit</w:t>
-      </w:r>
-      <w:proofErr w:type="spellEnd"/>
-      <w:r>
-        <w:rPr>
-          <w:lang w:eastAsia="tr-TR"/>
-        </w:rPr>
-        <w:t xml:space="preserve"> </w:t>
-      </w:r>
-      <w:proofErr w:type="spellStart"/>
-      <w:r>
-        <w:rPr>
-          <w:lang w:eastAsia="tr-TR"/>
-        </w:rPr>
-        <w:t>log</w:t>
-      </w:r>
-      <w:proofErr w:type="spellEnd"/>
-      <w:r>
-        <w:rPr>
-          <w:lang w:eastAsia="tr-TR"/>
-        </w:rPr>
-        <w:t xml:space="preserve"> tarafından kayıt altına alınmıştır.</w:t>
+        <w:t>4. bölümde uygulanan DENY SELECT kısıtlaması nedeniyle db_readonly kullanıcısının doğrudan tablo erişimi engellenmiştir. Bu girişim reddedilmiş olsa da audit log tarafından kayıt altına alınmıştır.</w:t>
       </w:r>
     </w:p>
     <w:p>
@@ -18972,34 +14673,12 @@
           <w:lang w:eastAsia="tr-TR"/>
         </w:rPr>
       </w:pPr>
-      <w:proofErr w:type="spellStart"/>
       <w:r>
         <w:rPr>
           <w:lang w:eastAsia="tr-TR"/>
         </w:rPr>
         <w:lastRenderedPageBreak/>
-        <w:t>Audit</w:t>
-      </w:r>
-      <w:proofErr w:type="spellEnd"/>
-      <w:r>
-        <w:rPr>
-          <w:lang w:eastAsia="tr-TR"/>
-        </w:rPr>
-        <w:t xml:space="preserve"> </w:t>
-      </w:r>
-      <w:proofErr w:type="spellStart"/>
-      <w:r>
-        <w:rPr>
-          <w:lang w:eastAsia="tr-TR"/>
-        </w:rPr>
-        <w:t>logları</w:t>
-      </w:r>
-      <w:proofErr w:type="spellEnd"/>
-      <w:r>
-        <w:rPr>
-          <w:lang w:eastAsia="tr-TR"/>
-        </w:rPr>
-        <w:t xml:space="preserve"> aşağıdaki sorgu ile sorgulanmıştır:</w:t>
+        <w:t>Audit logları aşağıdaki sorgu ile sorgulanmıştır:</w:t>
       </w:r>
     </w:p>
     <w:p>
@@ -19057,29 +14736,7 @@
           <w:szCs w:val="21"/>
           <w:lang w:eastAsia="tr-TR"/>
         </w:rPr>
-        <w:t xml:space="preserve">    </w:t>
-      </w:r>
-      <w:proofErr w:type="spellStart"/>
-      <w:r>
-        <w:rPr>
-          <w:rFonts w:ascii="Consolas" w:eastAsia="Times New Roman" w:hAnsi="Consolas" w:cs="Times New Roman"/>
-          <w:color w:val="F09483"/>
-          <w:sz w:val="21"/>
-          <w:szCs w:val="21"/>
-          <w:lang w:eastAsia="tr-TR"/>
-        </w:rPr>
-        <w:t>event_time</w:t>
-      </w:r>
-      <w:proofErr w:type="spellEnd"/>
-      <w:r>
-        <w:rPr>
-          <w:rFonts w:ascii="Consolas" w:eastAsia="Times New Roman" w:hAnsi="Consolas" w:cs="Times New Roman"/>
-          <w:color w:val="F09483"/>
-          <w:sz w:val="21"/>
-          <w:szCs w:val="21"/>
-          <w:lang w:eastAsia="tr-TR"/>
-        </w:rPr>
-        <w:t>,</w:t>
+        <w:t>    event_time,</w:t>
       </w:r>
     </w:p>
     <w:p>
@@ -19102,29 +14759,7 @@
           <w:szCs w:val="21"/>
           <w:lang w:eastAsia="tr-TR"/>
         </w:rPr>
-        <w:t xml:space="preserve">    </w:t>
-      </w:r>
-      <w:proofErr w:type="spellStart"/>
-      <w:r>
-        <w:rPr>
-          <w:rFonts w:ascii="Consolas" w:eastAsia="Times New Roman" w:hAnsi="Consolas" w:cs="Times New Roman"/>
-          <w:color w:val="F09483"/>
-          <w:sz w:val="21"/>
-          <w:szCs w:val="21"/>
-          <w:lang w:eastAsia="tr-TR"/>
-        </w:rPr>
-        <w:t>action_id</w:t>
-      </w:r>
-      <w:proofErr w:type="spellEnd"/>
-      <w:r>
-        <w:rPr>
-          <w:rFonts w:ascii="Consolas" w:eastAsia="Times New Roman" w:hAnsi="Consolas" w:cs="Times New Roman"/>
-          <w:color w:val="F09483"/>
-          <w:sz w:val="21"/>
-          <w:szCs w:val="21"/>
-          <w:lang w:eastAsia="tr-TR"/>
-        </w:rPr>
-        <w:t>,</w:t>
+        <w:t>    action_id,</w:t>
       </w:r>
     </w:p>
     <w:p>
@@ -19147,41 +14782,7 @@
           <w:szCs w:val="21"/>
           <w:lang w:eastAsia="tr-TR"/>
         </w:rPr>
-        <w:t xml:space="preserve">    </w:t>
-      </w:r>
-      <w:proofErr w:type="spellStart"/>
-      <w:proofErr w:type="gramStart"/>
-      <w:r>
-        <w:rPr>
-          <w:rFonts w:ascii="Consolas" w:eastAsia="Times New Roman" w:hAnsi="Consolas" w:cs="Times New Roman"/>
-          <w:color w:val="F09483"/>
-          <w:sz w:val="21"/>
-          <w:szCs w:val="21"/>
-          <w:lang w:eastAsia="tr-TR"/>
-        </w:rPr>
-        <w:t>server</w:t>
-      </w:r>
-      <w:proofErr w:type="gramEnd"/>
-      <w:r>
-        <w:rPr>
-          <w:rFonts w:ascii="Consolas" w:eastAsia="Times New Roman" w:hAnsi="Consolas" w:cs="Times New Roman"/>
-          <w:color w:val="F09483"/>
-          <w:sz w:val="21"/>
-          <w:szCs w:val="21"/>
-          <w:lang w:eastAsia="tr-TR"/>
-        </w:rPr>
-        <w:t>_principal_name</w:t>
-      </w:r>
-      <w:proofErr w:type="spellEnd"/>
-      <w:r>
-        <w:rPr>
-          <w:rFonts w:ascii="Consolas" w:eastAsia="Times New Roman" w:hAnsi="Consolas" w:cs="Times New Roman"/>
-          <w:color w:val="F09483"/>
-          <w:sz w:val="21"/>
-          <w:szCs w:val="21"/>
-          <w:lang w:eastAsia="tr-TR"/>
-        </w:rPr>
-        <w:t>,</w:t>
+        <w:t>    server_principal_name,</w:t>
       </w:r>
     </w:p>
     <w:p>
@@ -19204,29 +14805,7 @@
           <w:szCs w:val="21"/>
           <w:lang w:eastAsia="tr-TR"/>
         </w:rPr>
-        <w:t xml:space="preserve">    </w:t>
-      </w:r>
-      <w:proofErr w:type="spellStart"/>
-      <w:r>
-        <w:rPr>
-          <w:rFonts w:ascii="Consolas" w:eastAsia="Times New Roman" w:hAnsi="Consolas" w:cs="Times New Roman"/>
-          <w:color w:val="F09483"/>
-          <w:sz w:val="21"/>
-          <w:szCs w:val="21"/>
-          <w:lang w:eastAsia="tr-TR"/>
-        </w:rPr>
-        <w:t>object_name</w:t>
-      </w:r>
-      <w:proofErr w:type="spellEnd"/>
-      <w:r>
-        <w:rPr>
-          <w:rFonts w:ascii="Consolas" w:eastAsia="Times New Roman" w:hAnsi="Consolas" w:cs="Times New Roman"/>
-          <w:color w:val="F09483"/>
-          <w:sz w:val="21"/>
-          <w:szCs w:val="21"/>
-          <w:lang w:eastAsia="tr-TR"/>
-        </w:rPr>
-        <w:t>,</w:t>
+        <w:t>    object_name,</w:t>
       </w:r>
     </w:p>
     <w:p>
@@ -19249,20 +14828,8 @@
           <w:szCs w:val="21"/>
           <w:lang w:eastAsia="tr-TR"/>
         </w:rPr>
-        <w:t xml:space="preserve">    </w:t>
-      </w:r>
-      <w:proofErr w:type="spellStart"/>
-      <w:r>
-        <w:rPr>
-          <w:rFonts w:ascii="Consolas" w:eastAsia="Times New Roman" w:hAnsi="Consolas" w:cs="Times New Roman"/>
-          <w:color w:val="F09483"/>
-          <w:sz w:val="21"/>
-          <w:szCs w:val="21"/>
-          <w:lang w:eastAsia="tr-TR"/>
-        </w:rPr>
-        <w:t>succeeded</w:t>
-      </w:r>
-      <w:proofErr w:type="spellEnd"/>
+        <w:t>    succeeded</w:t>
+      </w:r>
     </w:p>
     <w:p>
       <w:pPr>
@@ -19296,29 +14863,7 @@
           <w:szCs w:val="21"/>
           <w:lang w:eastAsia="tr-TR"/>
         </w:rPr>
-        <w:t xml:space="preserve"> </w:t>
-      </w:r>
-      <w:proofErr w:type="spellStart"/>
-      <w:r>
-        <w:rPr>
-          <w:rFonts w:ascii="Consolas" w:eastAsia="Times New Roman" w:hAnsi="Consolas" w:cs="Times New Roman"/>
-          <w:color w:val="F09483"/>
-          <w:sz w:val="21"/>
-          <w:szCs w:val="21"/>
-          <w:lang w:eastAsia="tr-TR"/>
-        </w:rPr>
-        <w:t>sys.fn_get_audit_file</w:t>
-      </w:r>
-      <w:proofErr w:type="spellEnd"/>
-      <w:r>
-        <w:rPr>
-          <w:rFonts w:ascii="Consolas" w:eastAsia="Times New Roman" w:hAnsi="Consolas" w:cs="Times New Roman"/>
-          <w:color w:val="F09483"/>
-          <w:sz w:val="21"/>
-          <w:szCs w:val="21"/>
-          <w:lang w:eastAsia="tr-TR"/>
-        </w:rPr>
-        <w:t>(</w:t>
+        <w:t xml:space="preserve"> sys.fn_get_audit_file(</w:t>
       </w:r>
       <w:r>
         <w:rPr>
@@ -19328,51 +14873,7 @@
           <w:szCs w:val="21"/>
           <w:lang w:eastAsia="tr-TR"/>
         </w:rPr>
-        <w:t>'C:\</w:t>
-      </w:r>
-      <w:proofErr w:type="spellStart"/>
-      <w:r>
-        <w:rPr>
-          <w:rFonts w:ascii="Consolas" w:eastAsia="Times New Roman" w:hAnsi="Consolas" w:cs="Times New Roman"/>
-          <w:color w:val="FAB795"/>
-          <w:sz w:val="21"/>
-          <w:szCs w:val="21"/>
-          <w:lang w:eastAsia="tr-TR"/>
-        </w:rPr>
-        <w:t>NorthwindBackups</w:t>
-      </w:r>
-      <w:proofErr w:type="spellEnd"/>
-      <w:r>
-        <w:rPr>
-          <w:rFonts w:ascii="Consolas" w:eastAsia="Times New Roman" w:hAnsi="Consolas" w:cs="Times New Roman"/>
-          <w:color w:val="FAB795"/>
-          <w:sz w:val="21"/>
-          <w:szCs w:val="21"/>
-          <w:lang w:eastAsia="tr-TR"/>
-        </w:rPr>
-        <w:t>\*.</w:t>
-      </w:r>
-      <w:proofErr w:type="spellStart"/>
-      <w:r>
-        <w:rPr>
-          <w:rFonts w:ascii="Consolas" w:eastAsia="Times New Roman" w:hAnsi="Consolas" w:cs="Times New Roman"/>
-          <w:color w:val="FAB795"/>
-          <w:sz w:val="21"/>
-          <w:szCs w:val="21"/>
-          <w:lang w:eastAsia="tr-TR"/>
-        </w:rPr>
-        <w:t>sqlaudit</w:t>
-      </w:r>
-      <w:proofErr w:type="spellEnd"/>
-      <w:r>
-        <w:rPr>
-          <w:rFonts w:ascii="Consolas" w:eastAsia="Times New Roman" w:hAnsi="Consolas" w:cs="Times New Roman"/>
-          <w:color w:val="FAB795"/>
-          <w:sz w:val="21"/>
-          <w:szCs w:val="21"/>
-          <w:lang w:eastAsia="tr-TR"/>
-        </w:rPr>
-        <w:t>'</w:t>
+        <w:t>'C:\NorthwindBackups\*.sqlaudit'</w:t>
       </w:r>
       <w:r>
         <w:rPr>
@@ -19461,29 +14962,7 @@
           <w:szCs w:val="21"/>
           <w:lang w:eastAsia="tr-TR"/>
         </w:rPr>
-        <w:t xml:space="preserve"> </w:t>
-      </w:r>
-      <w:proofErr w:type="spellStart"/>
-      <w:r>
-        <w:rPr>
-          <w:rFonts w:ascii="Consolas" w:eastAsia="Times New Roman" w:hAnsi="Consolas" w:cs="Times New Roman"/>
-          <w:color w:val="F09483"/>
-          <w:sz w:val="21"/>
-          <w:szCs w:val="21"/>
-          <w:lang w:eastAsia="tr-TR"/>
-        </w:rPr>
-        <w:t>event_time</w:t>
-      </w:r>
-      <w:proofErr w:type="spellEnd"/>
-      <w:r>
-        <w:rPr>
-          <w:rFonts w:ascii="Consolas" w:eastAsia="Times New Roman" w:hAnsi="Consolas" w:cs="Times New Roman"/>
-          <w:color w:val="F09483"/>
-          <w:sz w:val="21"/>
-          <w:szCs w:val="21"/>
-          <w:lang w:eastAsia="tr-TR"/>
-        </w:rPr>
-        <w:t xml:space="preserve"> </w:t>
+        <w:t xml:space="preserve"> event_time </w:t>
       </w:r>
       <w:r>
         <w:rPr>
@@ -19533,61 +15012,11 @@
           <w:lang w:eastAsia="tr-TR"/>
         </w:rPr>
       </w:pPr>
-      <w:proofErr w:type="spellStart"/>
-      <w:r>
-        <w:rPr>
-          <w:lang w:eastAsia="tr-TR"/>
-        </w:rPr>
-        <w:t>Log</w:t>
-      </w:r>
-      <w:proofErr w:type="spellEnd"/>
-      <w:r>
-        <w:rPr>
-          <w:lang w:eastAsia="tr-TR"/>
-        </w:rPr>
-        <w:t xml:space="preserve"> çıktısında </w:t>
-      </w:r>
-      <w:proofErr w:type="spellStart"/>
-      <w:r>
-        <w:rPr>
-          <w:lang w:eastAsia="tr-TR"/>
-        </w:rPr>
-        <w:t>db_readonly</w:t>
-      </w:r>
-      <w:proofErr w:type="spellEnd"/>
-      <w:r>
-        <w:rPr>
-          <w:lang w:eastAsia="tr-TR"/>
-        </w:rPr>
-        <w:t xml:space="preserve"> kullanıcısının SELECT girişimi (SL) ve </w:t>
-      </w:r>
-      <w:proofErr w:type="spellStart"/>
-      <w:r>
-        <w:rPr>
-          <w:lang w:eastAsia="tr-TR"/>
-        </w:rPr>
-        <w:t>audit</w:t>
-      </w:r>
-      <w:proofErr w:type="spellEnd"/>
-      <w:r>
-        <w:rPr>
-          <w:lang w:eastAsia="tr-TR"/>
-        </w:rPr>
-        <w:t xml:space="preserve"> </w:t>
-      </w:r>
-      <w:proofErr w:type="spellStart"/>
-      <w:r>
-        <w:rPr>
-          <w:lang w:eastAsia="tr-TR"/>
-        </w:rPr>
-        <w:t>specification'ın</w:t>
-      </w:r>
-      <w:proofErr w:type="spellEnd"/>
-      <w:r>
-        <w:rPr>
-          <w:lang w:eastAsia="tr-TR"/>
-        </w:rPr>
-        <w:t xml:space="preserve"> oluşturulması (AUSC) ka</w:t>
+      <w:r>
+        <w:rPr>
+          <w:lang w:eastAsia="tr-TR"/>
+        </w:rPr>
+        <w:t>Log çıktısında db_readonly kullanıcısının SELECT girişimi (SL) ve audit specification'ın oluşturulması (AUSC) ka</w:t>
       </w:r>
       <w:r>
         <w:rPr>
@@ -19599,35 +15028,7 @@
         <w:rPr>
           <w:lang w:eastAsia="tr-TR"/>
         </w:rPr>
-        <w:t xml:space="preserve"> kullanıcı aktivitelerinin başarılı ve başarısız işlemler </w:t>
-      </w:r>
-      <w:proofErr w:type="gramStart"/>
-      <w:r>
-        <w:rPr>
-          <w:lang w:eastAsia="tr-TR"/>
-        </w:rPr>
-        <w:t>dahil</w:t>
-      </w:r>
-      <w:proofErr w:type="gramEnd"/>
-      <w:r>
-        <w:rPr>
-          <w:lang w:eastAsia="tr-TR"/>
-        </w:rPr>
-        <w:t xml:space="preserve"> olmak üzere eksiksiz </w:t>
-      </w:r>
-      <w:proofErr w:type="spellStart"/>
-      <w:r>
-        <w:rPr>
-          <w:lang w:eastAsia="tr-TR"/>
-        </w:rPr>
-        <w:t>loglandığını</w:t>
-      </w:r>
-      <w:proofErr w:type="spellEnd"/>
-      <w:r>
-        <w:rPr>
-          <w:lang w:eastAsia="tr-TR"/>
-        </w:rPr>
-        <w:t xml:space="preserve"> doğrulamaktadır. </w:t>
+        <w:t xml:space="preserve"> kullanıcı aktivitelerinin başarılı ve başarısız işlemler dahil olmak üzere eksiksiz loglandığını doğrulamaktadır. </w:t>
       </w:r>
     </w:p>
     <w:p/>
@@ -19683,37 +15084,8 @@
     </w:p>
     <w:p/>
     <w:p>
-      <w:proofErr w:type="spellStart"/>
-      <w:r>
-        <w:t>Log</w:t>
-      </w:r>
-      <w:proofErr w:type="spellEnd"/>
-      <w:r>
-        <w:t xml:space="preserve"> çıktısında iki kayıt görülmektedir: </w:t>
-      </w:r>
-      <w:proofErr w:type="spellStart"/>
-      <w:r>
-        <w:t>db_readonly</w:t>
-      </w:r>
-      <w:proofErr w:type="spellEnd"/>
-      <w:r>
-        <w:t xml:space="preserve"> kullanıcısının SELECT girişimi (SL) ve </w:t>
-      </w:r>
-      <w:proofErr w:type="spellStart"/>
-      <w:r>
-        <w:t>audit</w:t>
-      </w:r>
-      <w:proofErr w:type="spellEnd"/>
-      <w:r>
-        <w:t xml:space="preserve"> </w:t>
-      </w:r>
-      <w:proofErr w:type="spellStart"/>
-      <w:r>
-        <w:t>specification'ın</w:t>
-      </w:r>
-      <w:proofErr w:type="spellEnd"/>
-      <w:r>
-        <w:t xml:space="preserve"> oluşturulması (AUSC). SL kullanıcı aktivitesini, AUSC ise yapılandırma d</w:t>
+      <w:r>
+        <w:t>Log çıktısında iki kayıt görülmektedir: db_readonly kullanıcısının SELECT girişimi (SL) ve audit specification'ın oluşturulması (AUSC). SL kullanıcı aktivitesini, AUSC ise yapılandırma d</w:t>
       </w:r>
       <w:r>
         <w:t>eğişikliğini temsil etmektedir.</w:t>
@@ -19759,83 +15131,42 @@
           <w:lang w:eastAsia="tr-TR"/>
         </w:rPr>
       </w:pPr>
-      <w:proofErr w:type="spellStart"/>
       <w:r>
         <w:rPr>
           <w:color w:val="000000" w:themeColor="text1"/>
           <w:lang w:eastAsia="tr-TR"/>
         </w:rPr>
-        <w:t>Veritabanı</w:t>
-      </w:r>
-      <w:proofErr w:type="spellEnd"/>
-      <w:r>
+        <w:t xml:space="preserve">Veritabanı güvenliğinin sadece SQL Server içindeki önlemlerle sınırlı kalmaması gerekir. Dışarıdan gelen yetkisiz bağlantı girişimleri de engellenmelidir. SQL Server varsayılan olarak 1433 numaralı TCP portunu kullanır. </w:t>
+      </w:r>
+    </w:p>
+    <w:p>
+      <w:pPr>
         <w:rPr>
           <w:color w:val="000000" w:themeColor="text1"/>
           <w:lang w:eastAsia="tr-TR"/>
         </w:rPr>
-        <w:t xml:space="preserve"> güvenliğinin sadece SQL Server içindeki önlemlerle sınırlı kalmaması gerekir. Dışarıdan gelen yetkisiz bağlantı girişimleri de engellenmelidir. SQL Server varsayılan olarak 1433 numaralı TCP portunu kullanır. </w:t>
-      </w:r>
-    </w:p>
-    <w:p>
-      <w:pPr>
+      </w:pPr>
+      <w:r>
         <w:rPr>
           <w:color w:val="000000" w:themeColor="text1"/>
           <w:lang w:eastAsia="tr-TR"/>
         </w:rPr>
-      </w:pPr>
-      <w:r>
+        <w:t>Bu port dışarıya açık bırakılırsa saldırganlar doğrudan SQL Server'a bağlanmaya çalışabilir, kaba kuvvet saldırısı yapabilir veya açıkları istismar edebilir.</w:t>
+      </w:r>
+    </w:p>
+    <w:p>
+      <w:pPr>
         <w:rPr>
           <w:color w:val="000000" w:themeColor="text1"/>
           <w:lang w:eastAsia="tr-TR"/>
         </w:rPr>
-        <w:t xml:space="preserve">Bu port dışarıya açık bırakılırsa saldırganlar doğrudan SQL </w:t>
-      </w:r>
-      <w:proofErr w:type="spellStart"/>
+      </w:pPr>
       <w:r>
         <w:rPr>
           <w:color w:val="000000" w:themeColor="text1"/>
           <w:lang w:eastAsia="tr-TR"/>
         </w:rPr>
-        <w:t>Server'a</w:t>
-      </w:r>
-      <w:proofErr w:type="spellEnd"/>
-      <w:r>
-        <w:rPr>
-          <w:color w:val="000000" w:themeColor="text1"/>
-          <w:lang w:eastAsia="tr-TR"/>
-        </w:rPr>
-        <w:t xml:space="preserve"> bağlanmaya çalışabilir, kaba kuvvet saldırısı yapabilir veya açıkları istismar edebilir.</w:t>
-      </w:r>
-    </w:p>
-    <w:p>
-      <w:pPr>
-        <w:rPr>
-          <w:color w:val="000000" w:themeColor="text1"/>
-          <w:lang w:eastAsia="tr-TR"/>
-        </w:rPr>
-      </w:pPr>
-      <w:r>
-        <w:rPr>
-          <w:color w:val="000000" w:themeColor="text1"/>
-          <w:lang w:eastAsia="tr-TR"/>
-        </w:rPr>
-        <w:t xml:space="preserve">Bu riski azaltmak için Windows </w:t>
-      </w:r>
-      <w:proofErr w:type="spellStart"/>
-      <w:r>
-        <w:rPr>
-          <w:color w:val="000000" w:themeColor="text1"/>
-          <w:lang w:eastAsia="tr-TR"/>
-        </w:rPr>
-        <w:t>Defender</w:t>
-      </w:r>
-      <w:proofErr w:type="spellEnd"/>
-      <w:r>
-        <w:rPr>
-          <w:color w:val="000000" w:themeColor="text1"/>
-          <w:lang w:eastAsia="tr-TR"/>
-        </w:rPr>
-        <w:t xml:space="preserve"> Güvenlik Duvarı üzerinde 1433 portuna yönelik kısıtlı erişim kuralı oluşturulmuştur.</w:t>
+        <w:t>Bu riski azaltmak için Windows Defender Güvenlik Duvarı üzerinde 1433 portuna yönelik kısıtlı erişim kuralı oluşturulmuştur.</w:t>
       </w:r>
     </w:p>
     <w:p>
@@ -19975,46 +15306,14 @@
           <w:color w:val="000000" w:themeColor="text1"/>
           <w:lang w:eastAsia="tr-TR"/>
         </w:rPr>
-        <w:t xml:space="preserve">Profil: Domain ve </w:t>
-      </w:r>
-      <w:proofErr w:type="spellStart"/>
+        <w:t>Profil: Domain ve Private -</w:t>
+      </w:r>
       <w:r>
         <w:rPr>
           <w:color w:val="000000" w:themeColor="text1"/>
           <w:lang w:eastAsia="tr-TR"/>
         </w:rPr>
-        <w:t>Private</w:t>
-      </w:r>
-      <w:proofErr w:type="spellEnd"/>
-      <w:r>
-        <w:rPr>
-          <w:color w:val="000000" w:themeColor="text1"/>
-          <w:lang w:eastAsia="tr-TR"/>
-        </w:rPr>
-        <w:t xml:space="preserve"> -</w:t>
-      </w:r>
-      <w:r>
-        <w:rPr>
-          <w:color w:val="000000" w:themeColor="text1"/>
-          <w:lang w:eastAsia="tr-TR"/>
-        </w:rPr>
-        <w:t xml:space="preserve"> </w:t>
-      </w:r>
-      <w:proofErr w:type="spellStart"/>
-      <w:r>
-        <w:rPr>
-          <w:color w:val="000000" w:themeColor="text1"/>
-          <w:lang w:eastAsia="tr-TR"/>
-        </w:rPr>
-        <w:t>Public</w:t>
-      </w:r>
-      <w:proofErr w:type="spellEnd"/>
-      <w:r>
-        <w:rPr>
-          <w:color w:val="000000" w:themeColor="text1"/>
-          <w:lang w:eastAsia="tr-TR"/>
-        </w:rPr>
-        <w:t xml:space="preserve"> devre dışı</w:t>
+        <w:t xml:space="preserve"> Public devre dışı</w:t>
       </w:r>
     </w:p>
     <w:p>
@@ -20034,29 +15333,13 @@
           <w:color w:val="000000" w:themeColor="text1"/>
           <w:lang w:eastAsia="tr-TR"/>
         </w:rPr>
-        <w:t>Uzak IP: Yalnızca 127.0.0.1 (</w:t>
-      </w:r>
-      <w:proofErr w:type="spellStart"/>
-      <w:r>
+        <w:t>Uzak IP: Yalnızca 127.0.0.1 (localhost)</w:t>
+      </w:r>
+    </w:p>
+    <w:p>
+      <w:pPr>
         <w:rPr>
           <w:color w:val="000000" w:themeColor="text1"/>
-          <w:lang w:eastAsia="tr-TR"/>
-        </w:rPr>
-        <w:t>localhost</w:t>
-      </w:r>
-      <w:proofErr w:type="spellEnd"/>
-      <w:r>
-        <w:rPr>
-          <w:color w:val="000000" w:themeColor="text1"/>
-          <w:lang w:eastAsia="tr-TR"/>
-        </w:rPr>
-        <w:t>)</w:t>
-      </w:r>
-    </w:p>
-    <w:p>
-      <w:pPr>
-        <w:rPr>
-          <w:color w:val="000000" w:themeColor="text1"/>
         </w:rPr>
       </w:pPr>
     </w:p>
@@ -20093,23 +15376,7 @@
     <w:p>
       <w:r>
         <w:lastRenderedPageBreak/>
-        <w:t xml:space="preserve">Windows </w:t>
-      </w:r>
-      <w:proofErr w:type="spellStart"/>
-      <w:r>
-        <w:t>Defender</w:t>
-      </w:r>
-      <w:proofErr w:type="spellEnd"/>
-      <w:r>
-        <w:t xml:space="preserve"> Güvenlik Duvarı üzerinde SQL Server için port tabanlı bir </w:t>
-      </w:r>
-      <w:proofErr w:type="spellStart"/>
-      <w:r>
-        <w:t>inbound</w:t>
-      </w:r>
-      <w:proofErr w:type="spellEnd"/>
-      <w:r>
-        <w:t xml:space="preserve"> kuralı oluşturulmuştur. Bu kural ile belirli bir port üzerinden gelen bağlantılar kontrol altına alınmıştır.</w:t>
+        <w:t>Windows Defender Güvenlik Duvarı üzerinde SQL Server için port tabanlı bir inbound kuralı oluşturulmuştur. Bu kural ile belirli bir port üzerinden gelen bağlantılar kontrol altına alınmıştır.</w:t>
       </w:r>
     </w:p>
     <w:p>
@@ -20323,15 +15590,7 @@
     <w:p>
       <w:r>
         <w:lastRenderedPageBreak/>
-        <w:t xml:space="preserve">Kural eylemi 'Bağlantıya izin ver' olarak seçilmiştir. Bu izin yalnızca tanımlanan </w:t>
-      </w:r>
-      <w:proofErr w:type="gramStart"/>
-      <w:r>
-        <w:t>profil</w:t>
-      </w:r>
-      <w:proofErr w:type="gramEnd"/>
-      <w:r>
-        <w:t xml:space="preserve"> ve IP koşullarıyla birlikte geçerlidir.</w:t>
+        <w:t>Kural eylemi 'Bağlantıya izin ver' olarak seçilmiştir. Bu izin yalnızca tanımlanan profil ve IP koşullarıyla birlikte geçerlidir.</w:t>
       </w:r>
     </w:p>
     <w:p>
@@ -20443,47 +15702,7 @@
     <w:p>
       <w:r>
         <w:lastRenderedPageBreak/>
-        <w:t xml:space="preserve">Güvenlik kuralı yalnızca Domain ve </w:t>
-      </w:r>
-      <w:proofErr w:type="spellStart"/>
-      <w:r>
-        <w:t>Private</w:t>
-      </w:r>
-      <w:proofErr w:type="spellEnd"/>
-      <w:r>
-        <w:t xml:space="preserve"> ağ </w:t>
-      </w:r>
-      <w:proofErr w:type="gramStart"/>
-      <w:r>
-        <w:t>profilleri</w:t>
-      </w:r>
-      <w:proofErr w:type="gramEnd"/>
-      <w:r>
-        <w:t xml:space="preserve"> için aktif edilmiştir. </w:t>
-      </w:r>
-      <w:proofErr w:type="spellStart"/>
-      <w:r>
-        <w:t>Public</w:t>
-      </w:r>
-      <w:proofErr w:type="spellEnd"/>
-      <w:r>
-        <w:t xml:space="preserve"> (ortak) ağ </w:t>
-      </w:r>
-      <w:proofErr w:type="gramStart"/>
-      <w:r>
-        <w:t>profili</w:t>
-      </w:r>
-      <w:proofErr w:type="gramEnd"/>
-      <w:r>
-        <w:t xml:space="preserve"> devre dışı bırakılarak, kafe, havaalanı gibi güvensiz ortamlardan SQL </w:t>
-      </w:r>
-      <w:proofErr w:type="spellStart"/>
-      <w:r>
-        <w:t>Server’a</w:t>
-      </w:r>
-      <w:proofErr w:type="spellEnd"/>
-      <w:r>
-        <w:t xml:space="preserve"> erişim engellenmiştir.</w:t>
+        <w:t>Güvenlik kuralı yalnızca Domain ve Private ağ profilleri için aktif edilmiştir. Public (ortak) ağ profili devre dışı bırakılarak, kafe, havaalanı gibi güvensiz ortamlardan SQL Server’a erişim engellenmiştir.</w:t>
       </w:r>
     </w:p>
     <w:p>
@@ -20583,29 +15802,13 @@
         <w:t>O</w:t>
       </w:r>
       <w:r>
-        <w:t xml:space="preserve">luşturulan 'SQL Server 1433 - Kısıtlı Erişim' kuralı Windows </w:t>
-      </w:r>
-      <w:proofErr w:type="spellStart"/>
-      <w:r>
-        <w:t>Defender</w:t>
-      </w:r>
-      <w:proofErr w:type="spellEnd"/>
-      <w:r>
-        <w:t xml:space="preserve"> Güvenlik Duvarı üzerinde aktif olarak görüntülenmiştir.</w:t>
+        <w:t>luşturulan 'SQL Server 1433 - Kısıtlı Erişim' kuralı Windows Defender Güvenlik Duvarı üzerinde aktif olarak görüntülenmiştir.</w:t>
       </w:r>
     </w:p>
     <w:p>
       <w:r>
         <w:lastRenderedPageBreak/>
-        <w:t>Güvenlik duvarı kuralı kapsamında uzak IP adresi kısıtlaması uygulanmıştır. Yalnızca 127.0.0.1 (</w:t>
-      </w:r>
-      <w:proofErr w:type="spellStart"/>
-      <w:r>
-        <w:t>localhost</w:t>
-      </w:r>
-      <w:proofErr w:type="spellEnd"/>
-      <w:r>
-        <w:t>) adresinden gelen bağlantılara izin verilmiş, dış ağlardan gelen tüm bağlantılar engellenmiştir. Bu sayede SQL Server yalnızca yerel erişime açık hale</w:t>
+        <w:t>Güvenlik duvarı kuralı kapsamında uzak IP adresi kısıtlaması uygulanmıştır. Yalnızca 127.0.0.1 (localhost) adresinden gelen bağlantılara izin verilmiş, dış ağlardan gelen tüm bağlantılar engellenmiştir. Bu sayede SQL Server yalnızca yerel erişime açık hale</w:t>
       </w:r>
       <w:r>
         <w:t xml:space="preserve"> getirilmiştir.</w:t>
@@ -20691,15 +15894,7 @@
     <w:p>
       <w:r>
         <w:lastRenderedPageBreak/>
-        <w:t xml:space="preserve">Oluşturulan “SQL Server 1433 - Kısıtlı Erişim” kuralı Windows </w:t>
-      </w:r>
-      <w:proofErr w:type="spellStart"/>
-      <w:r>
-        <w:t>Defender</w:t>
-      </w:r>
-      <w:proofErr w:type="spellEnd"/>
-      <w:r>
-        <w:t xml:space="preserve"> Güvenlik Duvarı üzerinde aktif olarak görüntülenmiştir. Bu durum yapılandırmanın başarıyla uygulandığını göstermektedir.</w:t>
+        <w:t>Oluşturulan “SQL Server 1433 - Kısıtlı Erişim” kuralı Windows Defender Güvenlik Duvarı üzerinde aktif olarak görüntülenmiştir. Bu durum yapılandırmanın başarıyla uygulandığını göstermektedir.</w:t>
       </w:r>
     </w:p>
     <w:p/>
@@ -20758,23 +15953,7 @@
     <w:p>
       <w:r>
         <w:lastRenderedPageBreak/>
-        <w:t xml:space="preserve">SQL </w:t>
-      </w:r>
-      <w:proofErr w:type="spellStart"/>
-      <w:r>
-        <w:t>Server’ın</w:t>
-      </w:r>
-      <w:proofErr w:type="spellEnd"/>
-      <w:r>
-        <w:t xml:space="preserve"> TCP/IP protokolü aktif hale getirilmiştir. Bu sayede </w:t>
-      </w:r>
-      <w:proofErr w:type="spellStart"/>
-      <w:r>
-        <w:t>veritabanı</w:t>
-      </w:r>
-      <w:proofErr w:type="spellEnd"/>
-      <w:r>
-        <w:t xml:space="preserve"> sunucusunun TCP üzerinden bağlantı kabul edebilmesi sağlanmıştır.</w:t>
+        <w:t>SQL Server’ın TCP/IP protokolü aktif hale getirilmiştir. Bu sayede veritabanı sunucusunun TCP üzerinden bağlantı kabul edebilmesi sağlanmıştır.</w:t>
       </w:r>
     </w:p>
     <w:p/>
@@ -21064,29 +16243,7 @@
           <w:szCs w:val="21"/>
           <w:lang w:eastAsia="tr-TR"/>
         </w:rPr>
-        <w:t xml:space="preserve">    </w:t>
-      </w:r>
-      <w:proofErr w:type="spellStart"/>
-      <w:r>
-        <w:rPr>
-          <w:rFonts w:ascii="Consolas" w:eastAsia="Times New Roman" w:hAnsi="Consolas" w:cs="Times New Roman"/>
-          <w:color w:val="F09483"/>
-          <w:sz w:val="21"/>
-          <w:szCs w:val="21"/>
-          <w:lang w:eastAsia="tr-TR"/>
-        </w:rPr>
-        <w:t>local_tcp_port</w:t>
-      </w:r>
-      <w:proofErr w:type="spellEnd"/>
-      <w:r>
-        <w:rPr>
-          <w:rFonts w:ascii="Consolas" w:eastAsia="Times New Roman" w:hAnsi="Consolas" w:cs="Times New Roman"/>
-          <w:color w:val="F09483"/>
-          <w:sz w:val="21"/>
-          <w:szCs w:val="21"/>
-          <w:lang w:eastAsia="tr-TR"/>
-        </w:rPr>
-        <w:t>,</w:t>
+        <w:t>    local_tcp_port,</w:t>
       </w:r>
     </w:p>
     <w:p>
@@ -21109,20 +16266,8 @@
           <w:szCs w:val="21"/>
           <w:lang w:eastAsia="tr-TR"/>
         </w:rPr>
-        <w:t xml:space="preserve">    </w:t>
-      </w:r>
-      <w:proofErr w:type="spellStart"/>
-      <w:r>
-        <w:rPr>
-          <w:rFonts w:ascii="Consolas" w:eastAsia="Times New Roman" w:hAnsi="Consolas" w:cs="Times New Roman"/>
-          <w:color w:val="F09483"/>
-          <w:sz w:val="21"/>
-          <w:szCs w:val="21"/>
-          <w:lang w:eastAsia="tr-TR"/>
-        </w:rPr>
-        <w:t>net_transport</w:t>
-      </w:r>
-      <w:proofErr w:type="spellEnd"/>
+        <w:t>    net_transport</w:t>
+      </w:r>
     </w:p>
     <w:p>
       <w:pPr>
@@ -21156,32 +16301,8 @@
           <w:szCs w:val="21"/>
           <w:lang w:eastAsia="tr-TR"/>
         </w:rPr>
-        <w:t xml:space="preserve"> </w:t>
-      </w:r>
-      <w:proofErr w:type="spellStart"/>
-      <w:proofErr w:type="gramStart"/>
-      <w:r>
-        <w:rPr>
-          <w:rFonts w:ascii="Consolas" w:eastAsia="Times New Roman" w:hAnsi="Consolas" w:cs="Times New Roman"/>
-          <w:color w:val="F09483"/>
-          <w:sz w:val="21"/>
-          <w:szCs w:val="21"/>
-          <w:lang w:eastAsia="tr-TR"/>
-        </w:rPr>
-        <w:t>sys.dm</w:t>
-      </w:r>
-      <w:proofErr w:type="gramEnd"/>
-      <w:r>
-        <w:rPr>
-          <w:rFonts w:ascii="Consolas" w:eastAsia="Times New Roman" w:hAnsi="Consolas" w:cs="Times New Roman"/>
-          <w:color w:val="F09483"/>
-          <w:sz w:val="21"/>
-          <w:szCs w:val="21"/>
-          <w:lang w:eastAsia="tr-TR"/>
-        </w:rPr>
-        <w:t>_exec_connections</w:t>
-      </w:r>
-      <w:proofErr w:type="spellEnd"/>
+        <w:t xml:space="preserve"> sys.dm_exec_connections</w:t>
+      </w:r>
     </w:p>
     <w:p>
       <w:pPr>
@@ -21215,29 +16336,7 @@
           <w:szCs w:val="21"/>
           <w:lang w:eastAsia="tr-TR"/>
         </w:rPr>
-        <w:t xml:space="preserve"> </w:t>
-      </w:r>
-      <w:proofErr w:type="spellStart"/>
-      <w:r>
-        <w:rPr>
-          <w:rFonts w:ascii="Consolas" w:eastAsia="Times New Roman" w:hAnsi="Consolas" w:cs="Times New Roman"/>
-          <w:color w:val="F09483"/>
-          <w:sz w:val="21"/>
-          <w:szCs w:val="21"/>
-          <w:lang w:eastAsia="tr-TR"/>
-        </w:rPr>
-        <w:t>session_id</w:t>
-      </w:r>
-      <w:proofErr w:type="spellEnd"/>
-      <w:r>
-        <w:rPr>
-          <w:rFonts w:ascii="Consolas" w:eastAsia="Times New Roman" w:hAnsi="Consolas" w:cs="Times New Roman"/>
-          <w:color w:val="F09483"/>
-          <w:sz w:val="21"/>
-          <w:szCs w:val="21"/>
-          <w:lang w:eastAsia="tr-TR"/>
-        </w:rPr>
-        <w:t xml:space="preserve"> </w:t>
+        <w:t xml:space="preserve"> session_id </w:t>
       </w:r>
       <w:r>
         <w:rPr>
@@ -21416,104 +16515,20 @@
         <w:rPr>
           <w:lang w:eastAsia="tr-TR"/>
         </w:rPr>
-        <w:t xml:space="preserve">Bu projede Microsoft SQL Server 2022 üzerinde kapsamlı bir </w:t>
-      </w:r>
-      <w:proofErr w:type="spellStart"/>
-      <w:r>
-        <w:rPr>
-          <w:lang w:eastAsia="tr-TR"/>
-        </w:rPr>
-        <w:t>veritabanı</w:t>
-      </w:r>
-      <w:proofErr w:type="spellEnd"/>
-      <w:r>
-        <w:rPr>
-          <w:lang w:eastAsia="tr-TR"/>
-        </w:rPr>
-        <w:t xml:space="preserve"> güvenlik altyapısı tasarlanmış ve uygulamalı olarak test edilmiştir.</w:t>
-      </w:r>
-    </w:p>
-    <w:p>
-      <w:pPr>
-        <w:rPr>
-          <w:lang w:eastAsia="tr-TR"/>
-        </w:rPr>
-      </w:pPr>
-      <w:r>
-        <w:rPr>
-          <w:lang w:eastAsia="tr-TR"/>
-        </w:rPr>
-        <w:t xml:space="preserve">Erişim yönetimi kapsamında rol tabanlı yetkilendirme yapılandırılmış, farklı kullanıcıların yalnızca kendilerine tanımlanan işlemleri gerçekleştirebildiği doğrulanmıştır. TDE ile </w:t>
-      </w:r>
-      <w:proofErr w:type="spellStart"/>
-      <w:r>
-        <w:rPr>
-          <w:lang w:eastAsia="tr-TR"/>
-        </w:rPr>
-        <w:t>veritabanı</w:t>
-      </w:r>
-      <w:proofErr w:type="spellEnd"/>
-      <w:r>
-        <w:rPr>
-          <w:lang w:eastAsia="tr-TR"/>
-        </w:rPr>
-        <w:t xml:space="preserve"> dosyaları disk üzerinde şifrelenmiş, fiziksel erişim durumunda veri güvenliği sağlanmıştır. SQL </w:t>
-      </w:r>
-      <w:proofErr w:type="spellStart"/>
-      <w:r>
-        <w:rPr>
-          <w:lang w:eastAsia="tr-TR"/>
-        </w:rPr>
-        <w:t>Injection</w:t>
-      </w:r>
-      <w:proofErr w:type="spellEnd"/>
-      <w:r>
-        <w:rPr>
-          <w:lang w:eastAsia="tr-TR"/>
-        </w:rPr>
-        <w:t xml:space="preserve"> testlerinde dinamik sorguların ciddi güvenlik açıkları oluşturduğu gözlemlenmiş, parametreli sorgularla bu açık giderilmiştir. </w:t>
-      </w:r>
-      <w:proofErr w:type="spellStart"/>
-      <w:r>
-        <w:rPr>
-          <w:lang w:eastAsia="tr-TR"/>
-        </w:rPr>
-        <w:t>Audit</w:t>
-      </w:r>
-      <w:proofErr w:type="spellEnd"/>
-      <w:r>
-        <w:rPr>
-          <w:lang w:eastAsia="tr-TR"/>
-        </w:rPr>
-        <w:t xml:space="preserve"> </w:t>
-      </w:r>
-      <w:proofErr w:type="spellStart"/>
-      <w:r>
-        <w:rPr>
-          <w:lang w:eastAsia="tr-TR"/>
-        </w:rPr>
-        <w:t>logları</w:t>
-      </w:r>
-      <w:proofErr w:type="spellEnd"/>
-      <w:r>
-        <w:rPr>
-          <w:lang w:eastAsia="tr-TR"/>
-        </w:rPr>
-        <w:t xml:space="preserve"> ile kullanıcı aktiviteleri başarılı ve başarısız işlemler </w:t>
-      </w:r>
-      <w:proofErr w:type="gramStart"/>
-      <w:r>
-        <w:rPr>
-          <w:lang w:eastAsia="tr-TR"/>
-        </w:rPr>
-        <w:t>dahil</w:t>
-      </w:r>
-      <w:proofErr w:type="gramEnd"/>
-      <w:r>
-        <w:rPr>
-          <w:lang w:eastAsia="tr-TR"/>
-        </w:rPr>
-        <w:t xml:space="preserve"> eksiksiz kayıt altına alınmıştır. Güvenlik duvarı yapılandırmasıyla SQL Server yalnızca yerel ağdan erişilebilir hale getirilmiş, dış bağlantılar engellenmiştir.</w:t>
+        <w:t>Bu projede Microsoft SQL Server 2022 üzerinde kapsamlı bir veritabanı güvenlik altyapısı tasarlanmış ve uygulamalı olarak test edilmiştir.</w:t>
+      </w:r>
+    </w:p>
+    <w:p>
+      <w:pPr>
+        <w:rPr>
+          <w:lang w:eastAsia="tr-TR"/>
+        </w:rPr>
+      </w:pPr>
+      <w:r>
+        <w:rPr>
+          <w:lang w:eastAsia="tr-TR"/>
+        </w:rPr>
+        <w:t>Erişim yönetimi kapsamında rol tabanlı yetkilendirme yapılandırılmış, farklı kullanıcıların yalnızca kendilerine tanımlanan işlemleri gerçekleştirebildiği doğrulanmıştır. TDE ile veritabanı dosyaları disk üzerinde şifrelenmiş, fiziksel erişim durumunda veri güvenliği sağlanmıştır. SQL Injection testlerinde dinamik sorguların ciddi güvenlik açıkları oluşturduğu gözlemlenmiş, parametreli sorgularla bu açık giderilmiştir. Audit logları ile kullanıcı aktiviteleri başarılı ve başarısız işlemler dahil eksiksiz kayıt altına alınmıştır. Güvenlik duvarı yapılandırmasıyla SQL Server yalnızca yerel ağdan erişilebilir hale getirilmiş, dış bağlantılar engellenmiştir.</w:t>
       </w:r>
     </w:p>
     <w:p>
@@ -23086,7 +18101,7 @@
 </file>
 
 <file path=customXml/itemProps1.xml><?xml version="1.0" encoding="utf-8"?>
-<ds:datastoreItem xmlns:ds="http://schemas.openxmlformats.org/officeDocument/2006/customXml" ds:itemID="{265365B8-69E8-401A-8FE2-014172C3DEC3}">
+<ds:datastoreItem xmlns:ds="http://schemas.openxmlformats.org/officeDocument/2006/customXml" ds:itemID="{6387772B-425E-497B-B4C1-9DFE06686D00}">
   <ds:schemaRefs>
     <ds:schemaRef ds:uri="http://schemas.openxmlformats.org/officeDocument/2006/bibliography"/>
   </ds:schemaRefs>
